--- a/Semester 6/os/project-report/os-project-report.docx
+++ b/Semester 6/os/project-report/os-project-report.docx
@@ -4,7 +4,7 @@
   <w:body>
     <w:p>
       <w:pPr>
-        <w:pStyle w:val="139"/>
+        <w:pStyle w:val="857"/>
         <w:pBdr/>
         <w:spacing w:before="0" w:line="497" w:lineRule="exact"/>
         <w:ind/>
@@ -17,17 +17,16 @@
       </w:pPr>
       <w:r>
         <w:rPr>
-          <w:rStyle w:val="1_1"/>
+          <w:rStyle w:val="921"/>
           <w:rFonts w:ascii="Times New Roman" w:hAnsi="Times New Roman" w:eastAsia="Times New Roman" w:cs="Times New Roman"/>
           <w:spacing w:val="4"/>
           <w:sz w:val="36"/>
           <w:szCs w:val="36"/>
         </w:rPr>
       </w:r>
-      <w:r/>
       <w:r>
         <w:rPr>
-          <w:rStyle w:val="1_1"/>
+          <w:rStyle w:val="921"/>
           <w:rFonts w:ascii="Times New Roman" w:hAnsi="Times New Roman" w:eastAsia="Times New Roman" w:cs="Times New Roman"/>
           <w:spacing w:val="4"/>
           <w:sz w:val="36"/>
@@ -37,7 +36,7 @@
       </w:r>
       <w:r>
         <w:rPr>
-          <w:rStyle w:val="1_1"/>
+          <w:rStyle w:val="921"/>
           <w:rFonts w:ascii="Times New Roman" w:hAnsi="Times New Roman" w:eastAsia="Times New Roman" w:cs="Times New Roman"/>
           <w:spacing w:val="-6"/>
           <w:sz w:val="36"/>
@@ -54,7 +53,7 @@
       </w:r>
       <w:r>
         <w:rPr>
-          <w:rFonts w:ascii="Times New Roman" w:hAnsi="Times New Roman" w:eastAsia="Times New Roman" w:cs="Times New Roman"/>
+          <w:rFonts w:ascii="Times New Roman" w:hAnsi="Times New Roman" w:cs="Times New Roman"/>
           <w:sz w:val="36"/>
           <w:szCs w:val="36"/>
         </w:rPr>
@@ -62,7 +61,7 @@
     </w:p>
     <w:p>
       <w:pPr>
-        <w:pStyle w:val="139"/>
+        <w:pStyle w:val="857"/>
         <w:pBdr/>
         <w:spacing w:before="0" w:line="386" w:lineRule="exact"/>
         <w:ind/>
@@ -77,7 +76,7 @@
       </w:pPr>
       <w:r>
         <w:rPr>
-          <w:rStyle w:val="1_34"/>
+          <w:rStyle w:val="922"/>
           <w:rFonts w:ascii="Times New Roman" w:hAnsi="Times New Roman" w:eastAsia="Times New Roman" w:cs="Times New Roman"/>
           <w:spacing w:val="-3"/>
           <w:sz w:val="24"/>
@@ -91,19 +90,11 @@
           <w:sz w:val="24"/>
           <w:szCs w:val="24"/>
         </w:rPr>
-      </w:r>
-      <w:r/>
-      <w:r>
-        <w:rPr>
-          <w:rFonts w:ascii="Times New Roman" w:hAnsi="Times New Roman" w:eastAsia="Times New Roman" w:cs="Times New Roman"/>
-          <w:sz w:val="24"/>
-          <w:szCs w:val="24"/>
-        </w:rPr>
         <w:br/>
       </w:r>
       <w:r>
         <w:rPr>
-          <w:rStyle w:val="1_34"/>
+          <w:rStyle w:val="922"/>
           <w:rFonts w:ascii="Times New Roman" w:hAnsi="Times New Roman" w:eastAsia="Times New Roman" w:cs="Times New Roman"/>
           <w:spacing w:val="-5"/>
           <w:sz w:val="24"/>
@@ -113,7 +104,7 @@
       </w:r>
       <w:r>
         <w:rPr>
-          <w:rStyle w:val="1_34"/>
+          <w:rStyle w:val="922"/>
           <w:rFonts w:ascii="Times New Roman" w:hAnsi="Times New Roman" w:eastAsia="Times New Roman" w:cs="Times New Roman"/>
           <w:b/>
           <w:bCs/>
@@ -125,7 +116,7 @@
       </w:r>
       <w:r>
         <w:rPr>
-          <w:rStyle w:val="1_34"/>
+          <w:rStyle w:val="922"/>
           <w:rFonts w:ascii="Times New Roman" w:hAnsi="Times New Roman" w:eastAsia="Times New Roman" w:cs="Times New Roman"/>
           <w:spacing w:val="-5"/>
           <w:sz w:val="24"/>
@@ -135,7 +126,7 @@
       </w:r>
       <w:r>
         <w:rPr>
-          <w:rStyle w:val="1_34"/>
+          <w:rStyle w:val="922"/>
           <w:rFonts w:ascii="Times New Roman" w:hAnsi="Times New Roman" w:eastAsia="Times New Roman" w:cs="Times New Roman"/>
           <w:spacing w:val="-1"/>
           <w:sz w:val="24"/>
@@ -145,7 +136,7 @@
       </w:r>
       <w:r>
         <w:rPr>
-          <w:rStyle w:val="1_34"/>
+          <w:rStyle w:val="922"/>
           <w:rFonts w:ascii="Times New Roman" w:hAnsi="Times New Roman" w:eastAsia="Times New Roman" w:cs="Times New Roman"/>
           <w:b/>
           <w:bCs/>
@@ -157,7 +148,7 @@
       </w:r>
       <w:r>
         <w:rPr>
-          <w:rStyle w:val="1_34"/>
+          <w:rStyle w:val="922"/>
           <w:rFonts w:ascii="Times New Roman" w:hAnsi="Times New Roman" w:eastAsia="Times New Roman" w:cs="Times New Roman"/>
           <w:spacing w:val="-1"/>
           <w:sz w:val="24"/>
@@ -167,7 +158,7 @@
       </w:r>
       <w:r>
         <w:rPr>
-          <w:rStyle w:val="1_34"/>
+          <w:rStyle w:val="922"/>
           <w:rFonts w:ascii="Times New Roman" w:hAnsi="Times New Roman" w:eastAsia="Times New Roman" w:cs="Times New Roman"/>
           <w:spacing w:val="-3"/>
           <w:sz w:val="24"/>
@@ -177,7 +168,7 @@
       </w:r>
       <w:r>
         <w:rPr>
-          <w:rStyle w:val="1_34"/>
+          <w:rStyle w:val="922"/>
           <w:rFonts w:ascii="Times New Roman" w:hAnsi="Times New Roman" w:eastAsia="Times New Roman" w:cs="Times New Roman"/>
           <w:b/>
           <w:bCs/>
@@ -189,7 +180,7 @@
       </w:r>
       <w:r>
         <w:rPr>
-          <w:rStyle w:val="1_34"/>
+          <w:rStyle w:val="922"/>
           <w:rFonts w:ascii="Times New Roman" w:hAnsi="Times New Roman" w:eastAsia="Times New Roman" w:cs="Times New Roman"/>
           <w:spacing w:val="-3"/>
           <w:sz w:val="24"/>
@@ -199,7 +190,7 @@
       </w:r>
       <w:r>
         <w:rPr>
-          <w:rStyle w:val="1_34"/>
+          <w:rStyle w:val="922"/>
           <w:rFonts w:ascii="Times New Roman" w:hAnsi="Times New Roman" w:eastAsia="Times New Roman" w:cs="Times New Roman"/>
           <w:spacing w:val="-6"/>
           <w:sz w:val="24"/>
@@ -209,7 +200,7 @@
       </w:r>
       <w:r>
         <w:rPr>
-          <w:rStyle w:val="1_34"/>
+          <w:rStyle w:val="922"/>
           <w:rFonts w:ascii="Times New Roman" w:hAnsi="Times New Roman" w:eastAsia="Times New Roman" w:cs="Times New Roman"/>
           <w:b/>
           <w:bCs/>
@@ -230,7 +221,7 @@
       </w:r>
       <w:r>
         <w:rPr>
-          <w:rFonts w:ascii="Times New Roman" w:hAnsi="Times New Roman" w:eastAsia="Times New Roman" w:cs="Times New Roman"/>
+          <w:rFonts w:ascii="Times New Roman" w:hAnsi="Times New Roman" w:cs="Times New Roman"/>
           <w:b/>
           <w:bCs/>
           <w:sz w:val="24"/>
@@ -249,14 +240,6 @@
           <w:szCs w:val="24"/>
         </w:rPr>
       </w:pPr>
-      <w:r>
-        <w:rPr>
-          <w:rFonts w:ascii="Times New Roman" w:hAnsi="Times New Roman" w:eastAsia="Times New Roman" w:cs="Times New Roman"/>
-          <w:sz w:val="24"/>
-          <w:szCs w:val="24"/>
-        </w:rPr>
-      </w:r>
-      <w:r/>
       <w:r>
         <w:rPr>
           <w:rFonts w:ascii="Times New Roman" w:hAnsi="Times New Roman" w:eastAsia="Times New Roman" w:cs="Times New Roman"/>
@@ -344,6 +327,13 @@
       <w:r>
         <w:rPr>
           <w:rFonts w:ascii="Times New Roman" w:hAnsi="Times New Roman" w:eastAsia="Times New Roman" w:cs="Times New Roman"/>
+          <w:sz w:val="24"/>
+          <w:szCs w:val="24"/>
+        </w:rPr>
+      </w:r>
+      <w:r>
+        <w:rPr>
+          <w:rFonts w:ascii="Times New Roman" w:hAnsi="Times New Roman" w:cs="Times New Roman"/>
           <w:sz w:val="24"/>
           <w:szCs w:val="24"/>
         </w:rPr>
@@ -458,16 +448,6 @@
           <w:sz w:val="28"/>
           <w:szCs w:val="28"/>
         </w:rPr>
-      </w:r>
-      <w:r/>
-      <w:r>
-        <w:rPr>
-          <w:rFonts w:ascii="Times New Roman" w:hAnsi="Times New Roman" w:eastAsia="Times New Roman" w:cs="Times New Roman"/>
-          <w:b/>
-          <w:bCs/>
-          <w:sz w:val="28"/>
-          <w:szCs w:val="28"/>
-        </w:rPr>
         <w:t xml:space="preserve">1. Introduction</w:t>
       </w:r>
       <w:r>
@@ -477,6 +457,16 @@
           <w:bCs/>
           <w:sz w:val="28"/>
           <w:szCs w:val="28"/>
+        </w:rPr>
+      </w:r>
+      <w:r>
+        <w:rPr>
+          <w:rFonts w:ascii="Times New Roman" w:hAnsi="Times New Roman" w:cs="Times New Roman"/>
+          <w:b/>
+          <w:bCs/>
+          <w:sz w:val="28"/>
+          <w:szCs w:val="28"/>
+          <w:highlight w:val="none"/>
         </w:rPr>
       </w:r>
     </w:p>
@@ -510,7 +500,6 @@
         </w:rPr>
         <w:t xml:space="preserve">This project demonstrates the practical application of Operating System principles through the</w:t>
       </w:r>
-      <w:r/>
       <w:r>
         <w:rPr>
           <w:rFonts w:ascii="Times New Roman" w:hAnsi="Times New Roman" w:eastAsia="Times New Roman" w:cs="Times New Roman"/>
@@ -530,7 +519,20 @@
         <w:rPr>
           <w:highlight w:val="none"/>
         </w:rPr>
-        <w:t xml:space="preserve">lt by customizing the ArchLinux ISO [3] to create a bare-minimum live environment populated only with essential modern applications. It utilizes archinstall for a streamlined, s</w:t>
+        <w:t xml:space="preserve">lt by customizing the ArchLinux ISO </w:t>
+      </w:r>
+      <w:r>
+        <w:rPr>
+          <w:color w:val="0070c0"/>
+          <w:highlight w:val="none"/>
+        </w:rPr>
+        <w:t xml:space="preserve">[3]</w:t>
+      </w:r>
+      <w:r>
+        <w:rPr>
+          <w:highlight w:val="none"/>
+        </w:rPr>
+        <w:t xml:space="preserve"> to create a bare-minimum live environment populated only with essential modern applications. It utilizes archinstall for a streamlined, s</w:t>
       </w:r>
       <w:r>
         <w:rPr>
@@ -555,14 +557,14 @@
           <w:rFonts w:ascii="Times New Roman" w:hAnsi="Times New Roman" w:eastAsia="Times New Roman" w:cs="Times New Roman"/>
           <w:sz w:val="24"/>
           <w:szCs w:val="24"/>
-          <w:highlight w:val="none"/>
         </w:rPr>
       </w:r>
       <w:r>
         <w:rPr>
-          <w:rFonts w:ascii="Times New Roman" w:hAnsi="Times New Roman" w:eastAsia="Times New Roman" w:cs="Times New Roman"/>
+          <w:rFonts w:ascii="Times New Roman" w:hAnsi="Times New Roman" w:cs="Times New Roman"/>
           <w:sz w:val="24"/>
           <w:szCs w:val="24"/>
+          <w:highlight w:val="none"/>
         </w:rPr>
       </w:r>
     </w:p>
@@ -593,7 +595,16 @@
           <w:szCs w:val="24"/>
           <w:highlight w:val="none"/>
         </w:rPr>
-        <w:t xml:space="preserve">To bridge the gap between low-level system configuration and user-space process management, complementary tools were developed: Archmate for comprehensive system administration, a Chaotic AUR installer script, and Tree_tasker, a Python and PySide6-based gra</w:t>
+        <w:t xml:space="preserve">T</w:t>
+      </w:r>
+      <w:r>
+        <w:rPr>
+          <w:rFonts w:ascii="Times New Roman" w:hAnsi="Times New Roman" w:eastAsia="Times New Roman" w:cs="Times New Roman"/>
+          <w:sz w:val="24"/>
+          <w:szCs w:val="24"/>
+          <w:highlight w:val="none"/>
+        </w:rPr>
+        <w:t xml:space="preserve">o bridge the gap between low-level system configuration and user-space process management, complementary tools were developed: Archmate for comprehensive system administration, a Chaotic AUR installer script, and Tree_tasker, a Python and PySide6-based gra</w:t>
       </w:r>
       <w:r>
         <w:rPr>
@@ -610,13 +621,55 @@
           <w:sz w:val="24"/>
           <w:szCs w:val="24"/>
         </w:rPr>
-        <w:t xml:space="preserve"> For automated setups, dotfiles can be  integrated, as well as third party providers like, END4 [1], ML4W [2] scripts.</w:t>
+        <w:t xml:space="preserve"> For automated setups, dotfiles can be  integrated, as well as third party providers like, END4 </w:t>
+      </w:r>
+      <w:r>
+        <w:rPr>
+          <w:rFonts w:ascii="Times New Roman" w:hAnsi="Times New Roman" w:eastAsia="Times New Roman" w:cs="Times New Roman"/>
+          <w:color w:val="0070c0"/>
+          <w:sz w:val="24"/>
+          <w:szCs w:val="24"/>
+        </w:rPr>
+        <w:t xml:space="preserve">[1]</w:t>
       </w:r>
       <w:r>
         <w:rPr>
           <w:rFonts w:ascii="Times New Roman" w:hAnsi="Times New Roman" w:eastAsia="Times New Roman" w:cs="Times New Roman"/>
           <w:sz w:val="24"/>
           <w:szCs w:val="24"/>
+        </w:rPr>
+        <w:t xml:space="preserve">, ML4W </w:t>
+      </w:r>
+      <w:r>
+        <w:rPr>
+          <w:rFonts w:ascii="Times New Roman" w:hAnsi="Times New Roman" w:eastAsia="Times New Roman" w:cs="Times New Roman"/>
+          <w:color w:val="0070c0"/>
+          <w:sz w:val="24"/>
+          <w:szCs w:val="24"/>
+        </w:rPr>
+        <w:t xml:space="preserve">[2]</w:t>
+      </w:r>
+      <w:r>
+        <w:rPr>
+          <w:rFonts w:ascii="Times New Roman" w:hAnsi="Times New Roman" w:eastAsia="Times New Roman" w:cs="Times New Roman"/>
+          <w:sz w:val="24"/>
+          <w:szCs w:val="24"/>
+        </w:rPr>
+        <w:t xml:space="preserve"> scripts.</w:t>
+      </w:r>
+      <w:r>
+        <w:rPr>
+          <w:rFonts w:ascii="Times New Roman" w:hAnsi="Times New Roman" w:eastAsia="Times New Roman" w:cs="Times New Roman"/>
+          <w:sz w:val="24"/>
+          <w:szCs w:val="24"/>
+        </w:rPr>
+      </w:r>
+      <w:r>
+        <w:rPr>
+          <w:rFonts w:ascii="Times New Roman" w:hAnsi="Times New Roman" w:cs="Times New Roman"/>
+          <w:sz w:val="24"/>
+          <w:szCs w:val="24"/>
+          <w:highlight w:val="none"/>
         </w:rPr>
       </w:r>
     </w:p>
@@ -663,22 +716,22 @@
           <w:bCs/>
           <w:sz w:val="28"/>
           <w:szCs w:val="28"/>
-          <w:highlight w:val="none"/>
         </w:rPr>
       </w:r>
       <w:r>
         <w:rPr>
-          <w:rFonts w:ascii="Times New Roman" w:hAnsi="Times New Roman" w:eastAsia="Times New Roman" w:cs="Times New Roman"/>
+          <w:rFonts w:ascii="Times New Roman" w:hAnsi="Times New Roman" w:cs="Times New Roman"/>
           <w:b/>
           <w:bCs/>
           <w:sz w:val="28"/>
           <w:szCs w:val="28"/>
+          <w:highlight w:val="none"/>
         </w:rPr>
       </w:r>
     </w:p>
     <w:p>
       <w:pPr>
-        <w:pStyle w:val="668"/>
+        <w:pStyle w:val="920"/>
         <w:numPr>
           <w:ilvl w:val="0"/>
           <w:numId w:val="2"/>
@@ -700,7 +753,34 @@
           <w:szCs w:val="24"/>
           <w:highlight w:val="none"/>
         </w:rPr>
-        <w:t xml:space="preserve">To understand Linux system architecture by customizing and building a bootable Arch-based ISO [3], a rolling based distributions.</w:t>
+        <w:t xml:space="preserve">To understand Linux system architecture by customizing and building a bootable Arch-based ISO </w:t>
+      </w:r>
+      <w:r>
+        <w:rPr>
+          <w:rFonts w:ascii="Times New Roman" w:hAnsi="Times New Roman" w:eastAsia="Times New Roman" w:cs="Times New Roman"/>
+          <w:color w:val="0070c0"/>
+          <w:sz w:val="24"/>
+          <w:szCs w:val="24"/>
+          <w:highlight w:val="none"/>
+        </w:rPr>
+        <w:t xml:space="preserve">[3]</w:t>
+      </w:r>
+      <w:r>
+        <w:rPr>
+          <w:rFonts w:ascii="Times New Roman" w:hAnsi="Times New Roman" w:eastAsia="Times New Roman" w:cs="Times New Roman"/>
+          <w:sz w:val="24"/>
+          <w:szCs w:val="24"/>
+          <w:highlight w:val="none"/>
+        </w:rPr>
+        <w:t xml:space="preserve">, a rolling based distributions.</w:t>
+      </w:r>
+      <w:r>
+        <w:rPr>
+          <w:rFonts w:ascii="Times New Roman" w:hAnsi="Times New Roman" w:eastAsia="Times New Roman" w:cs="Times New Roman"/>
+          <w:sz w:val="24"/>
+          <w:szCs w:val="24"/>
+          <w:highlight w:val="none"/>
+        </w:rPr>
       </w:r>
       <w:r>
         <w:rPr>
@@ -713,7 +793,7 @@
     </w:p>
     <w:p>
       <w:pPr>
-        <w:pStyle w:val="668"/>
+        <w:pStyle w:val="920"/>
         <w:numPr>
           <w:ilvl w:val="0"/>
           <w:numId w:val="2"/>
@@ -745,10 +825,18 @@
           <w:highlight w:val="none"/>
         </w:rPr>
       </w:r>
+      <w:r>
+        <w:rPr>
+          <w:rFonts w:ascii="Times New Roman" w:hAnsi="Times New Roman" w:eastAsia="Times New Roman" w:cs="Times New Roman"/>
+          <w:sz w:val="24"/>
+          <w:szCs w:val="24"/>
+          <w:highlight w:val="none"/>
+        </w:rPr>
+      </w:r>
     </w:p>
     <w:p>
       <w:pPr>
-        <w:pStyle w:val="668"/>
+        <w:pStyle w:val="920"/>
         <w:numPr>
           <w:ilvl w:val="0"/>
           <w:numId w:val="2"/>
@@ -788,11 +876,18 @@
           <w:highlight w:val="none"/>
         </w:rPr>
       </w:r>
-      <w:r/>
+      <w:r>
+        <w:rPr>
+          <w:rFonts w:ascii="Times New Roman" w:hAnsi="Times New Roman" w:eastAsia="Times New Roman" w:cs="Times New Roman"/>
+          <w:sz w:val="24"/>
+          <w:szCs w:val="24"/>
+          <w:highlight w:val="none"/>
+        </w:rPr>
+      </w:r>
     </w:p>
     <w:p>
       <w:pPr>
-        <w:pStyle w:val="668"/>
+        <w:pStyle w:val="920"/>
         <w:numPr>
           <w:ilvl w:val="0"/>
           <w:numId w:val="2"/>
@@ -832,11 +927,18 @@
           <w:highlight w:val="none"/>
         </w:rPr>
       </w:r>
-      <w:r/>
+      <w:r>
+        <w:rPr>
+          <w:rFonts w:ascii="Times New Roman" w:hAnsi="Times New Roman" w:eastAsia="Times New Roman" w:cs="Times New Roman"/>
+          <w:sz w:val="24"/>
+          <w:szCs w:val="24"/>
+          <w:highlight w:val="none"/>
+        </w:rPr>
+      </w:r>
     </w:p>
     <w:p>
       <w:pPr>
-        <w:pStyle w:val="668"/>
+        <w:pStyle w:val="920"/>
         <w:numPr>
           <w:ilvl w:val="0"/>
           <w:numId w:val="2"/>
@@ -870,7 +972,7 @@
       </w:r>
       <w:r>
         <w:rPr>
-          <w:rFonts w:ascii="Times New Roman" w:hAnsi="Times New Roman" w:eastAsia="Times New Roman" w:cs="Times New Roman"/>
+          <w:rFonts w:ascii="Times New Roman" w:hAnsi="Times New Roman" w:cs="Times New Roman"/>
           <w:sz w:val="24"/>
           <w:szCs w:val="24"/>
           <w:highlight w:val="none"/>
@@ -887,7 +989,7 @@
     </w:p>
     <w:p>
       <w:pPr>
-        <w:pStyle w:val="668"/>
+        <w:pStyle w:val="920"/>
         <w:numPr>
           <w:ilvl w:val="0"/>
           <w:numId w:val="2"/>
@@ -914,22 +1016,6 @@
       <w:r>
         <w:rPr>
           <w:rFonts w:ascii="Times New Roman" w:hAnsi="Times New Roman" w:cs="Times New Roman"/>
-          <w:sz w:val="24"/>
-          <w:szCs w:val="24"/>
-          <w:highlight w:val="none"/>
-        </w:rPr>
-      </w:r>
-      <w:r>
-        <w:rPr>
-          <w:rFonts w:ascii="Times New Roman" w:hAnsi="Times New Roman" w:eastAsia="Times New Roman" w:cs="Times New Roman"/>
-          <w:sz w:val="24"/>
-          <w:szCs w:val="24"/>
-          <w:highlight w:val="none"/>
-        </w:rPr>
-      </w:r>
-      <w:r>
-        <w:rPr>
-          <w:rFonts w:ascii="Times New Roman" w:hAnsi="Times New Roman" w:eastAsia="Times New Roman" w:cs="Times New Roman"/>
           <w:sz w:val="24"/>
           <w:szCs w:val="24"/>
           <w:highlight w:val="none"/>
@@ -992,7 +1078,7 @@
       </w:r>
       <w:r>
         <w:rPr>
-          <w:rFonts w:ascii="Times New Roman" w:hAnsi="Times New Roman" w:eastAsia="Times New Roman" w:cs="Times New Roman"/>
+          <w:rFonts w:ascii="Times New Roman" w:hAnsi="Times New Roman" w:cs="Times New Roman"/>
           <w:b/>
           <w:bCs/>
           <w:sz w:val="28"/>
@@ -1028,7 +1114,7 @@
           <w:szCs w:val="24"/>
           <w:highlight w:val="none"/>
         </w:rPr>
-        <w:t xml:space="preserve">Modern operating systems often come pre-packaged with heavy, unnecessary background services (bloatware) that consume valuable hardware resources. Furthermore, traditional command-line process monitors (like top or ps) provide dense tabular data that makes </w:t>
+        <w:t xml:space="preserve">M</w:t>
       </w:r>
       <w:r>
         <w:rPr>
@@ -1037,7 +1123,25 @@
           <w:szCs w:val="24"/>
           <w:highlight w:val="none"/>
         </w:rPr>
-        <w:t xml:space="preserve">it difficult for users to intuitively understand parent-child process relationships and exact resource distribution. There is a need for a streamlined, customizable OS base paired with an intuitive, visual process manager that clearly maps process hierarchi</w:t>
+        <w:t xml:space="preserve">odern operating systems often come pre-packaged with heavy, unnecessary background services (bloatware) that consume valuable hardware resources. Furthermore, traditional command-line process monitors (like top or ps) provide dense tabular data that makes </w:t>
+      </w:r>
+      <w:r>
+        <w:rPr>
+          <w:rFonts w:ascii="Times New Roman" w:hAnsi="Times New Roman" w:eastAsia="Times New Roman" w:cs="Times New Roman"/>
+          <w:sz w:val="24"/>
+          <w:szCs w:val="24"/>
+          <w:highlight w:val="none"/>
+        </w:rPr>
+        <w:t xml:space="preserve">i</w:t>
+      </w:r>
+      <w:r>
+        <w:rPr>
+          <w:rFonts w:ascii="Times New Roman" w:hAnsi="Times New Roman" w:eastAsia="Times New Roman" w:cs="Times New Roman"/>
+          <w:sz w:val="24"/>
+          <w:szCs w:val="24"/>
+          <w:highlight w:val="none"/>
+        </w:rPr>
+        <w:t xml:space="preserve">t difficult for users to intuitively understand parent-child process relationships and exact resource distribution. There is a need for a streamlined, customizable OS base paired with an intuitive, visual process manager that clearly maps process hierarchi</w:t>
       </w:r>
       <w:r>
         <w:rPr>
@@ -1058,7 +1162,7 @@
       </w:r>
       <w:r>
         <w:rPr>
-          <w:rFonts w:ascii="Times New Roman" w:hAnsi="Times New Roman" w:eastAsia="Times New Roman" w:cs="Times New Roman"/>
+          <w:rFonts w:ascii="Times New Roman" w:hAnsi="Times New Roman" w:cs="Times New Roman"/>
           <w:sz w:val="24"/>
           <w:szCs w:val="24"/>
           <w:highlight w:val="none"/>
@@ -1088,7 +1192,6 @@
           <w:sz w:val="28"/>
           <w:szCs w:val="28"/>
           <w:highlight w:val="none"/>
-          <w:lang w:val="undefined" w:bidi="undefined"/>
         </w:rPr>
       </w:r>
       <w:r>
@@ -1099,7 +1202,6 @@
           <w:sz w:val="28"/>
           <w:szCs w:val="28"/>
           <w:highlight w:val="none"/>
-          <w:lang w:val="undefined"/>
         </w:rPr>
         <w:t xml:space="preserve">4. </w:t>
       </w:r>
@@ -1111,7 +1213,6 @@
           <w:sz w:val="28"/>
           <w:szCs w:val="28"/>
           <w:highlight w:val="none"/>
-          <w:lang w:val="undefined"/>
         </w:rPr>
         <w:t xml:space="preserve">Related Work</w:t>
       </w:r>
@@ -1123,7 +1224,6 @@
           <w:sz w:val="28"/>
           <w:szCs w:val="28"/>
           <w:highlight w:val="none"/>
-          <w:lang w:val="undefined" w:bidi="undefined"/>
         </w:rPr>
       </w:r>
       <w:r>
@@ -1134,13 +1234,13 @@
           <w:sz w:val="28"/>
           <w:szCs w:val="28"/>
           <w:highlight w:val="none"/>
-          <w:lang w:val="undefined"/>
+          <w14:ligatures w14:val="none"/>
         </w:rPr>
       </w:r>
     </w:p>
     <w:p>
       <w:pPr>
-        <w:pStyle w:val="668"/>
+        <w:pStyle w:val="920"/>
         <w:numPr>
           <w:ilvl w:val="0"/>
           <w:numId w:val="1"/>
@@ -1162,7 +1262,17 @@
           <w:szCs w:val="24"/>
           <w:highlight w:val="none"/>
         </w:rPr>
-        <w:t xml:space="preserve">General-purpose Linux distributions (e.g., Ubuntu [4], Linux Mint [5]) provide functional environments but lack the minimalism required for strict resource control. </w:t>
+        <w:t xml:space="preserve">General-purpose Linux distributions (e.g., Ubuntu </w:t>
+      </w:r>
+      <w:r>
+        <w:rPr>
+          <w:rFonts w:ascii="Times New Roman" w:hAnsi="Times New Roman" w:eastAsia="Times New Roman" w:cs="Times New Roman"/>
+          <w:color w:val="0070c0"/>
+          <w:sz w:val="24"/>
+          <w:szCs w:val="24"/>
+          <w:highlight w:val="none"/>
+        </w:rPr>
+        <w:t xml:space="preserve">[4]</w:t>
       </w:r>
       <w:r>
         <w:rPr>
@@ -1171,33 +1281,17 @@
           <w:szCs w:val="24"/>
           <w:highlight w:val="none"/>
         </w:rPr>
+        <w:t xml:space="preserve">, Linux Mint </w:t>
       </w:r>
-    </w:p>
-    <w:p>
-      <w:pPr>
-        <w:pStyle w:val="668"/>
-        <w:numPr>
-          <w:ilvl w:val="0"/>
-          <w:numId w:val="1"/>
-        </w:numPr>
-        <w:pBdr/>
-        <w:spacing/>
-        <w:ind/>
+      <w:r>
         <w:rPr>
           <w:rFonts w:ascii="Times New Roman" w:hAnsi="Times New Roman" w:eastAsia="Times New Roman" w:cs="Times New Roman"/>
+          <w:color w:val="0070c0"/>
           <w:sz w:val="24"/>
           <w:szCs w:val="24"/>
           <w:highlight w:val="none"/>
         </w:rPr>
-      </w:pPr>
-      <w:r>
-        <w:rPr>
-          <w:rFonts w:ascii="Times New Roman" w:hAnsi="Times New Roman" w:eastAsia="Times New Roman" w:cs="Times New Roman"/>
-          <w:sz w:val="24"/>
-          <w:szCs w:val="24"/>
-          <w:highlight w:val="none"/>
-        </w:rPr>
-        <w:t xml:space="preserve">ArcoLinux provides minimal functionality but the project is dead now [6].</w:t>
+        <w:t xml:space="preserve">[5]</w:t>
       </w:r>
       <w:r>
         <w:rPr>
@@ -1206,33 +1300,7 @@
           <w:szCs w:val="24"/>
           <w:highlight w:val="none"/>
         </w:rPr>
-      </w:r>
-    </w:p>
-    <w:p>
-      <w:pPr>
-        <w:pStyle w:val="668"/>
-        <w:numPr>
-          <w:ilvl w:val="0"/>
-          <w:numId w:val="1"/>
-        </w:numPr>
-        <w:pBdr/>
-        <w:spacing/>
-        <w:ind/>
-        <w:rPr>
-          <w:rFonts w:ascii="Times New Roman" w:hAnsi="Times New Roman" w:eastAsia="Times New Roman" w:cs="Times New Roman"/>
-          <w:sz w:val="24"/>
-          <w:szCs w:val="24"/>
-          <w:highlight w:val="none"/>
-        </w:rPr>
-      </w:pPr>
-      <w:r>
-        <w:rPr>
-          <w:rFonts w:ascii="Times New Roman" w:hAnsi="Times New Roman" w:eastAsia="Times New Roman" w:cs="Times New Roman"/>
-          <w:sz w:val="24"/>
-          <w:szCs w:val="24"/>
-          <w:highlight w:val="none"/>
-        </w:rPr>
-        <w:t xml:space="preserve">ArchLinux [3] doesn’t provide with any way to automate through shell scripts except for installation archinstall script.</w:t>
+        <w:t xml:space="preserve">) provide functional environments but lack the minimalism required for strict resource control. </w:t>
       </w:r>
       <w:r>
         <w:rPr>
@@ -1253,7 +1321,131 @@
     </w:p>
     <w:p>
       <w:pPr>
-        <w:pStyle w:val="668"/>
+        <w:pStyle w:val="920"/>
+        <w:numPr>
+          <w:ilvl w:val="0"/>
+          <w:numId w:val="1"/>
+        </w:numPr>
+        <w:pBdr/>
+        <w:spacing/>
+        <w:ind/>
+        <w:rPr>
+          <w:rFonts w:ascii="Times New Roman" w:hAnsi="Times New Roman" w:eastAsia="Times New Roman" w:cs="Times New Roman"/>
+          <w:sz w:val="24"/>
+          <w:szCs w:val="24"/>
+          <w:highlight w:val="none"/>
+        </w:rPr>
+      </w:pPr>
+      <w:r>
+        <w:rPr>
+          <w:rFonts w:ascii="Times New Roman" w:hAnsi="Times New Roman" w:eastAsia="Times New Roman" w:cs="Times New Roman"/>
+          <w:sz w:val="24"/>
+          <w:szCs w:val="24"/>
+          <w:highlight w:val="none"/>
+        </w:rPr>
+        <w:t xml:space="preserve">ArcoLinux provides minimal functionality but the project is dead now </w:t>
+      </w:r>
+      <w:r>
+        <w:rPr>
+          <w:rFonts w:ascii="Times New Roman" w:hAnsi="Times New Roman" w:eastAsia="Times New Roman" w:cs="Times New Roman"/>
+          <w:color w:val="0070c0"/>
+          <w:sz w:val="24"/>
+          <w:szCs w:val="24"/>
+          <w:highlight w:val="none"/>
+        </w:rPr>
+        <w:t xml:space="preserve">[6]</w:t>
+      </w:r>
+      <w:r>
+        <w:rPr>
+          <w:rFonts w:ascii="Times New Roman" w:hAnsi="Times New Roman" w:eastAsia="Times New Roman" w:cs="Times New Roman"/>
+          <w:sz w:val="24"/>
+          <w:szCs w:val="24"/>
+          <w:highlight w:val="none"/>
+        </w:rPr>
+        <w:t xml:space="preserve">.</w:t>
+      </w:r>
+      <w:r>
+        <w:rPr>
+          <w:rFonts w:ascii="Times New Roman" w:hAnsi="Times New Roman" w:eastAsia="Times New Roman" w:cs="Times New Roman"/>
+          <w:sz w:val="24"/>
+          <w:szCs w:val="24"/>
+          <w:highlight w:val="none"/>
+        </w:rPr>
+      </w:r>
+      <w:r>
+        <w:rPr>
+          <w:rFonts w:ascii="Times New Roman" w:hAnsi="Times New Roman" w:eastAsia="Times New Roman" w:cs="Times New Roman"/>
+          <w:sz w:val="24"/>
+          <w:szCs w:val="24"/>
+          <w:highlight w:val="none"/>
+        </w:rPr>
+      </w:r>
+    </w:p>
+    <w:p>
+      <w:pPr>
+        <w:pStyle w:val="920"/>
+        <w:numPr>
+          <w:ilvl w:val="0"/>
+          <w:numId w:val="1"/>
+        </w:numPr>
+        <w:pBdr/>
+        <w:spacing/>
+        <w:ind/>
+        <w:rPr>
+          <w:rFonts w:ascii="Times New Roman" w:hAnsi="Times New Roman" w:eastAsia="Times New Roman" w:cs="Times New Roman"/>
+          <w:sz w:val="24"/>
+          <w:szCs w:val="24"/>
+          <w:highlight w:val="none"/>
+        </w:rPr>
+      </w:pPr>
+      <w:r>
+        <w:rPr>
+          <w:rFonts w:ascii="Times New Roman" w:hAnsi="Times New Roman" w:eastAsia="Times New Roman" w:cs="Times New Roman"/>
+          <w:sz w:val="24"/>
+          <w:szCs w:val="24"/>
+          <w:highlight w:val="none"/>
+        </w:rPr>
+        <w:t xml:space="preserve">ArchLinux </w:t>
+      </w:r>
+      <w:r>
+        <w:rPr>
+          <w:rFonts w:ascii="Times New Roman" w:hAnsi="Times New Roman" w:eastAsia="Times New Roman" w:cs="Times New Roman"/>
+          <w:color w:val="0070c0"/>
+          <w:sz w:val="24"/>
+          <w:szCs w:val="24"/>
+          <w:highlight w:val="none"/>
+        </w:rPr>
+        <w:t xml:space="preserve">[3]</w:t>
+      </w:r>
+      <w:r>
+        <w:rPr>
+          <w:rFonts w:ascii="Times New Roman" w:hAnsi="Times New Roman" w:eastAsia="Times New Roman" w:cs="Times New Roman"/>
+          <w:sz w:val="24"/>
+          <w:szCs w:val="24"/>
+          <w:highlight w:val="none"/>
+        </w:rPr>
+        <w:t xml:space="preserve"> doesn’t provide with any way to automate through shell scripts except for installation archinstall script.</w:t>
+      </w:r>
+      <w:r>
+        <w:rPr>
+          <w:rFonts w:ascii="Times New Roman" w:hAnsi="Times New Roman" w:eastAsia="Times New Roman" w:cs="Times New Roman"/>
+          <w:sz w:val="24"/>
+          <w:szCs w:val="24"/>
+          <w:highlight w:val="none"/>
+        </w:rPr>
+      </w:r>
+      <w:r>
+        <w:rPr>
+          <w:rFonts w:ascii="Times New Roman" w:hAnsi="Times New Roman" w:eastAsia="Times New Roman" w:cs="Times New Roman"/>
+          <w:sz w:val="24"/>
+          <w:szCs w:val="24"/>
+          <w:highlight w:val="none"/>
+        </w:rPr>
+      </w:r>
+    </w:p>
+    <w:p>
+      <w:pPr>
+        <w:pStyle w:val="920"/>
         <w:numPr>
           <w:ilvl w:val="0"/>
           <w:numId w:val="1"/>
@@ -1294,24 +1486,6 @@
           <w:highlight w:val="none"/>
         </w:rPr>
       </w:r>
-    </w:p>
-    <w:p>
-      <w:pPr>
-        <w:pStyle w:val="668"/>
-        <w:numPr>
-          <w:ilvl w:val="0"/>
-          <w:numId w:val="1"/>
-        </w:numPr>
-        <w:pBdr/>
-        <w:spacing/>
-        <w:ind/>
-        <w:rPr>
-          <w:rFonts w:ascii="Times New Roman" w:hAnsi="Times New Roman" w:cs="Times New Roman"/>
-          <w:sz w:val="24"/>
-          <w:szCs w:val="24"/>
-          <w:highlight w:val="none"/>
-        </w:rPr>
-      </w:pPr>
       <w:r>
         <w:rPr>
           <w:rFonts w:ascii="Times New Roman" w:hAnsi="Times New Roman" w:eastAsia="Times New Roman" w:cs="Times New Roman"/>
@@ -1319,10 +1493,61 @@
           <w:szCs w:val="24"/>
           <w:highlight w:val="none"/>
         </w:rPr>
-        <w:t xml:space="preserve">Popular distributions delay to release applications [7], which can be crucial for development. So our approach is to make it more bleeding edge as possible. </w:t>
       </w:r>
-      <w:r/>
-      <w:r/>
+    </w:p>
+    <w:p>
+      <w:pPr>
+        <w:pStyle w:val="920"/>
+        <w:numPr>
+          <w:ilvl w:val="0"/>
+          <w:numId w:val="1"/>
+        </w:numPr>
+        <w:pBdr/>
+        <w:spacing/>
+        <w:ind/>
+        <w:rPr>
+          <w:rFonts w:ascii="Times New Roman" w:hAnsi="Times New Roman" w:cs="Times New Roman"/>
+          <w:sz w:val="24"/>
+          <w:szCs w:val="24"/>
+          <w:highlight w:val="none"/>
+        </w:rPr>
+      </w:pPr>
+      <w:r>
+        <w:rPr>
+          <w:rFonts w:ascii="Times New Roman" w:hAnsi="Times New Roman" w:eastAsia="Times New Roman" w:cs="Times New Roman"/>
+          <w:sz w:val="24"/>
+          <w:szCs w:val="24"/>
+          <w:highlight w:val="none"/>
+        </w:rPr>
+        <w:t xml:space="preserve">Popular distributions delay to release applications </w:t>
+      </w:r>
+      <w:r>
+        <w:rPr>
+          <w:rFonts w:ascii="Times New Roman" w:hAnsi="Times New Roman" w:eastAsia="Times New Roman" w:cs="Times New Roman"/>
+          <w:color w:val="0070c0"/>
+          <w:sz w:val="24"/>
+          <w:szCs w:val="24"/>
+          <w:highlight w:val="none"/>
+        </w:rPr>
+        <w:t xml:space="preserve">[7]</w:t>
+      </w:r>
+      <w:r>
+        <w:rPr>
+          <w:rFonts w:ascii="Times New Roman" w:hAnsi="Times New Roman" w:eastAsia="Times New Roman" w:cs="Times New Roman"/>
+          <w:sz w:val="24"/>
+          <w:szCs w:val="24"/>
+          <w:highlight w:val="none"/>
+        </w:rPr>
+        <w:t xml:space="preserve">, which can be crucial for development. So our approach is to make it more bleeding edge as possible. </w:t>
+      </w:r>
+      <w:r>
+        <w:rPr>
+          <w:rFonts w:ascii="Times New Roman" w:hAnsi="Times New Roman" w:cs="Times New Roman"/>
+          <w:sz w:val="24"/>
+          <w:szCs w:val="24"/>
+          <w:highlight w:val="none"/>
+        </w:rPr>
+      </w:r>
     </w:p>
     <w:p>
       <w:pPr>
@@ -1347,7 +1572,6 @@
           <w:sz w:val="28"/>
           <w:szCs w:val="28"/>
           <w:highlight w:val="none"/>
-          <w:lang w:val="undefined"/>
         </w:rPr>
         <w:t xml:space="preserve">5. </w:t>
       </w:r>
@@ -1359,7 +1583,6 @@
           <w:sz w:val="28"/>
           <w:szCs w:val="28"/>
           <w:highlight w:val="none"/>
-          <w:lang w:val="undefined"/>
         </w:rPr>
         <w:t xml:space="preserve">Scope</w:t>
       </w:r>
@@ -1371,7 +1594,17 @@
           <w:sz w:val="28"/>
           <w:szCs w:val="28"/>
           <w:highlight w:val="none"/>
-          <w:lang w:val="undefined"/>
+        </w:rPr>
+      </w:r>
+      <w:r>
+        <w:rPr>
+          <w:rFonts w:ascii="Times New Roman" w:hAnsi="Times New Roman" w:eastAsia="Times New Roman" w:cs="Times New Roman"/>
+          <w:b/>
+          <w:bCs/>
+          <w:sz w:val="28"/>
+          <w:szCs w:val="28"/>
+          <w:highlight w:val="none"/>
+          <w14:ligatures w14:val="none"/>
         </w:rPr>
       </w:r>
     </w:p>
@@ -1402,6 +1635,7 @@
           <w:szCs w:val="24"/>
           <w:highlight w:val="none"/>
         </w:rPr>
+        <w:t xml:space="preserve">T</w:t>
       </w:r>
       <w:r>
         <w:rPr>
@@ -1410,7 +1644,7 @@
           <w:szCs w:val="24"/>
           <w:highlight w:val="none"/>
         </w:rPr>
-        <w:t xml:space="preserve">The scope of this project is currently limited to x86_64 system architectures. The distribution, ShopnilOS, is tailored specifically for Arch-based package management (pacman, AUR). The Tree_tasker application is designed to fetch and visualize process data</w:t>
+        <w:t xml:space="preserve">he scope of this project is currently limited to x86_64 system architectures. The distribution, ShopnilOS, is tailored specifically for Arch-based package management (pacman, AUR). The Tree_tasker application is designed to fetch and visualize process data</w:t>
       </w:r>
       <w:r>
         <w:rPr>
@@ -1423,7 +1657,7 @@
       </w:r>
       <w:r>
         <w:rPr>
-          <w:rFonts w:ascii="Times New Roman" w:hAnsi="Times New Roman" w:eastAsia="Times New Roman" w:cs="Times New Roman"/>
+          <w:rFonts w:ascii="Times New Roman" w:hAnsi="Times New Roman" w:cs="Times New Roman"/>
           <w:sz w:val="24"/>
           <w:szCs w:val="24"/>
           <w:highlight w:val="none"/>
@@ -1431,7 +1665,7 @@
       </w:r>
       <w:r>
         <w:rPr>
-          <w:rFonts w:ascii="Times New Roman" w:hAnsi="Times New Roman" w:cs="Times New Roman"/>
+          <w:rFonts w:ascii="Times New Roman" w:hAnsi="Times New Roman" w:eastAsia="Times New Roman" w:cs="Times New Roman"/>
           <w:sz w:val="24"/>
           <w:szCs w:val="24"/>
           <w:highlight w:val="none"/>
@@ -1461,7 +1695,6 @@
           <w:sz w:val="28"/>
           <w:szCs w:val="28"/>
           <w:highlight w:val="none"/>
-          <w:lang w:val="undefined"/>
         </w:rPr>
         <w:t xml:space="preserve">6. </w:t>
       </w:r>
@@ -1473,7 +1706,6 @@
           <w:sz w:val="28"/>
           <w:szCs w:val="28"/>
           <w:highlight w:val="none"/>
-          <w:lang w:val="undefined"/>
         </w:rPr>
         <w:t xml:space="preserve">Methodology</w:t>
       </w:r>
@@ -1485,7 +1717,17 @@
           <w:sz w:val="28"/>
           <w:szCs w:val="28"/>
           <w:highlight w:val="none"/>
-          <w:lang w:val="undefined"/>
+        </w:rPr>
+      </w:r>
+      <w:r>
+        <w:rPr>
+          <w:rFonts w:ascii="Times New Roman" w:hAnsi="Times New Roman" w:eastAsia="Times New Roman" w:cs="Times New Roman"/>
+          <w:b/>
+          <w:bCs/>
+          <w:sz w:val="28"/>
+          <w:szCs w:val="28"/>
+          <w:highlight w:val="none"/>
+          <w14:ligatures w14:val="none"/>
         </w:rPr>
       </w:r>
     </w:p>
@@ -1518,10 +1760,18 @@
           <w:highlight w:val="none"/>
         </w:rPr>
       </w:r>
+      <w:r>
+        <w:rPr>
+          <w:rFonts w:ascii="Times New Roman" w:hAnsi="Times New Roman" w:eastAsia="Times New Roman" w:cs="Times New Roman"/>
+          <w:sz w:val="24"/>
+          <w:szCs w:val="24"/>
+          <w:highlight w:val="none"/>
+        </w:rPr>
+      </w:r>
     </w:p>
     <w:p>
       <w:pPr>
-        <w:pStyle w:val="668"/>
+        <w:pStyle w:val="920"/>
         <w:numPr>
           <w:ilvl w:val="0"/>
           <w:numId w:val="4"/>
@@ -1564,7 +1814,7 @@
     </w:p>
     <w:p>
       <w:pPr>
-        <w:pStyle w:val="668"/>
+        <w:pStyle w:val="920"/>
         <w:numPr>
           <w:ilvl w:val="0"/>
           <w:numId w:val="4"/>
@@ -1596,10 +1846,18 @@
           <w:highlight w:val="none"/>
         </w:rPr>
       </w:r>
+      <w:r>
+        <w:rPr>
+          <w:rFonts w:ascii="Times New Roman" w:hAnsi="Times New Roman" w:eastAsia="Times New Roman" w:cs="Times New Roman"/>
+          <w:sz w:val="24"/>
+          <w:szCs w:val="24"/>
+          <w:highlight w:val="none"/>
+        </w:rPr>
+      </w:r>
     </w:p>
     <w:p>
       <w:pPr>
-        <w:pStyle w:val="668"/>
+        <w:pStyle w:val="920"/>
         <w:numPr>
           <w:ilvl w:val="0"/>
           <w:numId w:val="4"/>
@@ -1631,10 +1889,18 @@
           <w:highlight w:val="none"/>
         </w:rPr>
       </w:r>
+      <w:r>
+        <w:rPr>
+          <w:rFonts w:ascii="Times New Roman" w:hAnsi="Times New Roman" w:eastAsia="Times New Roman" w:cs="Times New Roman"/>
+          <w:sz w:val="24"/>
+          <w:szCs w:val="24"/>
+          <w:highlight w:val="none"/>
+        </w:rPr>
+      </w:r>
     </w:p>
     <w:p>
       <w:pPr>
-        <w:pStyle w:val="668"/>
+        <w:pStyle w:val="920"/>
         <w:numPr>
           <w:ilvl w:val="0"/>
           <w:numId w:val="4"/>
@@ -1704,10 +1970,18 @@
           <w:highlight w:val="none"/>
         </w:rPr>
       </w:r>
+      <w:r>
+        <w:rPr>
+          <w:rFonts w:ascii="Times New Roman" w:hAnsi="Times New Roman" w:eastAsia="Times New Roman" w:cs="Times New Roman"/>
+          <w:sz w:val="24"/>
+          <w:szCs w:val="24"/>
+          <w:highlight w:val="none"/>
+        </w:rPr>
+      </w:r>
     </w:p>
     <w:p>
       <w:pPr>
-        <w:pStyle w:val="668"/>
+        <w:pStyle w:val="920"/>
         <w:numPr>
           <w:ilvl w:val="0"/>
           <w:numId w:val="3"/>
@@ -1734,10 +2008,11 @@
           <w:highlight w:val="none"/>
         </w:rPr>
       </w:r>
+      <w:r/>
     </w:p>
     <w:p>
       <w:pPr>
-        <w:pStyle w:val="668"/>
+        <w:pStyle w:val="920"/>
         <w:numPr>
           <w:ilvl w:val="0"/>
           <w:numId w:val="3"/>
@@ -1780,7 +2055,7 @@
     </w:p>
     <w:p>
       <w:pPr>
-        <w:pStyle w:val="668"/>
+        <w:pStyle w:val="920"/>
         <w:numPr>
           <w:ilvl w:val="0"/>
           <w:numId w:val="3"/>
@@ -1807,10 +2082,11 @@
           <w:highlight w:val="none"/>
         </w:rPr>
       </w:r>
+      <w:r/>
     </w:p>
     <w:p>
       <w:pPr>
-        <w:pStyle w:val="668"/>
+        <w:pStyle w:val="920"/>
         <w:numPr>
           <w:ilvl w:val="0"/>
           <w:numId w:val="3"/>
@@ -1847,13 +2123,16 @@
       </w:r>
       <w:r>
         <w:rPr>
+          <w:rFonts w:ascii="Times New Roman" w:hAnsi="Times New Roman" w:eastAsia="Times New Roman" w:cs="Times New Roman"/>
+          <w:sz w:val="24"/>
+          <w:szCs w:val="24"/>
           <w:highlight w:val="none"/>
         </w:rPr>
       </w:r>
     </w:p>
     <w:p>
       <w:pPr>
-        <w:pStyle w:val="668"/>
+        <w:pStyle w:val="920"/>
         <w:numPr>
           <w:ilvl w:val="0"/>
           <w:numId w:val="3"/>
@@ -1876,7 +2155,7 @@
     </w:p>
     <w:p>
       <w:pPr>
-        <w:pStyle w:val="668"/>
+        <w:pStyle w:val="920"/>
         <w:numPr>
           <w:ilvl w:val="0"/>
           <w:numId w:val="3"/>
@@ -1895,7 +2174,6 @@
         </w:rPr>
         <w:t xml:space="preserve">Application Development: Python, PySide6 (Tree_tasker), Flask (web – Tree_tasker)</w:t>
       </w:r>
-      <w:r/>
       <w:r>
         <w:rPr>
           <w:rFonts w:ascii="Times New Roman" w:hAnsi="Times New Roman" w:eastAsia="Times New Roman" w:cs="Times New Roman"/>
@@ -1904,22 +2182,7 @@
           <w:highlight w:val="none"/>
         </w:rPr>
       </w:r>
-      <w:r>
-        <w:rPr>
-          <w:rFonts w:ascii="Times New Roman" w:hAnsi="Times New Roman" w:cs="Times New Roman"/>
-          <w:sz w:val="24"/>
-          <w:szCs w:val="24"/>
-          <w:highlight w:val="none"/>
-        </w:rPr>
-      </w:r>
-      <w:r>
-        <w:rPr>
-          <w:rFonts w:ascii="Times New Roman" w:hAnsi="Times New Roman" w:eastAsia="Times New Roman" w:cs="Times New Roman"/>
-          <w:sz w:val="24"/>
-          <w:szCs w:val="24"/>
-          <w:highlight w:val="none"/>
-        </w:rPr>
-      </w:r>
+      <w:r/>
     </w:p>
     <w:p>
       <w:pPr>
@@ -1944,7 +2207,6 @@
           <w:sz w:val="28"/>
           <w:szCs w:val="28"/>
           <w:highlight w:val="none"/>
-          <w:lang w:val="undefined"/>
         </w:rPr>
         <w:t xml:space="preserve">7. </w:t>
       </w:r>
@@ -1956,7 +2218,6 @@
           <w:sz w:val="28"/>
           <w:szCs w:val="28"/>
           <w:highlight w:val="none"/>
-          <w:lang w:val="undefined"/>
         </w:rPr>
         <w:t xml:space="preserve">Design Principles</w:t>
       </w:r>
@@ -1968,13 +2229,23 @@
           <w:sz w:val="28"/>
           <w:szCs w:val="28"/>
           <w:highlight w:val="none"/>
-          <w:lang w:val="undefined"/>
+        </w:rPr>
+      </w:r>
+      <w:r>
+        <w:rPr>
+          <w:rFonts w:ascii="Times New Roman" w:hAnsi="Times New Roman" w:eastAsia="Times New Roman" w:cs="Times New Roman"/>
+          <w:b/>
+          <w:bCs/>
+          <w:sz w:val="28"/>
+          <w:szCs w:val="28"/>
+          <w:highlight w:val="none"/>
+          <w14:ligatures w14:val="none"/>
         </w:rPr>
       </w:r>
     </w:p>
     <w:p>
       <w:pPr>
-        <w:pStyle w:val="668"/>
+        <w:pStyle w:val="920"/>
         <w:numPr>
           <w:ilvl w:val="0"/>
           <w:numId w:val="6"/>
@@ -2005,26 +2276,8 @@
           <w:szCs w:val="24"/>
           <w:highlight w:val="none"/>
         </w:rPr>
-        <w:t xml:space="preserve">keep the core OS live ISO as small as possible, relying on native tools like archinstall rather than custom, hard-to-maintain installation scripts like calamere. </w:t>
+        <w:t xml:space="preserve">keep the core OS live ISO as small as possible, relying on native tools like archinstall rather than custom, hard-to-maintain installation scripts like </w:t>
       </w:r>
-      <w:r>
-        <w:rPr>
-          <w:highlight w:val="none"/>
-        </w:rPr>
-      </w:r>
-    </w:p>
-    <w:p>
-      <w:pPr>
-        <w:pStyle w:val="668"/>
-        <w:numPr>
-          <w:ilvl w:val="0"/>
-          <w:numId w:val="6"/>
-        </w:numPr>
-        <w:pBdr/>
-        <w:spacing/>
-        <w:ind/>
-        <w:rPr/>
-      </w:pPr>
       <w:r>
         <w:rPr>
           <w:rFonts w:ascii="Times New Roman" w:hAnsi="Times New Roman" w:eastAsia="Times New Roman" w:cs="Times New Roman"/>
@@ -2032,9 +2285,8 @@
           <w:szCs w:val="24"/>
           <w:highlight w:val="none"/>
         </w:rPr>
-        <w:t xml:space="preserve">To separate system administration (Archmate) from real-time process monitoring (Tree_tasker) to ensure system stability. Users can also write their own scripts for administration.</w:t>
+        <w:t xml:space="preserve">calamares</w:t>
       </w:r>
-      <w:r/>
       <w:r>
         <w:rPr>
           <w:rFonts w:ascii="Times New Roman" w:hAnsi="Times New Roman" w:eastAsia="Times New Roman" w:cs="Times New Roman"/>
@@ -2042,45 +2294,10 @@
           <w:szCs w:val="24"/>
           <w:highlight w:val="none"/>
         </w:rPr>
-      </w:r>
-    </w:p>
-    <w:p>
-      <w:pPr>
-        <w:pStyle w:val="668"/>
-        <w:numPr>
-          <w:ilvl w:val="0"/>
-          <w:numId w:val="6"/>
-        </w:numPr>
-        <w:pBdr/>
-        <w:spacing/>
-        <w:ind/>
-        <w:rPr>
-          <w:highlight w:val="none"/>
-        </w:rPr>
-      </w:pPr>
-      <w:r>
-        <w:rPr>
-          <w:rFonts w:ascii="Times New Roman" w:hAnsi="Times New Roman" w:eastAsia="Times New Roman" w:cs="Times New Roman"/>
-          <w:sz w:val="24"/>
-          <w:szCs w:val="24"/>
-          <w:highlight w:val="none"/>
-        </w:rPr>
-        <w:t xml:space="preserve">Use tree structures and pie charts to translate raw OS process data into easily digestible visual information.</w:t>
-      </w:r>
-      <w:r/>
-      <w:r>
-        <w:rPr>
-          <w:rFonts w:ascii="Times New Roman" w:hAnsi="Times New Roman" w:eastAsia="Times New Roman" w:cs="Times New Roman"/>
-          <w:sz w:val="24"/>
-          <w:szCs w:val="24"/>
-          <w:highlight w:val="none"/>
-        </w:rPr>
+        <w:t xml:space="preserve">. </w:t>
       </w:r>
       <w:r>
         <w:rPr>
-          <w:rFonts w:ascii="Times New Roman" w:hAnsi="Times New Roman" w:eastAsia="Times New Roman" w:cs="Times New Roman"/>
-          <w:sz w:val="24"/>
-          <w:szCs w:val="24"/>
           <w:highlight w:val="none"/>
         </w:rPr>
       </w:r>
@@ -2095,6 +2312,74 @@
     </w:p>
     <w:p>
       <w:pPr>
+        <w:pStyle w:val="920"/>
+        <w:numPr>
+          <w:ilvl w:val="0"/>
+          <w:numId w:val="6"/>
+        </w:numPr>
+        <w:pBdr/>
+        <w:spacing/>
+        <w:ind/>
+        <w:rPr/>
+      </w:pPr>
+      <w:r>
+        <w:rPr>
+          <w:rFonts w:ascii="Times New Roman" w:hAnsi="Times New Roman" w:eastAsia="Times New Roman" w:cs="Times New Roman"/>
+          <w:sz w:val="24"/>
+          <w:szCs w:val="24"/>
+          <w:highlight w:val="none"/>
+        </w:rPr>
+        <w:t xml:space="preserve">To separate system administration (Archmate) from real-time process monitoring (Tree_tasker) to ensure system stability. Users can also write their own scripts for administration.</w:t>
+      </w:r>
+      <w:r>
+        <w:rPr>
+          <w:rFonts w:ascii="Times New Roman" w:hAnsi="Times New Roman" w:eastAsia="Times New Roman" w:cs="Times New Roman"/>
+          <w:sz w:val="24"/>
+          <w:szCs w:val="24"/>
+          <w:highlight w:val="none"/>
+        </w:rPr>
+      </w:r>
+      <w:r/>
+    </w:p>
+    <w:p>
+      <w:pPr>
+        <w:pStyle w:val="920"/>
+        <w:numPr>
+          <w:ilvl w:val="0"/>
+          <w:numId w:val="6"/>
+        </w:numPr>
+        <w:pBdr/>
+        <w:spacing/>
+        <w:ind/>
+        <w:rPr>
+          <w:highlight w:val="none"/>
+        </w:rPr>
+      </w:pPr>
+      <w:r>
+        <w:rPr>
+          <w:rFonts w:ascii="Times New Roman" w:hAnsi="Times New Roman" w:eastAsia="Times New Roman" w:cs="Times New Roman"/>
+          <w:sz w:val="24"/>
+          <w:szCs w:val="24"/>
+          <w:highlight w:val="none"/>
+        </w:rPr>
+        <w:t xml:space="preserve">Use tree structures and pie charts to translate raw OS process data into easily digestible visual information.</w:t>
+      </w:r>
+      <w:r>
+        <w:rPr>
+          <w:rFonts w:ascii="Times New Roman" w:hAnsi="Times New Roman" w:eastAsia="Times New Roman" w:cs="Times New Roman"/>
+          <w:sz w:val="24"/>
+          <w:szCs w:val="24"/>
+          <w:highlight w:val="none"/>
+        </w:rPr>
+      </w:r>
+      <w:r>
+        <w:rPr>
+          <w:highlight w:val="none"/>
+        </w:rPr>
+      </w:r>
+    </w:p>
+    <w:p>
+      <w:pPr>
         <w:pBdr/>
         <w:spacing/>
         <w:ind/>
@@ -2116,7 +2401,6 @@
           <w:sz w:val="28"/>
           <w:szCs w:val="28"/>
           <w:highlight w:val="none"/>
-          <w:lang w:val="undefined"/>
         </w:rPr>
         <w:t xml:space="preserve">8. Limitations</w:t>
       </w:r>
@@ -2128,7 +2412,6 @@
           <w:sz w:val="28"/>
           <w:szCs w:val="28"/>
           <w:highlight w:val="none"/>
-          <w:lang w:val="undefined" w:bidi="undefined"/>
         </w:rPr>
       </w:r>
       <w:r>
@@ -2139,13 +2422,13 @@
           <w:sz w:val="28"/>
           <w:szCs w:val="28"/>
           <w:highlight w:val="none"/>
-          <w:lang w:val="undefined"/>
+          <w14:ligatures w14:val="none"/>
         </w:rPr>
       </w:r>
     </w:p>
     <w:p>
       <w:pPr>
-        <w:pStyle w:val="668"/>
+        <w:pStyle w:val="920"/>
         <w:numPr>
           <w:ilvl w:val="0"/>
           <w:numId w:val="7"/>
@@ -2168,14 +2451,6 @@
           <w:highlight w:val="none"/>
         </w:rPr>
         <w:t xml:space="preserve">Currently this project is built only for </w:t>
-      </w:r>
-      <w:r>
-        <w:rPr>
-          <w:rFonts w:ascii="Times New Roman" w:hAnsi="Times New Roman" w:eastAsia="Times New Roman" w:cs="Times New Roman"/>
-          <w:sz w:val="24"/>
-          <w:szCs w:val="24"/>
-          <w:highlight w:val="none"/>
-        </w:rPr>
       </w:r>
       <w:r>
         <w:rPr>
@@ -2203,24 +2478,6 @@
           <w:highlight w:val="none"/>
         </w:rPr>
       </w:r>
-    </w:p>
-    <w:p>
-      <w:pPr>
-        <w:pStyle w:val="668"/>
-        <w:numPr>
-          <w:ilvl w:val="0"/>
-          <w:numId w:val="7"/>
-        </w:numPr>
-        <w:pBdr/>
-        <w:spacing/>
-        <w:ind/>
-        <w:rPr>
-          <w:rFonts w:ascii="Times New Roman" w:hAnsi="Times New Roman" w:eastAsia="Times New Roman" w:cs="Times New Roman"/>
-          <w:sz w:val="24"/>
-          <w:szCs w:val="24"/>
-          <w:highlight w:val="none"/>
-        </w:rPr>
-      </w:pPr>
       <w:r>
         <w:rPr>
           <w:rFonts w:ascii="Times New Roman" w:hAnsi="Times New Roman" w:eastAsia="Times New Roman" w:cs="Times New Roman"/>
@@ -2228,7 +2485,62 @@
           <w:szCs w:val="24"/>
           <w:highlight w:val="none"/>
         </w:rPr>
-        <w:t xml:space="preserve">Wayland may not work properly on NVIDIA GPU with some window managers [8].</w:t>
+      </w:r>
+    </w:p>
+    <w:p>
+      <w:pPr>
+        <w:pStyle w:val="920"/>
+        <w:numPr>
+          <w:ilvl w:val="0"/>
+          <w:numId w:val="7"/>
+        </w:numPr>
+        <w:pBdr/>
+        <w:spacing/>
+        <w:ind/>
+        <w:rPr>
+          <w:rFonts w:ascii="Times New Roman" w:hAnsi="Times New Roman" w:eastAsia="Times New Roman" w:cs="Times New Roman"/>
+          <w:sz w:val="24"/>
+          <w:szCs w:val="24"/>
+          <w:highlight w:val="none"/>
+        </w:rPr>
+      </w:pPr>
+      <w:r>
+        <w:rPr>
+          <w:rFonts w:ascii="Times New Roman" w:hAnsi="Times New Roman" w:eastAsia="Times New Roman" w:cs="Times New Roman"/>
+          <w:sz w:val="24"/>
+          <w:szCs w:val="24"/>
+          <w:highlight w:val="none"/>
+        </w:rPr>
+        <w:t xml:space="preserve">Wayland may not work properly on NVIDIA GPU with some window managers</w:t>
+      </w:r>
+      <w:r>
+        <w:rPr>
+          <w:rFonts w:ascii="Times New Roman" w:hAnsi="Times New Roman" w:eastAsia="Times New Roman" w:cs="Times New Roman"/>
+          <w:color w:val="0070c0"/>
+          <w:sz w:val="24"/>
+          <w:szCs w:val="24"/>
+          <w:highlight w:val="none"/>
+        </w:rPr>
+        <w:t xml:space="preserve"> </w:t>
+      </w:r>
+      <w:r>
+        <w:rPr>
+          <w:rFonts w:ascii="Times New Roman" w:hAnsi="Times New Roman" w:eastAsia="Times New Roman" w:cs="Times New Roman"/>
+          <w:color w:val="0070c0"/>
+          <w:sz w:val="24"/>
+          <w:szCs w:val="24"/>
+          <w:highlight w:val="none"/>
+        </w:rPr>
+        <w:t xml:space="preserve">[8]</w:t>
+      </w:r>
+      <w:r>
+        <w:rPr>
+          <w:rFonts w:ascii="Times New Roman" w:hAnsi="Times New Roman" w:eastAsia="Times New Roman" w:cs="Times New Roman"/>
+          <w:sz w:val="24"/>
+          <w:szCs w:val="24"/>
+          <w:highlight w:val="none"/>
+        </w:rPr>
+        <w:t xml:space="preserve">.</w:t>
       </w:r>
       <w:r>
         <w:rPr>
@@ -2270,7 +2582,6 @@
           <w:sz w:val="28"/>
           <w:szCs w:val="28"/>
           <w:highlight w:val="none"/>
-          <w:lang w:val="undefined"/>
         </w:rPr>
         <w:t xml:space="preserve">9. Future Plans</w:t>
       </w:r>
@@ -2282,7 +2593,6 @@
           <w:sz w:val="28"/>
           <w:szCs w:val="28"/>
           <w:highlight w:val="none"/>
-          <w:lang w:val="undefined" w:bidi="undefined"/>
         </w:rPr>
       </w:r>
       <w:r>
@@ -2293,7 +2603,7 @@
           <w:sz w:val="28"/>
           <w:szCs w:val="28"/>
           <w:highlight w:val="none"/>
-          <w:lang w:val="undefined"/>
+          <w14:ligatures w14:val="none"/>
         </w:rPr>
       </w:r>
     </w:p>
@@ -2326,15 +2636,6 @@
           <w:highlight w:val="none"/>
         </w:rPr>
         <w:t xml:space="preserve">ive web interface, and expanding the data polling to support distributed containerized environments (like Docker metrics).</w:t>
-      </w:r>
-      <w:r/>
-      <w:r>
-        <w:rPr>
-          <w:rFonts w:ascii="Times New Roman" w:hAnsi="Times New Roman" w:eastAsia="Times New Roman" w:cs="Times New Roman"/>
-          <w:sz w:val="24"/>
-          <w:szCs w:val="24"/>
-          <w:highlight w:val="none"/>
-        </w:rPr>
       </w:r>
       <w:r>
         <w:rPr>
@@ -2376,7 +2677,6 @@
           <w:sz w:val="28"/>
           <w:szCs w:val="28"/>
           <w:highlight w:val="none"/>
-          <w:lang w:val="undefined"/>
         </w:rPr>
         <w:t xml:space="preserve">10. Conclusion</w:t>
       </w:r>
@@ -2388,7 +2688,17 @@
           <w:sz w:val="28"/>
           <w:szCs w:val="28"/>
           <w:highlight w:val="none"/>
-          <w:lang w:val="undefined"/>
+        </w:rPr>
+      </w:r>
+      <w:r>
+        <w:rPr>
+          <w:rFonts w:ascii="Times New Roman" w:hAnsi="Times New Roman" w:eastAsia="Times New Roman" w:cs="Times New Roman"/>
+          <w:b/>
+          <w:bCs/>
+          <w:sz w:val="28"/>
+          <w:szCs w:val="28"/>
+          <w:highlight w:val="none"/>
+          <w14:ligatures w14:val="none"/>
         </w:rPr>
       </w:r>
     </w:p>
@@ -2429,7 +2739,7 @@
           <w:highlight w:val="none"/>
           <w:lang w:val="en-US"/>
         </w:rPr>
-        <w:t xml:space="preserve">, installable via custom user scripts or archinstall from official Arch repository. </w:t>
+        <w:t xml:space="preserve">, installable via custom user scripts or “Archinstall” from official Arch repository. </w:t>
       </w:r>
       <w:r>
         <w:rPr>
@@ -2439,7 +2749,17 @@
           <w:highlight w:val="none"/>
           <w:lang w:val="en-US"/>
         </w:rPr>
-        <w:t xml:space="preserve">The administration scripts (Archmate and Chaotic AUR Installer) successfully automate tedious system updates, cleanups, and user management. Finally, the Tree_tasker application accurately polls kernel data to display real-time parent-child process trees an</w:t>
+        <w:t xml:space="preserve">T</w:t>
+      </w:r>
+      <w:r>
+        <w:rPr>
+          <w:rFonts w:ascii="Times New Roman" w:hAnsi="Times New Roman" w:eastAsia="Times New Roman" w:cs="Times New Roman"/>
+          <w:sz w:val="24"/>
+          <w:szCs w:val="24"/>
+          <w:highlight w:val="none"/>
+          <w:lang w:val="en-US"/>
+        </w:rPr>
+        <w:t xml:space="preserve">he administration scripts (Archmate and Chaotic AUR Installer) successfully automate tedious system updates, cleanups, and user management. Finally, the “Tree_tasker" application accurately polls kernel data to display real-time parent-child process trees an</w:t>
       </w:r>
       <w:r>
         <w:rPr>
@@ -2457,6 +2777,27 @@
           <w:sz w:val="24"/>
           <w:szCs w:val="24"/>
           <w:highlight w:val="none"/>
+          <w:lang w:val="bn-BD"/>
+        </w:rPr>
+        <w:t xml:space="preserve"> </w:t>
+      </w:r>
+      <w:r>
+        <w:rPr>
+          <w:rFonts w:ascii="Times New Roman" w:hAnsi="Times New Roman" w:eastAsia="Times New Roman" w:cs="Times New Roman"/>
+          <w:sz w:val="24"/>
+          <w:szCs w:val="24"/>
+          <w:highlight w:val="none"/>
+          <w:lang w:val="en-US"/>
+        </w:rPr>
+        <w:t xml:space="preserve">All the codes are open-sourced and available with MIT license on GitHub.</w:t>
+      </w:r>
+      <w:r>
+        <w:rPr>
+          <w:rFonts w:hint="cs" w:ascii="Times New Roman" w:hAnsi="Times New Roman" w:eastAsia="Times New Roman" w:cs="Times New Roman"/>
+          <w:sz w:val="24"/>
+          <w:szCs w:val="24"/>
+          <w:highlight w:val="none"/>
+          <w:cs/>
           <w:lang w:val="en-US"/>
         </w:rPr>
       </w:r>
@@ -2492,7 +2833,6 @@
           <w:sz w:val="28"/>
           <w:szCs w:val="28"/>
           <w:highlight w:val="none"/>
-          <w:lang w:val="undefined"/>
         </w:rPr>
         <w:t xml:space="preserve">11. References</w:t>
       </w:r>
@@ -2504,7 +2844,6 @@
           <w:sz w:val="28"/>
           <w:szCs w:val="28"/>
           <w:highlight w:val="none"/>
-          <w:lang w:val="undefined" w:bidi="undefined"/>
         </w:rPr>
       </w:r>
       <w:r>
@@ -2515,7 +2854,7 @@
           <w:sz w:val="28"/>
           <w:szCs w:val="28"/>
           <w:highlight w:val="none"/>
-          <w:lang w:val="undefined"/>
+          <w14:ligatures w14:val="none"/>
         </w:rPr>
       </w:r>
     </w:p>
@@ -2547,7 +2886,7 @@
           <w:szCs w:val="24"/>
           <w:highlight w:val="none"/>
         </w:rPr>
-        <w:t xml:space="preserve">1] </w:t>
+        <w:t xml:space="preserve">1] End4 dotfile, GIT: </w:t>
       </w:r>
       <w:r>
         <w:rPr>
@@ -2560,7 +2899,7 @@
       <w:hyperlink r:id="rId11" w:tooltip="https://github.com/end-4/dots-hyprland" w:history="1">
         <w:r>
           <w:rPr>
-            <w:rStyle w:val="187"/>
+            <w:rStyle w:val="902"/>
             <w:rFonts w:ascii="Times New Roman" w:hAnsi="Times New Roman" w:eastAsia="Times New Roman" w:cs="Times New Roman"/>
             <w:sz w:val="24"/>
             <w:szCs w:val="24"/>
@@ -2570,151 +2909,7 @@
         </w:r>
         <w:r>
           <w:rPr>
-            <w:rStyle w:val="187"/>
-            <w:rFonts w:ascii="Times New Roman" w:hAnsi="Times New Roman" w:eastAsia="Times New Roman" w:cs="Times New Roman"/>
-            <w:sz w:val="24"/>
-            <w:szCs w:val="24"/>
-            <w:highlight w:val="none"/>
-          </w:rPr>
-        </w:r>
-      </w:hyperlink>
-      <w:r>
-        <w:rPr>
-          <w:rFonts w:ascii="Times New Roman" w:hAnsi="Times New Roman" w:eastAsia="Times New Roman" w:cs="Times New Roman"/>
-          <w:sz w:val="24"/>
-          <w:szCs w:val="24"/>
-          <w:highlight w:val="none"/>
-        </w:rPr>
-        <w:t xml:space="preserve"> </w:t>
-      </w:r>
-      <w:r>
-        <w:rPr>
-          <w:rFonts w:ascii="Times New Roman" w:hAnsi="Times New Roman" w:eastAsia="Times New Roman" w:cs="Times New Roman"/>
-          <w:sz w:val="24"/>
-          <w:szCs w:val="24"/>
-          <w:highlight w:val="none"/>
-        </w:rPr>
-      </w:r>
-    </w:p>
-    <w:p>
-      <w:pPr>
-        <w:pBdr/>
-        <w:spacing w:line="240" w:lineRule="auto"/>
-        <w:ind/>
-        <w:rPr>
-          <w:rFonts w:ascii="Times New Roman" w:hAnsi="Times New Roman" w:eastAsia="Times New Roman" w:cs="Times New Roman"/>
-          <w:sz w:val="24"/>
-          <w:szCs w:val="24"/>
-          <w:highlight w:val="none"/>
-        </w:rPr>
-      </w:pPr>
-      <w:r>
-        <w:rPr>
-          <w:rFonts w:ascii="Times New Roman" w:hAnsi="Times New Roman" w:eastAsia="Times New Roman" w:cs="Times New Roman"/>
-          <w:sz w:val="24"/>
-          <w:szCs w:val="24"/>
-          <w:highlight w:val="none"/>
-        </w:rPr>
-        <w:t xml:space="preserve">[2] </w:t>
-      </w:r>
-      <w:r>
-        <w:rPr>
-          <w:rFonts w:ascii="Times New Roman" w:hAnsi="Times New Roman" w:eastAsia="Times New Roman" w:cs="Times New Roman"/>
-          <w:sz w:val="24"/>
-          <w:szCs w:val="24"/>
-          <w:highlight w:val="none"/>
-        </w:rPr>
-      </w:r>
-      <w:r>
-        <w:rPr>
-          <w:rFonts w:ascii="Times New Roman" w:hAnsi="Times New Roman" w:eastAsia="Times New Roman" w:cs="Times New Roman"/>
-          <w:sz w:val="24"/>
-          <w:szCs w:val="24"/>
-          <w:highlight w:val="none"/>
-        </w:rPr>
-      </w:r>
-      <w:hyperlink r:id="rId12" w:tooltip="https://www.ml4w.com/" w:history="1">
-        <w:r>
-          <w:rPr>
-            <w:rStyle w:val="187"/>
-            <w:rFonts w:ascii="Times New Roman" w:hAnsi="Times New Roman" w:eastAsia="Times New Roman" w:cs="Times New Roman"/>
-            <w:sz w:val="24"/>
-            <w:szCs w:val="24"/>
-            <w:highlight w:val="none"/>
-          </w:rPr>
-          <w:t xml:space="preserve">https://www.ml4w.com/</w:t>
-        </w:r>
-        <w:r>
-          <w:rPr>
-            <w:rStyle w:val="187"/>
-            <w:rFonts w:ascii="Times New Roman" w:hAnsi="Times New Roman" w:eastAsia="Times New Roman" w:cs="Times New Roman"/>
-            <w:sz w:val="24"/>
-            <w:szCs w:val="24"/>
-            <w:highlight w:val="none"/>
-          </w:rPr>
-        </w:r>
-      </w:hyperlink>
-      <w:r>
-        <w:rPr>
-          <w:rFonts w:ascii="Times New Roman" w:hAnsi="Times New Roman" w:eastAsia="Times New Roman" w:cs="Times New Roman"/>
-          <w:sz w:val="24"/>
-          <w:szCs w:val="24"/>
-          <w:highlight w:val="none"/>
-        </w:rPr>
-        <w:t xml:space="preserve"> </w:t>
-      </w:r>
-      <w:r>
-        <w:rPr>
-          <w:rFonts w:ascii="Times New Roman" w:hAnsi="Times New Roman" w:eastAsia="Times New Roman" w:cs="Times New Roman"/>
-          <w:sz w:val="24"/>
-          <w:szCs w:val="24"/>
-          <w:highlight w:val="none"/>
-        </w:rPr>
-      </w:r>
-    </w:p>
-    <w:p>
-      <w:pPr>
-        <w:pBdr/>
-        <w:spacing w:line="240" w:lineRule="auto"/>
-        <w:ind/>
-        <w:rPr>
-          <w:rFonts w:ascii="Times New Roman" w:hAnsi="Times New Roman" w:eastAsia="Times New Roman" w:cs="Times New Roman"/>
-          <w:sz w:val="24"/>
-          <w:szCs w:val="24"/>
-          <w:highlight w:val="none"/>
-        </w:rPr>
-      </w:pPr>
-      <w:r>
-        <w:rPr>
-          <w:rFonts w:ascii="Times New Roman" w:hAnsi="Times New Roman" w:eastAsia="Times New Roman" w:cs="Times New Roman"/>
-          <w:sz w:val="24"/>
-          <w:szCs w:val="24"/>
-          <w:highlight w:val="none"/>
-        </w:rPr>
-        <w:t xml:space="preserve">[3] </w:t>
-      </w:r>
-      <w:r>
-        <w:rPr>
-          <w:rFonts w:ascii="Times New Roman" w:hAnsi="Times New Roman" w:eastAsia="Times New Roman" w:cs="Times New Roman"/>
-          <w:sz w:val="24"/>
-          <w:szCs w:val="24"/>
-          <w:highlight w:val="none"/>
-        </w:rPr>
-      </w:r>
-      <w:hyperlink r:id="rId13" w:tooltip="https://archlinux.org/" w:history="1">
-        <w:r>
-          <w:rPr>
-            <w:rStyle w:val="187"/>
-            <w:rFonts w:ascii="Times New Roman" w:hAnsi="Times New Roman" w:eastAsia="Times New Roman" w:cs="Times New Roman"/>
-            <w:sz w:val="24"/>
-            <w:szCs w:val="24"/>
-            <w:highlight w:val="none"/>
-          </w:rPr>
-          <w:t xml:space="preserve">https://archlinux.org/</w:t>
-        </w:r>
-        <w:r>
-          <w:rPr>
-            <w:rStyle w:val="187"/>
+            <w:rStyle w:val="902"/>
             <w:rFonts w:ascii="Times New Roman" w:hAnsi="Times New Roman" w:eastAsia="Times New Roman" w:cs="Times New Roman"/>
             <w:sz w:val="24"/>
             <w:szCs w:val="24"/>
@@ -2767,7 +2962,7 @@
           <w:szCs w:val="24"/>
           <w:highlight w:val="none"/>
         </w:rPr>
-        <w:t xml:space="preserve">[4] </w:t>
+        <w:t xml:space="preserve">[2] </w:t>
       </w:r>
       <w:r>
         <w:rPr>
@@ -2776,139 +2971,22 @@
           <w:szCs w:val="24"/>
           <w:highlight w:val="none"/>
         </w:rPr>
+        <w:t xml:space="preserve">ML4W scripts, GIT: </w:t>
       </w:r>
-      <w:hyperlink r:id="rId14" w:tooltip="https://ubuntu.com/" w:history="1">
+      <w:hyperlink r:id="rId12" w:tooltip="https://www.ml4w.com/" w:history="1">
         <w:r>
           <w:rPr>
-            <w:rStyle w:val="187"/>
+            <w:rStyle w:val="902"/>
             <w:rFonts w:ascii="Times New Roman" w:hAnsi="Times New Roman" w:eastAsia="Times New Roman" w:cs="Times New Roman"/>
             <w:sz w:val="24"/>
             <w:szCs w:val="24"/>
             <w:highlight w:val="none"/>
           </w:rPr>
-          <w:t xml:space="preserve">https://ubuntu.com/</w:t>
-        </w:r>
-      </w:hyperlink>
-      <w:r>
-        <w:rPr>
-          <w:rFonts w:ascii="Times New Roman" w:hAnsi="Times New Roman" w:eastAsia="Times New Roman" w:cs="Times New Roman"/>
-          <w:sz w:val="24"/>
-          <w:szCs w:val="24"/>
-          <w:highlight w:val="none"/>
-        </w:rPr>
-        <w:t xml:space="preserve"> </w:t>
-      </w:r>
-      <w:r>
-        <w:rPr>
-          <w:rFonts w:ascii="Times New Roman" w:hAnsi="Times New Roman" w:eastAsia="Times New Roman" w:cs="Times New Roman"/>
-          <w:sz w:val="24"/>
-          <w:szCs w:val="24"/>
-          <w:highlight w:val="none"/>
-        </w:rPr>
-      </w:r>
-    </w:p>
-    <w:p>
-      <w:pPr>
-        <w:pBdr/>
-        <w:spacing w:line="240" w:lineRule="auto"/>
-        <w:ind/>
-        <w:rPr>
-          <w:rFonts w:ascii="Times New Roman" w:hAnsi="Times New Roman" w:eastAsia="Times New Roman" w:cs="Times New Roman"/>
-          <w:sz w:val="24"/>
-          <w:szCs w:val="24"/>
-          <w:highlight w:val="none"/>
-        </w:rPr>
-      </w:pPr>
-      <w:r>
-        <w:rPr>
-          <w:rFonts w:ascii="Times New Roman" w:hAnsi="Times New Roman" w:eastAsia="Times New Roman" w:cs="Times New Roman"/>
-          <w:sz w:val="24"/>
-          <w:szCs w:val="24"/>
-          <w:highlight w:val="none"/>
-        </w:rPr>
-        <w:t xml:space="preserve">[5] </w:t>
-      </w:r>
-      <w:r>
-        <w:rPr>
-          <w:rFonts w:ascii="Times New Roman" w:hAnsi="Times New Roman" w:eastAsia="Times New Roman" w:cs="Times New Roman"/>
-          <w:sz w:val="24"/>
-          <w:szCs w:val="24"/>
-          <w:highlight w:val="none"/>
-        </w:rPr>
-      </w:r>
-      <w:hyperlink r:id="rId15" w:tooltip="https://www.linuxmint.com/" w:history="1">
-        <w:r>
-          <w:rPr>
-            <w:rStyle w:val="187"/>
-            <w:rFonts w:ascii="Times New Roman" w:hAnsi="Times New Roman" w:eastAsia="Times New Roman" w:cs="Times New Roman"/>
-            <w:sz w:val="24"/>
-            <w:szCs w:val="24"/>
-            <w:highlight w:val="none"/>
-          </w:rPr>
-          <w:t xml:space="preserve">https://www.linuxmint.com/</w:t>
-        </w:r>
-      </w:hyperlink>
-      <w:r>
-        <w:rPr>
-          <w:rFonts w:ascii="Times New Roman" w:hAnsi="Times New Roman" w:eastAsia="Times New Roman" w:cs="Times New Roman"/>
-          <w:sz w:val="24"/>
-          <w:szCs w:val="24"/>
-          <w:highlight w:val="none"/>
-        </w:rPr>
-        <w:t xml:space="preserve"> </w:t>
-      </w:r>
-      <w:r>
-        <w:rPr>
-          <w:rFonts w:ascii="Times New Roman" w:hAnsi="Times New Roman" w:eastAsia="Times New Roman" w:cs="Times New Roman"/>
-          <w:sz w:val="24"/>
-          <w:szCs w:val="24"/>
-          <w:highlight w:val="none"/>
-        </w:rPr>
-      </w:r>
-    </w:p>
-    <w:p>
-      <w:pPr>
-        <w:pBdr/>
-        <w:spacing w:line="240" w:lineRule="auto"/>
-        <w:ind/>
-        <w:rPr>
-          <w:rFonts w:ascii="Times New Roman" w:hAnsi="Times New Roman" w:eastAsia="Times New Roman" w:cs="Times New Roman"/>
-          <w:sz w:val="24"/>
-          <w:szCs w:val="24"/>
-          <w:highlight w:val="none"/>
-        </w:rPr>
-      </w:pPr>
-      <w:r>
-        <w:rPr>
-          <w:rFonts w:ascii="Times New Roman" w:hAnsi="Times New Roman" w:eastAsia="Times New Roman" w:cs="Times New Roman"/>
-          <w:sz w:val="24"/>
-          <w:szCs w:val="24"/>
-          <w:highlight w:val="none"/>
-        </w:rPr>
-        <w:t xml:space="preserve">[6] </w:t>
-      </w:r>
-      <w:r>
-        <w:rPr>
-          <w:rFonts w:ascii="Times New Roman" w:hAnsi="Times New Roman" w:eastAsia="Times New Roman" w:cs="Times New Roman"/>
-          <w:sz w:val="24"/>
-          <w:szCs w:val="24"/>
-          <w:highlight w:val="none"/>
-        </w:rPr>
-      </w:r>
-      <w:hyperlink r:id="rId16" w:tooltip="https://itsfoss.com/news/arcolinux-discontinued/" w:history="1">
-        <w:r>
-          <w:rPr>
-            <w:rStyle w:val="187"/>
-            <w:rFonts w:ascii="Times New Roman" w:hAnsi="Times New Roman" w:eastAsia="Times New Roman" w:cs="Times New Roman"/>
-            <w:sz w:val="24"/>
-            <w:szCs w:val="24"/>
-            <w:highlight w:val="none"/>
-          </w:rPr>
-          <w:t xml:space="preserve">https://itsfoss.com/news/arcolinux-discontinued/</w:t>
+          <w:t xml:space="preserve">https://www.ml4w.com/</w:t>
         </w:r>
         <w:r>
           <w:rPr>
-            <w:rStyle w:val="187"/>
+            <w:rStyle w:val="902"/>
             <w:rFonts w:ascii="Times New Roman" w:hAnsi="Times New Roman" w:eastAsia="Times New Roman" w:cs="Times New Roman"/>
             <w:sz w:val="24"/>
             <w:szCs w:val="24"/>
@@ -2961,7 +3039,7 @@
           <w:szCs w:val="24"/>
           <w:highlight w:val="none"/>
         </w:rPr>
-        <w:t xml:space="preserve">[7] </w:t>
+        <w:t xml:space="preserve">[3] </w:t>
       </w:r>
       <w:r>
         <w:rPr>
@@ -2970,21 +3048,22 @@
           <w:szCs w:val="24"/>
           <w:highlight w:val="none"/>
         </w:rPr>
+        <w:t xml:space="preserve">ArchWiki and official site, URL: </w:t>
       </w:r>
-      <w:hyperlink r:id="rId17" w:tooltip="https://ubuntu.com/project/docs/release-team/release-cycle/" w:history="1">
+      <w:hyperlink r:id="rId13" w:tooltip="https://archlinux.org/" w:history="1">
         <w:r>
           <w:rPr>
-            <w:rStyle w:val="187"/>
+            <w:rStyle w:val="902"/>
             <w:rFonts w:ascii="Times New Roman" w:hAnsi="Times New Roman" w:eastAsia="Times New Roman" w:cs="Times New Roman"/>
             <w:sz w:val="24"/>
             <w:szCs w:val="24"/>
             <w:highlight w:val="none"/>
           </w:rPr>
-          <w:t xml:space="preserve">https://ubuntu.com/project/docs/release-team/release-cycle/</w:t>
+          <w:t xml:space="preserve">https://archlinux.org/</w:t>
         </w:r>
         <w:r>
           <w:rPr>
-            <w:rStyle w:val="187"/>
+            <w:rStyle w:val="902"/>
             <w:rFonts w:ascii="Times New Roman" w:hAnsi="Times New Roman" w:eastAsia="Times New Roman" w:cs="Times New Roman"/>
             <w:sz w:val="24"/>
             <w:szCs w:val="24"/>
@@ -3036,9 +3115,308 @@
           <w:sz w:val="24"/>
           <w:szCs w:val="24"/>
           <w:highlight w:val="none"/>
+        </w:rPr>
+        <w:t xml:space="preserve">[4] </w:t>
+      </w:r>
+      <w:r>
+        <w:rPr>
+          <w:rFonts w:ascii="Times New Roman" w:hAnsi="Times New Roman" w:eastAsia="Times New Roman" w:cs="Times New Roman"/>
+          <w:sz w:val="24"/>
+          <w:szCs w:val="24"/>
+          <w:highlight w:val="none"/>
+        </w:rPr>
+        <w:t xml:space="preserve">Ubuntu official community, URL: </w:t>
+      </w:r>
+      <w:hyperlink r:id="rId14" w:tooltip="https://ubuntu.com/" w:history="1">
+        <w:r>
+          <w:rPr>
+            <w:rStyle w:val="902"/>
+            <w:rFonts w:ascii="Times New Roman" w:hAnsi="Times New Roman" w:eastAsia="Times New Roman" w:cs="Times New Roman"/>
+            <w:sz w:val="24"/>
+            <w:szCs w:val="24"/>
+            <w:highlight w:val="none"/>
+          </w:rPr>
+          <w:t xml:space="preserve">https://ubuntu.com/</w:t>
+        </w:r>
+      </w:hyperlink>
+      <w:r>
+        <w:rPr>
+          <w:rFonts w:ascii="Times New Roman" w:hAnsi="Times New Roman" w:eastAsia="Times New Roman" w:cs="Times New Roman"/>
+          <w:sz w:val="24"/>
+          <w:szCs w:val="24"/>
+          <w:highlight w:val="none"/>
+        </w:rPr>
+        <w:t xml:space="preserve"> </w:t>
+      </w:r>
+      <w:r>
+        <w:rPr>
+          <w:rFonts w:ascii="Times New Roman" w:hAnsi="Times New Roman" w:eastAsia="Times New Roman" w:cs="Times New Roman"/>
+          <w:sz w:val="24"/>
+          <w:szCs w:val="24"/>
+          <w:highlight w:val="none"/>
+        </w:rPr>
+      </w:r>
+      <w:r>
+        <w:rPr>
+          <w:rFonts w:ascii="Times New Roman" w:hAnsi="Times New Roman" w:eastAsia="Times New Roman" w:cs="Times New Roman"/>
+          <w:sz w:val="24"/>
+          <w:szCs w:val="24"/>
+          <w:highlight w:val="none"/>
+        </w:rPr>
+      </w:r>
+    </w:p>
+    <w:p>
+      <w:pPr>
+        <w:pBdr/>
+        <w:spacing w:line="240" w:lineRule="auto"/>
+        <w:ind/>
+        <w:rPr>
+          <w:rFonts w:ascii="Times New Roman" w:hAnsi="Times New Roman" w:eastAsia="Times New Roman" w:cs="Times New Roman"/>
+          <w:sz w:val="24"/>
+          <w:szCs w:val="24"/>
+          <w:highlight w:val="none"/>
+        </w:rPr>
+      </w:pPr>
+      <w:r>
+        <w:rPr>
+          <w:rFonts w:ascii="Times New Roman" w:hAnsi="Times New Roman" w:eastAsia="Times New Roman" w:cs="Times New Roman"/>
+          <w:sz w:val="24"/>
+          <w:szCs w:val="24"/>
+          <w:highlight w:val="none"/>
+        </w:rPr>
+        <w:t xml:space="preserve">[5] Linux Mint official community, URL: </w:t>
+      </w:r>
+      <w:r>
+        <w:rPr>
+          <w:rFonts w:ascii="Times New Roman" w:hAnsi="Times New Roman" w:eastAsia="Times New Roman" w:cs="Times New Roman"/>
+          <w:sz w:val="24"/>
+          <w:szCs w:val="24"/>
+          <w:highlight w:val="none"/>
+        </w:rPr>
+      </w:r>
+      <w:hyperlink r:id="rId15" w:tooltip="https://www.linuxmint.com/" w:history="1">
+        <w:r>
+          <w:rPr>
+            <w:rStyle w:val="902"/>
+            <w:rFonts w:ascii="Times New Roman" w:hAnsi="Times New Roman" w:eastAsia="Times New Roman" w:cs="Times New Roman"/>
+            <w:sz w:val="24"/>
+            <w:szCs w:val="24"/>
+            <w:highlight w:val="none"/>
+          </w:rPr>
+          <w:t xml:space="preserve">https://www.linuxmint.com/</w:t>
+        </w:r>
+      </w:hyperlink>
+      <w:r>
+        <w:rPr>
+          <w:rFonts w:ascii="Times New Roman" w:hAnsi="Times New Roman" w:eastAsia="Times New Roman" w:cs="Times New Roman"/>
+          <w:sz w:val="24"/>
+          <w:szCs w:val="24"/>
+          <w:highlight w:val="none"/>
+        </w:rPr>
+        <w:t xml:space="preserve"> </w:t>
+      </w:r>
+      <w:r>
+        <w:rPr>
+          <w:rFonts w:ascii="Times New Roman" w:hAnsi="Times New Roman" w:eastAsia="Times New Roman" w:cs="Times New Roman"/>
+          <w:sz w:val="24"/>
+          <w:szCs w:val="24"/>
+          <w:highlight w:val="none"/>
+        </w:rPr>
+      </w:r>
+      <w:r>
+        <w:rPr>
+          <w:rFonts w:ascii="Times New Roman" w:hAnsi="Times New Roman" w:eastAsia="Times New Roman" w:cs="Times New Roman"/>
+          <w:sz w:val="24"/>
+          <w:szCs w:val="24"/>
+          <w:highlight w:val="none"/>
+        </w:rPr>
+      </w:r>
+    </w:p>
+    <w:p>
+      <w:pPr>
+        <w:pBdr/>
+        <w:spacing w:line="240" w:lineRule="auto"/>
+        <w:ind/>
+        <w:rPr>
+          <w:rFonts w:ascii="Times New Roman" w:hAnsi="Times New Roman" w:eastAsia="Times New Roman" w:cs="Times New Roman"/>
+          <w:sz w:val="24"/>
+          <w:szCs w:val="24"/>
+          <w:highlight w:val="none"/>
+        </w:rPr>
+      </w:pPr>
+      <w:r>
+        <w:rPr>
+          <w:rFonts w:ascii="Times New Roman" w:hAnsi="Times New Roman" w:eastAsia="Times New Roman" w:cs="Times New Roman"/>
+          <w:sz w:val="24"/>
+          <w:szCs w:val="24"/>
+          <w:highlight w:val="none"/>
+        </w:rPr>
+        <w:t xml:space="preserve">[6] </w:t>
+      </w:r>
+      <w:r>
+        <w:rPr>
+          <w:rFonts w:ascii="Times New Roman" w:hAnsi="Times New Roman" w:eastAsia="Times New Roman" w:cs="Times New Roman"/>
+          <w:sz w:val="24"/>
+          <w:szCs w:val="24"/>
+          <w:highlight w:val="none"/>
+        </w:rPr>
+        <w:t xml:space="preserve">ArcoLinux EOL news, URL: </w:t>
+      </w:r>
+      <w:hyperlink r:id="rId16" w:tooltip="https://itsfoss.com/news/arcolinux-discontinued/" w:history="1">
+        <w:r>
+          <w:rPr>
+            <w:rStyle w:val="902"/>
+            <w:rFonts w:ascii="Times New Roman" w:hAnsi="Times New Roman" w:eastAsia="Times New Roman" w:cs="Times New Roman"/>
+            <w:sz w:val="24"/>
+            <w:szCs w:val="24"/>
+            <w:highlight w:val="none"/>
+          </w:rPr>
+          <w:t xml:space="preserve">https://itsfoss.com/news/arcolinux-discontinued/</w:t>
+        </w:r>
+        <w:r>
+          <w:rPr>
+            <w:rStyle w:val="902"/>
+            <w:rFonts w:ascii="Times New Roman" w:hAnsi="Times New Roman" w:eastAsia="Times New Roman" w:cs="Times New Roman"/>
+            <w:sz w:val="24"/>
+            <w:szCs w:val="24"/>
+            <w:highlight w:val="none"/>
+          </w:rPr>
+        </w:r>
+      </w:hyperlink>
+      <w:r>
+        <w:rPr>
+          <w:rFonts w:ascii="Times New Roman" w:hAnsi="Times New Roman" w:eastAsia="Times New Roman" w:cs="Times New Roman"/>
+          <w:sz w:val="24"/>
+          <w:szCs w:val="24"/>
+          <w:highlight w:val="none"/>
+        </w:rPr>
+        <w:t xml:space="preserve"> </w:t>
+      </w:r>
+      <w:r>
+        <w:rPr>
+          <w:rFonts w:ascii="Times New Roman" w:hAnsi="Times New Roman" w:eastAsia="Times New Roman" w:cs="Times New Roman"/>
+          <w:sz w:val="24"/>
+          <w:szCs w:val="24"/>
+          <w:highlight w:val="none"/>
+        </w:rPr>
+      </w:r>
+      <w:r>
+        <w:rPr>
+          <w:rFonts w:ascii="Times New Roman" w:hAnsi="Times New Roman" w:eastAsia="Times New Roman" w:cs="Times New Roman"/>
+          <w:sz w:val="24"/>
+          <w:szCs w:val="24"/>
+          <w:highlight w:val="none"/>
+        </w:rPr>
+      </w:r>
+    </w:p>
+    <w:p>
+      <w:pPr>
+        <w:pBdr/>
+        <w:spacing w:line="240" w:lineRule="auto"/>
+        <w:ind/>
+        <w:rPr>
+          <w:rFonts w:ascii="Times New Roman" w:hAnsi="Times New Roman" w:eastAsia="Times New Roman" w:cs="Times New Roman"/>
+          <w:sz w:val="24"/>
+          <w:szCs w:val="24"/>
+          <w:highlight w:val="none"/>
+        </w:rPr>
+      </w:pPr>
+      <w:r>
+        <w:rPr>
+          <w:rFonts w:ascii="Times New Roman" w:hAnsi="Times New Roman" w:eastAsia="Times New Roman" w:cs="Times New Roman"/>
+          <w:sz w:val="24"/>
+          <w:szCs w:val="24"/>
+          <w:highlight w:val="none"/>
+        </w:rPr>
+        <w:t xml:space="preserve">[7] </w:t>
+      </w:r>
+      <w:r>
+        <w:rPr>
+          <w:rFonts w:ascii="Times New Roman" w:hAnsi="Times New Roman" w:eastAsia="Times New Roman" w:cs="Times New Roman"/>
+          <w:sz w:val="24"/>
+          <w:szCs w:val="24"/>
+          <w:highlight w:val="none"/>
+        </w:rPr>
+        <w:t xml:space="preserve">Ubuntu release cycle, URL: </w:t>
+      </w:r>
+      <w:hyperlink r:id="rId17" w:tooltip="https://ubuntu.com/project/docs/release-team/release-cycle/" w:history="1">
+        <w:r>
+          <w:rPr>
+            <w:rStyle w:val="902"/>
+            <w:rFonts w:ascii="Times New Roman" w:hAnsi="Times New Roman" w:eastAsia="Times New Roman" w:cs="Times New Roman"/>
+            <w:sz w:val="24"/>
+            <w:szCs w:val="24"/>
+            <w:highlight w:val="none"/>
+          </w:rPr>
+          <w:t xml:space="preserve">https://ubuntu.com/project/docs/release-team/release-cycle/</w:t>
+        </w:r>
+        <w:r>
+          <w:rPr>
+            <w:rStyle w:val="902"/>
+            <w:rFonts w:ascii="Times New Roman" w:hAnsi="Times New Roman" w:eastAsia="Times New Roman" w:cs="Times New Roman"/>
+            <w:sz w:val="24"/>
+            <w:szCs w:val="24"/>
+            <w:highlight w:val="none"/>
+          </w:rPr>
+        </w:r>
+      </w:hyperlink>
+      <w:r>
+        <w:rPr>
+          <w:rFonts w:ascii="Times New Roman" w:hAnsi="Times New Roman" w:eastAsia="Times New Roman" w:cs="Times New Roman"/>
+          <w:sz w:val="24"/>
+          <w:szCs w:val="24"/>
+          <w:highlight w:val="none"/>
+        </w:rPr>
+        <w:t xml:space="preserve"> </w:t>
+      </w:r>
+      <w:r>
+        <w:rPr>
+          <w:rFonts w:ascii="Times New Roman" w:hAnsi="Times New Roman" w:eastAsia="Times New Roman" w:cs="Times New Roman"/>
+          <w:sz w:val="24"/>
+          <w:szCs w:val="24"/>
+          <w:highlight w:val="none"/>
+        </w:rPr>
+      </w:r>
+      <w:r>
+        <w:rPr>
+          <w:rFonts w:ascii="Times New Roman" w:hAnsi="Times New Roman" w:eastAsia="Times New Roman" w:cs="Times New Roman"/>
+          <w:sz w:val="24"/>
+          <w:szCs w:val="24"/>
+          <w:highlight w:val="none"/>
+        </w:rPr>
+      </w:r>
+    </w:p>
+    <w:p>
+      <w:pPr>
+        <w:pBdr/>
+        <w:spacing w:line="240" w:lineRule="auto"/>
+        <w:ind/>
+        <w:rPr>
+          <w:rFonts w:ascii="Times New Roman" w:hAnsi="Times New Roman" w:eastAsia="Times New Roman" w:cs="Times New Roman"/>
+          <w:sz w:val="24"/>
+          <w:szCs w:val="24"/>
+          <w:highlight w:val="none"/>
+        </w:rPr>
+      </w:pPr>
+      <w:r>
+        <w:rPr>
+          <w:rFonts w:ascii="Times New Roman" w:hAnsi="Times New Roman" w:eastAsia="Times New Roman" w:cs="Times New Roman"/>
+          <w:sz w:val="24"/>
+          <w:szCs w:val="24"/>
+          <w:highlight w:val="none"/>
           <w:lang w:val="bn-BD"/>
         </w:rPr>
         <w:t xml:space="preserve">[8]</w:t>
+      </w:r>
+      <w:r>
+        <w:rPr>
+          <w:rFonts w:ascii="Times New Roman" w:hAnsi="Times New Roman" w:eastAsia="Times New Roman" w:cs="Times New Roman"/>
+          <w:sz w:val="24"/>
+          <w:szCs w:val="24"/>
+          <w:highlight w:val="none"/>
+          <w:lang w:val="en-US"/>
+        </w:rPr>
+        <w:t xml:space="preserve"> Wayland compatibility tracker, URL:</w:t>
       </w:r>
       <w:r>
         <w:rPr>
@@ -3062,7 +3440,7 @@
       <w:hyperlink r:id="rId18" w:tooltip="https://arewewaylandyet.com/" w:history="1">
         <w:r>
           <w:rPr>
-            <w:rStyle w:val="187"/>
+            <w:rStyle w:val="902"/>
             <w:rFonts w:ascii="Times New Roman" w:hAnsi="Times New Roman" w:eastAsia="Times New Roman" w:cs="Times New Roman"/>
             <w:sz w:val="24"/>
             <w:szCs w:val="24"/>
@@ -3073,7 +3451,7 @@
         </w:r>
         <w:r>
           <w:rPr>
-            <w:rStyle w:val="187"/>
+            <w:rStyle w:val="902"/>
             <w:rFonts w:ascii="Times New Roman" w:hAnsi="Times New Roman" w:eastAsia="Times New Roman" w:cs="Times New Roman"/>
             <w:sz w:val="24"/>
             <w:szCs w:val="24"/>
@@ -3132,7 +3510,6 @@
         <w:ind/>
         <w:rPr/>
       </w:pPr>
-      <w:r/>
       <w:r>
         <w:separator/>
       </w:r>
@@ -3147,7 +3524,6 @@
         <w:ind/>
         <w:rPr/>
       </w:pPr>
-      <w:r/>
       <w:r>
         <w:continuationSeparator/>
       </w:r>
@@ -3161,7 +3537,7 @@
 <w:ftr xmlns:wpc="http://schemas.microsoft.com/office/word/2010/wordprocessingCanvas" xmlns:mc="http://schemas.openxmlformats.org/markup-compatibility/2006" xmlns:o="urn:schemas-microsoft-com:office:office" xmlns:r="http://schemas.openxmlformats.org/officeDocument/2006/relationships" xmlns:m="http://schemas.openxmlformats.org/officeDocument/2006/math" xmlns:v="urn:schemas-microsoft-com:vml" xmlns:wp14="http://schemas.microsoft.com/office/word/2010/wordprocessingDrawing" xmlns:wp="http://schemas.openxmlformats.org/drawingml/2006/wordprocessingDrawing" xmlns:w10="urn:schemas-microsoft-com:office:word" xmlns:w="http://schemas.openxmlformats.org/wordprocessingml/2006/main" xmlns:w14="http://schemas.microsoft.com/office/word/2010/wordml" xmlns:w15="http://schemas.microsoft.com/office/word/2012/wordml" xmlns:wpg="http://schemas.microsoft.com/office/word/2010/wordprocessingGroup" xmlns:wpi="http://schemas.microsoft.com/office/word/2010/wordprocessingInk" xmlns:wne="http://schemas.microsoft.com/office/word/2006/wordml" xmlns:a="http://schemas.openxmlformats.org/drawingml/2006/main" xmlns:wps="http://schemas.microsoft.com/office/word/2010/wordprocessingShape" mc:Ignorable="w14 w15 wp14">
   <w:p>
     <w:pPr>
-      <w:pStyle w:val="178"/>
+      <w:pStyle w:val="893"/>
       <w:pBdr/>
       <w:spacing/>
       <w:ind/>
@@ -3178,12 +3554,13 @@
   </w:p>
   <w:p>
     <w:pPr>
-      <w:pStyle w:val="178"/>
+      <w:pStyle w:val="893"/>
       <w:pBdr/>
       <w:spacing/>
       <w:ind/>
       <w:rPr/>
     </w:pPr>
+    <w:r/>
     <w:r/>
   </w:p>
 </w:ftr>
@@ -3199,7 +3576,6 @@
         <w:ind/>
         <w:rPr/>
       </w:pPr>
-      <w:r/>
       <w:r>
         <w:separator/>
       </w:r>
@@ -3214,7 +3590,6 @@
         <w:ind/>
         <w:rPr/>
       </w:pPr>
-      <w:r/>
       <w:r>
         <w:continuationSeparator/>
       </w:r>
@@ -4311,9 +4686,9 @@
     <w:lsdException w:name="Bibliography" w:uiPriority="37"/>
     <w:lsdException w:name="TOC Heading" w:uiPriority="39" w:qFormat="1"/>
   </w:latentStyles>
-  <w:style w:type="table" w:styleId="12">
+  <w:style w:type="table" w:styleId="731">
     <w:name w:val="Table Grid"/>
-    <w:basedOn w:val="665"/>
+    <w:basedOn w:val="917"/>
     <w:uiPriority w:val="59"/>
     <w:pPr>
       <w:pBdr/>
@@ -4510,9 +4885,9 @@
       </w:tcPr>
     </w:tblStylePr>
   </w:style>
-  <w:style w:type="table" w:styleId="13">
+  <w:style w:type="table" w:styleId="732">
     <w:name w:val="Table Grid Light"/>
-    <w:basedOn w:val="665"/>
+    <w:basedOn w:val="917"/>
     <w:uiPriority w:val="59"/>
     <w:pPr>
       <w:pBdr/>
@@ -4709,9 +5084,9 @@
       </w:tcPr>
     </w:tblStylePr>
   </w:style>
-  <w:style w:type="table" w:styleId="14">
+  <w:style w:type="table" w:styleId="733">
     <w:name w:val="Plain Table 1"/>
-    <w:basedOn w:val="665"/>
+    <w:basedOn w:val="917"/>
     <w:uiPriority w:val="59"/>
     <w:pPr>
       <w:pBdr/>
@@ -4934,9 +5309,9 @@
       </w:tcPr>
     </w:tblStylePr>
   </w:style>
-  <w:style w:type="table" w:styleId="15">
+  <w:style w:type="table" w:styleId="734">
     <w:name w:val="Plain Table 2"/>
-    <w:basedOn w:val="665"/>
+    <w:basedOn w:val="917"/>
     <w:uiPriority w:val="59"/>
     <w:pPr>
       <w:pBdr/>
@@ -5167,9 +5542,9 @@
       </w:tcPr>
     </w:tblStylePr>
   </w:style>
-  <w:style w:type="table" w:styleId="16">
+  <w:style w:type="table" w:styleId="735">
     <w:name w:val="Plain Table 3"/>
-    <w:basedOn w:val="665"/>
+    <w:basedOn w:val="917"/>
     <w:uiPriority w:val="99"/>
     <w:pPr>
       <w:pBdr/>
@@ -5397,9 +5772,9 @@
       </w:tcPr>
     </w:tblStylePr>
   </w:style>
-  <w:style w:type="table" w:styleId="17">
+  <w:style w:type="table" w:styleId="736">
     <w:name w:val="Plain Table 4"/>
-    <w:basedOn w:val="665"/>
+    <w:basedOn w:val="917"/>
     <w:uiPriority w:val="99"/>
     <w:pPr>
       <w:pBdr/>
@@ -5613,9 +5988,9 @@
       </w:tcPr>
     </w:tblStylePr>
   </w:style>
-  <w:style w:type="table" w:styleId="18">
+  <w:style w:type="table" w:styleId="737">
     <w:name w:val="Plain Table 5"/>
-    <w:basedOn w:val="665"/>
+    <w:basedOn w:val="917"/>
     <w:uiPriority w:val="99"/>
     <w:pPr>
       <w:pBdr/>
@@ -5846,9 +6221,9 @@
       </w:tcPr>
     </w:tblStylePr>
   </w:style>
-  <w:style w:type="table" w:styleId="19">
+  <w:style w:type="table" w:styleId="738">
     <w:name w:val="Grid Table 1 Light"/>
-    <w:basedOn w:val="665"/>
+    <w:basedOn w:val="917"/>
     <w:uiPriority w:val="99"/>
     <w:pPr>
       <w:pBdr/>
@@ -6069,9 +6444,9 @@
       </w:tcPr>
     </w:tblStylePr>
   </w:style>
-  <w:style w:type="table" w:styleId="20">
+  <w:style w:type="table" w:styleId="739">
     <w:name w:val="Grid Table 1 Light - Accent 1"/>
-    <w:basedOn w:val="665"/>
+    <w:basedOn w:val="917"/>
     <w:uiPriority w:val="99"/>
     <w:pPr>
       <w:pBdr/>
@@ -6292,9 +6667,9 @@
       </w:tcPr>
     </w:tblStylePr>
   </w:style>
-  <w:style w:type="table" w:styleId="21">
+  <w:style w:type="table" w:styleId="740">
     <w:name w:val="Grid Table 1 Light - Accent 2"/>
-    <w:basedOn w:val="665"/>
+    <w:basedOn w:val="917"/>
     <w:uiPriority w:val="99"/>
     <w:pPr>
       <w:pBdr/>
@@ -6515,9 +6890,9 @@
       </w:tcPr>
     </w:tblStylePr>
   </w:style>
-  <w:style w:type="table" w:styleId="22">
+  <w:style w:type="table" w:styleId="741">
     <w:name w:val="Grid Table 1 Light - Accent 3"/>
-    <w:basedOn w:val="665"/>
+    <w:basedOn w:val="917"/>
     <w:uiPriority w:val="99"/>
     <w:pPr>
       <w:pBdr/>
@@ -6738,9 +7113,9 @@
       </w:tcPr>
     </w:tblStylePr>
   </w:style>
-  <w:style w:type="table" w:styleId="23">
+  <w:style w:type="table" w:styleId="742">
     <w:name w:val="Grid Table 1 Light - Accent 4"/>
-    <w:basedOn w:val="665"/>
+    <w:basedOn w:val="917"/>
     <w:uiPriority w:val="99"/>
     <w:pPr>
       <w:pBdr/>
@@ -6961,9 +7336,9 @@
       </w:tcPr>
     </w:tblStylePr>
   </w:style>
-  <w:style w:type="table" w:styleId="24">
+  <w:style w:type="table" w:styleId="743">
     <w:name w:val="Grid Table 1 Light - Accent 5"/>
-    <w:basedOn w:val="665"/>
+    <w:basedOn w:val="917"/>
     <w:uiPriority w:val="99"/>
     <w:pPr>
       <w:pBdr/>
@@ -7184,9 +7559,9 @@
       </w:tcPr>
     </w:tblStylePr>
   </w:style>
-  <w:style w:type="table" w:styleId="25">
+  <w:style w:type="table" w:styleId="744">
     <w:name w:val="Grid Table 1 Light - Accent 6"/>
-    <w:basedOn w:val="665"/>
+    <w:basedOn w:val="917"/>
     <w:uiPriority w:val="99"/>
     <w:pPr>
       <w:pBdr/>
@@ -7407,9 +7782,9 @@
       </w:tcPr>
     </w:tblStylePr>
   </w:style>
-  <w:style w:type="table" w:styleId="26">
+  <w:style w:type="table" w:styleId="745">
     <w:name w:val="Grid Table 2"/>
-    <w:basedOn w:val="665"/>
+    <w:basedOn w:val="917"/>
     <w:uiPriority w:val="99"/>
     <w:pPr>
       <w:pBdr/>
@@ -7639,9 +8014,9 @@
       </w:tcPr>
     </w:tblStylePr>
   </w:style>
-  <w:style w:type="table" w:styleId="27">
+  <w:style w:type="table" w:styleId="746">
     <w:name w:val="Grid Table 2 - Accent 1"/>
-    <w:basedOn w:val="665"/>
+    <w:basedOn w:val="917"/>
     <w:uiPriority w:val="99"/>
     <w:pPr>
       <w:pBdr/>
@@ -7871,9 +8246,9 @@
       </w:tcPr>
     </w:tblStylePr>
   </w:style>
-  <w:style w:type="table" w:styleId="28">
+  <w:style w:type="table" w:styleId="747">
     <w:name w:val="Grid Table 2 - Accent 2"/>
-    <w:basedOn w:val="665"/>
+    <w:basedOn w:val="917"/>
     <w:uiPriority w:val="99"/>
     <w:pPr>
       <w:pBdr/>
@@ -8103,9 +8478,9 @@
       </w:tcPr>
     </w:tblStylePr>
   </w:style>
-  <w:style w:type="table" w:styleId="29">
+  <w:style w:type="table" w:styleId="748">
     <w:name w:val="Grid Table 2 - Accent 3"/>
-    <w:basedOn w:val="665"/>
+    <w:basedOn w:val="917"/>
     <w:uiPriority w:val="99"/>
     <w:pPr>
       <w:pBdr/>
@@ -8335,9 +8710,9 @@
       </w:tcPr>
     </w:tblStylePr>
   </w:style>
-  <w:style w:type="table" w:styleId="30">
+  <w:style w:type="table" w:styleId="749">
     <w:name w:val="Grid Table 2 - Accent 4"/>
-    <w:basedOn w:val="665"/>
+    <w:basedOn w:val="917"/>
     <w:uiPriority w:val="99"/>
     <w:pPr>
       <w:pBdr/>
@@ -8567,9 +8942,9 @@
       </w:tcPr>
     </w:tblStylePr>
   </w:style>
-  <w:style w:type="table" w:styleId="31">
+  <w:style w:type="table" w:styleId="750">
     <w:name w:val="Grid Table 2 - Accent 5"/>
-    <w:basedOn w:val="665"/>
+    <w:basedOn w:val="917"/>
     <w:uiPriority w:val="99"/>
     <w:pPr>
       <w:pBdr/>
@@ -8799,9 +9174,9 @@
       </w:tcPr>
     </w:tblStylePr>
   </w:style>
-  <w:style w:type="table" w:styleId="32">
+  <w:style w:type="table" w:styleId="751">
     <w:name w:val="Grid Table 2 - Accent 6"/>
-    <w:basedOn w:val="665"/>
+    <w:basedOn w:val="917"/>
     <w:uiPriority w:val="99"/>
     <w:pPr>
       <w:pBdr/>
@@ -9031,9 +9406,9 @@
       </w:tcPr>
     </w:tblStylePr>
   </w:style>
-  <w:style w:type="table" w:styleId="33">
+  <w:style w:type="table" w:styleId="752">
     <w:name w:val="Grid Table 3"/>
-    <w:basedOn w:val="665"/>
+    <w:basedOn w:val="917"/>
     <w:uiPriority w:val="99"/>
     <w:pPr>
       <w:pBdr/>
@@ -9132,29 +9507,6 @@
         <w:tblBorders/>
       </w:tblPr>
       <w:tcPr>
-        <w:shd w:color="ffffff"/>
-        <w:tcBorders>
-          <w:top w:val="none" w:color="000000" w:sz="4" w:space="0"/>
-          <w:left w:val="none" w:color="000000" w:sz="4" w:space="0"/>
-          <w:bottom w:val="none" w:color="000000" w:sz="4" w:space="0"/>
-          <w:right w:val="none" w:color="000000" w:sz="4" w:space="0"/>
-        </w:tcBorders>
-      </w:tcPr>
-    </w:tblStylePr>
-    <w:tblStylePr w:type="firstRow">
-      <w:rPr>
-        <w:b/>
-        <w:color w:val="404040"/>
-      </w:rPr>
-      <w:pPr>
-        <w:pBdr/>
-        <w:spacing/>
-        <w:ind/>
-      </w:pPr>
-      <w:tblPr>
-        <w:tblBorders/>
-      </w:tblPr>
-      <w:tcPr>
         <w:shd w:val="clear" w:color="ffffff"/>
         <w:tcBorders>
           <w:top w:val="none" w:color="000000" w:sz="4" w:space="0"/>
@@ -9164,30 +9516,7 @@
         </w:tcBorders>
       </w:tcPr>
     </w:tblStylePr>
-    <w:tblStylePr w:type="lastCol">
-      <w:rPr>
-        <w:i/>
-        <w:color w:val="404040"/>
-      </w:rPr>
-      <w:pPr>
-        <w:pBdr/>
-        <w:spacing/>
-        <w:ind/>
-      </w:pPr>
-      <w:tblPr>
-        <w:tblBorders/>
-      </w:tblPr>
-      <w:tcPr>
-        <w:shd w:color="ffffff"/>
-        <w:tcBorders>
-          <w:top w:val="none" w:color="000000" w:sz="4" w:space="0"/>
-          <w:left w:val="none" w:color="000000" w:sz="4" w:space="0"/>
-          <w:bottom w:val="none" w:color="000000" w:sz="4" w:space="0"/>
-          <w:right w:val="none" w:color="000000" w:sz="4" w:space="0"/>
-        </w:tcBorders>
-      </w:tcPr>
-    </w:tblStylePr>
-    <w:tblStylePr w:type="lastRow">
+    <w:tblStylePr w:type="firstRow">
       <w:rPr>
         <w:b/>
         <w:color w:val="404040"/>
@@ -9210,6 +9539,52 @@
         </w:tcBorders>
       </w:tcPr>
     </w:tblStylePr>
+    <w:tblStylePr w:type="lastCol">
+      <w:rPr>
+        <w:i/>
+        <w:color w:val="404040"/>
+      </w:rPr>
+      <w:pPr>
+        <w:pBdr/>
+        <w:spacing/>
+        <w:ind/>
+      </w:pPr>
+      <w:tblPr>
+        <w:tblBorders/>
+      </w:tblPr>
+      <w:tcPr>
+        <w:shd w:val="clear" w:color="ffffff"/>
+        <w:tcBorders>
+          <w:top w:val="none" w:color="000000" w:sz="4" w:space="0"/>
+          <w:left w:val="none" w:color="000000" w:sz="4" w:space="0"/>
+          <w:bottom w:val="none" w:color="000000" w:sz="4" w:space="0"/>
+          <w:right w:val="none" w:color="000000" w:sz="4" w:space="0"/>
+        </w:tcBorders>
+      </w:tcPr>
+    </w:tblStylePr>
+    <w:tblStylePr w:type="lastRow">
+      <w:rPr>
+        <w:b/>
+        <w:color w:val="404040"/>
+      </w:rPr>
+      <w:pPr>
+        <w:pBdr/>
+        <w:spacing/>
+        <w:ind/>
+      </w:pPr>
+      <w:tblPr>
+        <w:tblBorders/>
+      </w:tblPr>
+      <w:tcPr>
+        <w:shd w:val="clear" w:color="ffffff"/>
+        <w:tcBorders>
+          <w:top w:val="none" w:color="000000" w:sz="4" w:space="0"/>
+          <w:left w:val="none" w:color="000000" w:sz="4" w:space="0"/>
+          <w:bottom w:val="none" w:color="000000" w:sz="4" w:space="0"/>
+          <w:right w:val="none" w:color="000000" w:sz="4" w:space="0"/>
+        </w:tcBorders>
+      </w:tcPr>
+    </w:tblStylePr>
     <w:tblStylePr w:type="nwCell">
       <w:pPr>
         <w:pBdr/>
@@ -9276,9 +9651,9 @@
       </w:tcPr>
     </w:tblStylePr>
   </w:style>
-  <w:style w:type="table" w:styleId="34">
+  <w:style w:type="table" w:styleId="753">
     <w:name w:val="Grid Table 3 - Accent 1"/>
-    <w:basedOn w:val="665"/>
+    <w:basedOn w:val="917"/>
     <w:uiPriority w:val="99"/>
     <w:pPr>
       <w:pBdr/>
@@ -9377,29 +9752,6 @@
         <w:tblBorders/>
       </w:tblPr>
       <w:tcPr>
-        <w:shd w:color="ffffff"/>
-        <w:tcBorders>
-          <w:top w:val="none" w:color="000000" w:sz="4" w:space="0"/>
-          <w:left w:val="none" w:color="000000" w:sz="4" w:space="0"/>
-          <w:bottom w:val="none" w:color="000000" w:sz="4" w:space="0"/>
-          <w:right w:val="none" w:color="000000" w:sz="4" w:space="0"/>
-        </w:tcBorders>
-      </w:tcPr>
-    </w:tblStylePr>
-    <w:tblStylePr w:type="firstRow">
-      <w:rPr>
-        <w:b/>
-        <w:color w:val="404040"/>
-      </w:rPr>
-      <w:pPr>
-        <w:pBdr/>
-        <w:spacing/>
-        <w:ind/>
-      </w:pPr>
-      <w:tblPr>
-        <w:tblBorders/>
-      </w:tblPr>
-      <w:tcPr>
         <w:shd w:val="clear" w:color="ffffff"/>
         <w:tcBorders>
           <w:top w:val="none" w:color="000000" w:sz="4" w:space="0"/>
@@ -9409,30 +9761,7 @@
         </w:tcBorders>
       </w:tcPr>
     </w:tblStylePr>
-    <w:tblStylePr w:type="lastCol">
-      <w:rPr>
-        <w:i/>
-        <w:color w:val="404040"/>
-      </w:rPr>
-      <w:pPr>
-        <w:pBdr/>
-        <w:spacing/>
-        <w:ind/>
-      </w:pPr>
-      <w:tblPr>
-        <w:tblBorders/>
-      </w:tblPr>
-      <w:tcPr>
-        <w:shd w:color="ffffff"/>
-        <w:tcBorders>
-          <w:top w:val="none" w:color="000000" w:sz="4" w:space="0"/>
-          <w:left w:val="none" w:color="000000" w:sz="4" w:space="0"/>
-          <w:bottom w:val="none" w:color="000000" w:sz="4" w:space="0"/>
-          <w:right w:val="none" w:color="000000" w:sz="4" w:space="0"/>
-        </w:tcBorders>
-      </w:tcPr>
-    </w:tblStylePr>
-    <w:tblStylePr w:type="lastRow">
+    <w:tblStylePr w:type="firstRow">
       <w:rPr>
         <w:b/>
         <w:color w:val="404040"/>
@@ -9455,6 +9784,52 @@
         </w:tcBorders>
       </w:tcPr>
     </w:tblStylePr>
+    <w:tblStylePr w:type="lastCol">
+      <w:rPr>
+        <w:i/>
+        <w:color w:val="404040"/>
+      </w:rPr>
+      <w:pPr>
+        <w:pBdr/>
+        <w:spacing/>
+        <w:ind/>
+      </w:pPr>
+      <w:tblPr>
+        <w:tblBorders/>
+      </w:tblPr>
+      <w:tcPr>
+        <w:shd w:val="clear" w:color="ffffff"/>
+        <w:tcBorders>
+          <w:top w:val="none" w:color="000000" w:sz="4" w:space="0"/>
+          <w:left w:val="none" w:color="000000" w:sz="4" w:space="0"/>
+          <w:bottom w:val="none" w:color="000000" w:sz="4" w:space="0"/>
+          <w:right w:val="none" w:color="000000" w:sz="4" w:space="0"/>
+        </w:tcBorders>
+      </w:tcPr>
+    </w:tblStylePr>
+    <w:tblStylePr w:type="lastRow">
+      <w:rPr>
+        <w:b/>
+        <w:color w:val="404040"/>
+      </w:rPr>
+      <w:pPr>
+        <w:pBdr/>
+        <w:spacing/>
+        <w:ind/>
+      </w:pPr>
+      <w:tblPr>
+        <w:tblBorders/>
+      </w:tblPr>
+      <w:tcPr>
+        <w:shd w:val="clear" w:color="ffffff"/>
+        <w:tcBorders>
+          <w:top w:val="none" w:color="000000" w:sz="4" w:space="0"/>
+          <w:left w:val="none" w:color="000000" w:sz="4" w:space="0"/>
+          <w:bottom w:val="none" w:color="000000" w:sz="4" w:space="0"/>
+          <w:right w:val="none" w:color="000000" w:sz="4" w:space="0"/>
+        </w:tcBorders>
+      </w:tcPr>
+    </w:tblStylePr>
     <w:tblStylePr w:type="nwCell">
       <w:pPr>
         <w:pBdr/>
@@ -9521,9 +9896,9 @@
       </w:tcPr>
     </w:tblStylePr>
   </w:style>
-  <w:style w:type="table" w:styleId="35">
+  <w:style w:type="table" w:styleId="754">
     <w:name w:val="Grid Table 3 - Accent 2"/>
-    <w:basedOn w:val="665"/>
+    <w:basedOn w:val="917"/>
     <w:uiPriority w:val="99"/>
     <w:pPr>
       <w:pBdr/>
@@ -9622,29 +9997,6 @@
         <w:tblBorders/>
       </w:tblPr>
       <w:tcPr>
-        <w:shd w:color="ffffff"/>
-        <w:tcBorders>
-          <w:top w:val="none" w:color="000000" w:sz="4" w:space="0"/>
-          <w:left w:val="none" w:color="000000" w:sz="4" w:space="0"/>
-          <w:bottom w:val="none" w:color="000000" w:sz="4" w:space="0"/>
-          <w:right w:val="none" w:color="000000" w:sz="4" w:space="0"/>
-        </w:tcBorders>
-      </w:tcPr>
-    </w:tblStylePr>
-    <w:tblStylePr w:type="firstRow">
-      <w:rPr>
-        <w:b/>
-        <w:color w:val="404040"/>
-      </w:rPr>
-      <w:pPr>
-        <w:pBdr/>
-        <w:spacing/>
-        <w:ind/>
-      </w:pPr>
-      <w:tblPr>
-        <w:tblBorders/>
-      </w:tblPr>
-      <w:tcPr>
         <w:shd w:val="clear" w:color="ffffff"/>
         <w:tcBorders>
           <w:top w:val="none" w:color="000000" w:sz="4" w:space="0"/>
@@ -9654,30 +10006,7 @@
         </w:tcBorders>
       </w:tcPr>
     </w:tblStylePr>
-    <w:tblStylePr w:type="lastCol">
-      <w:rPr>
-        <w:i/>
-        <w:color w:val="404040"/>
-      </w:rPr>
-      <w:pPr>
-        <w:pBdr/>
-        <w:spacing/>
-        <w:ind/>
-      </w:pPr>
-      <w:tblPr>
-        <w:tblBorders/>
-      </w:tblPr>
-      <w:tcPr>
-        <w:shd w:color="ffffff"/>
-        <w:tcBorders>
-          <w:top w:val="none" w:color="000000" w:sz="4" w:space="0"/>
-          <w:left w:val="none" w:color="000000" w:sz="4" w:space="0"/>
-          <w:bottom w:val="none" w:color="000000" w:sz="4" w:space="0"/>
-          <w:right w:val="none" w:color="000000" w:sz="4" w:space="0"/>
-        </w:tcBorders>
-      </w:tcPr>
-    </w:tblStylePr>
-    <w:tblStylePr w:type="lastRow">
+    <w:tblStylePr w:type="firstRow">
       <w:rPr>
         <w:b/>
         <w:color w:val="404040"/>
@@ -9700,6 +10029,52 @@
         </w:tcBorders>
       </w:tcPr>
     </w:tblStylePr>
+    <w:tblStylePr w:type="lastCol">
+      <w:rPr>
+        <w:i/>
+        <w:color w:val="404040"/>
+      </w:rPr>
+      <w:pPr>
+        <w:pBdr/>
+        <w:spacing/>
+        <w:ind/>
+      </w:pPr>
+      <w:tblPr>
+        <w:tblBorders/>
+      </w:tblPr>
+      <w:tcPr>
+        <w:shd w:val="clear" w:color="ffffff"/>
+        <w:tcBorders>
+          <w:top w:val="none" w:color="000000" w:sz="4" w:space="0"/>
+          <w:left w:val="none" w:color="000000" w:sz="4" w:space="0"/>
+          <w:bottom w:val="none" w:color="000000" w:sz="4" w:space="0"/>
+          <w:right w:val="none" w:color="000000" w:sz="4" w:space="0"/>
+        </w:tcBorders>
+      </w:tcPr>
+    </w:tblStylePr>
+    <w:tblStylePr w:type="lastRow">
+      <w:rPr>
+        <w:b/>
+        <w:color w:val="404040"/>
+      </w:rPr>
+      <w:pPr>
+        <w:pBdr/>
+        <w:spacing/>
+        <w:ind/>
+      </w:pPr>
+      <w:tblPr>
+        <w:tblBorders/>
+      </w:tblPr>
+      <w:tcPr>
+        <w:shd w:val="clear" w:color="ffffff"/>
+        <w:tcBorders>
+          <w:top w:val="none" w:color="000000" w:sz="4" w:space="0"/>
+          <w:left w:val="none" w:color="000000" w:sz="4" w:space="0"/>
+          <w:bottom w:val="none" w:color="000000" w:sz="4" w:space="0"/>
+          <w:right w:val="none" w:color="000000" w:sz="4" w:space="0"/>
+        </w:tcBorders>
+      </w:tcPr>
+    </w:tblStylePr>
     <w:tblStylePr w:type="nwCell">
       <w:pPr>
         <w:pBdr/>
@@ -9766,9 +10141,9 @@
       </w:tcPr>
     </w:tblStylePr>
   </w:style>
-  <w:style w:type="table" w:styleId="36">
+  <w:style w:type="table" w:styleId="755">
     <w:name w:val="Grid Table 3 - Accent 3"/>
-    <w:basedOn w:val="665"/>
+    <w:basedOn w:val="917"/>
     <w:uiPriority w:val="99"/>
     <w:pPr>
       <w:pBdr/>
@@ -9867,29 +10242,6 @@
         <w:tblBorders/>
       </w:tblPr>
       <w:tcPr>
-        <w:shd w:color="ffffff"/>
-        <w:tcBorders>
-          <w:top w:val="none" w:color="000000" w:sz="4" w:space="0"/>
-          <w:left w:val="none" w:color="000000" w:sz="4" w:space="0"/>
-          <w:bottom w:val="none" w:color="000000" w:sz="4" w:space="0"/>
-          <w:right w:val="none" w:color="000000" w:sz="4" w:space="0"/>
-        </w:tcBorders>
-      </w:tcPr>
-    </w:tblStylePr>
-    <w:tblStylePr w:type="firstRow">
-      <w:rPr>
-        <w:b/>
-        <w:color w:val="404040"/>
-      </w:rPr>
-      <w:pPr>
-        <w:pBdr/>
-        <w:spacing/>
-        <w:ind/>
-      </w:pPr>
-      <w:tblPr>
-        <w:tblBorders/>
-      </w:tblPr>
-      <w:tcPr>
         <w:shd w:val="clear" w:color="ffffff"/>
         <w:tcBorders>
           <w:top w:val="none" w:color="000000" w:sz="4" w:space="0"/>
@@ -9899,30 +10251,7 @@
         </w:tcBorders>
       </w:tcPr>
     </w:tblStylePr>
-    <w:tblStylePr w:type="lastCol">
-      <w:rPr>
-        <w:i/>
-        <w:color w:val="404040"/>
-      </w:rPr>
-      <w:pPr>
-        <w:pBdr/>
-        <w:spacing/>
-        <w:ind/>
-      </w:pPr>
-      <w:tblPr>
-        <w:tblBorders/>
-      </w:tblPr>
-      <w:tcPr>
-        <w:shd w:color="ffffff"/>
-        <w:tcBorders>
-          <w:top w:val="none" w:color="000000" w:sz="4" w:space="0"/>
-          <w:left w:val="none" w:color="000000" w:sz="4" w:space="0"/>
-          <w:bottom w:val="none" w:color="000000" w:sz="4" w:space="0"/>
-          <w:right w:val="none" w:color="000000" w:sz="4" w:space="0"/>
-        </w:tcBorders>
-      </w:tcPr>
-    </w:tblStylePr>
-    <w:tblStylePr w:type="lastRow">
+    <w:tblStylePr w:type="firstRow">
       <w:rPr>
         <w:b/>
         <w:color w:val="404040"/>
@@ -9945,6 +10274,52 @@
         </w:tcBorders>
       </w:tcPr>
     </w:tblStylePr>
+    <w:tblStylePr w:type="lastCol">
+      <w:rPr>
+        <w:i/>
+        <w:color w:val="404040"/>
+      </w:rPr>
+      <w:pPr>
+        <w:pBdr/>
+        <w:spacing/>
+        <w:ind/>
+      </w:pPr>
+      <w:tblPr>
+        <w:tblBorders/>
+      </w:tblPr>
+      <w:tcPr>
+        <w:shd w:val="clear" w:color="ffffff"/>
+        <w:tcBorders>
+          <w:top w:val="none" w:color="000000" w:sz="4" w:space="0"/>
+          <w:left w:val="none" w:color="000000" w:sz="4" w:space="0"/>
+          <w:bottom w:val="none" w:color="000000" w:sz="4" w:space="0"/>
+          <w:right w:val="none" w:color="000000" w:sz="4" w:space="0"/>
+        </w:tcBorders>
+      </w:tcPr>
+    </w:tblStylePr>
+    <w:tblStylePr w:type="lastRow">
+      <w:rPr>
+        <w:b/>
+        <w:color w:val="404040"/>
+      </w:rPr>
+      <w:pPr>
+        <w:pBdr/>
+        <w:spacing/>
+        <w:ind/>
+      </w:pPr>
+      <w:tblPr>
+        <w:tblBorders/>
+      </w:tblPr>
+      <w:tcPr>
+        <w:shd w:val="clear" w:color="ffffff"/>
+        <w:tcBorders>
+          <w:top w:val="none" w:color="000000" w:sz="4" w:space="0"/>
+          <w:left w:val="none" w:color="000000" w:sz="4" w:space="0"/>
+          <w:bottom w:val="none" w:color="000000" w:sz="4" w:space="0"/>
+          <w:right w:val="none" w:color="000000" w:sz="4" w:space="0"/>
+        </w:tcBorders>
+      </w:tcPr>
+    </w:tblStylePr>
     <w:tblStylePr w:type="nwCell">
       <w:pPr>
         <w:pBdr/>
@@ -10011,9 +10386,9 @@
       </w:tcPr>
     </w:tblStylePr>
   </w:style>
-  <w:style w:type="table" w:styleId="37">
+  <w:style w:type="table" w:styleId="756">
     <w:name w:val="Grid Table 3 - Accent 4"/>
-    <w:basedOn w:val="665"/>
+    <w:basedOn w:val="917"/>
     <w:uiPriority w:val="99"/>
     <w:pPr>
       <w:pBdr/>
@@ -10112,29 +10487,6 @@
         <w:tblBorders/>
       </w:tblPr>
       <w:tcPr>
-        <w:shd w:color="ffffff"/>
-        <w:tcBorders>
-          <w:top w:val="none" w:color="000000" w:sz="4" w:space="0"/>
-          <w:left w:val="none" w:color="000000" w:sz="4" w:space="0"/>
-          <w:bottom w:val="none" w:color="000000" w:sz="4" w:space="0"/>
-          <w:right w:val="none" w:color="000000" w:sz="4" w:space="0"/>
-        </w:tcBorders>
-      </w:tcPr>
-    </w:tblStylePr>
-    <w:tblStylePr w:type="firstRow">
-      <w:rPr>
-        <w:b/>
-        <w:color w:val="404040"/>
-      </w:rPr>
-      <w:pPr>
-        <w:pBdr/>
-        <w:spacing/>
-        <w:ind/>
-      </w:pPr>
-      <w:tblPr>
-        <w:tblBorders/>
-      </w:tblPr>
-      <w:tcPr>
         <w:shd w:val="clear" w:color="ffffff"/>
         <w:tcBorders>
           <w:top w:val="none" w:color="000000" w:sz="4" w:space="0"/>
@@ -10144,30 +10496,7 @@
         </w:tcBorders>
       </w:tcPr>
     </w:tblStylePr>
-    <w:tblStylePr w:type="lastCol">
-      <w:rPr>
-        <w:i/>
-        <w:color w:val="404040"/>
-      </w:rPr>
-      <w:pPr>
-        <w:pBdr/>
-        <w:spacing/>
-        <w:ind/>
-      </w:pPr>
-      <w:tblPr>
-        <w:tblBorders/>
-      </w:tblPr>
-      <w:tcPr>
-        <w:shd w:color="ffffff"/>
-        <w:tcBorders>
-          <w:top w:val="none" w:color="000000" w:sz="4" w:space="0"/>
-          <w:left w:val="none" w:color="000000" w:sz="4" w:space="0"/>
-          <w:bottom w:val="none" w:color="000000" w:sz="4" w:space="0"/>
-          <w:right w:val="none" w:color="000000" w:sz="4" w:space="0"/>
-        </w:tcBorders>
-      </w:tcPr>
-    </w:tblStylePr>
-    <w:tblStylePr w:type="lastRow">
+    <w:tblStylePr w:type="firstRow">
       <w:rPr>
         <w:b/>
         <w:color w:val="404040"/>
@@ -10190,6 +10519,52 @@
         </w:tcBorders>
       </w:tcPr>
     </w:tblStylePr>
+    <w:tblStylePr w:type="lastCol">
+      <w:rPr>
+        <w:i/>
+        <w:color w:val="404040"/>
+      </w:rPr>
+      <w:pPr>
+        <w:pBdr/>
+        <w:spacing/>
+        <w:ind/>
+      </w:pPr>
+      <w:tblPr>
+        <w:tblBorders/>
+      </w:tblPr>
+      <w:tcPr>
+        <w:shd w:val="clear" w:color="ffffff"/>
+        <w:tcBorders>
+          <w:top w:val="none" w:color="000000" w:sz="4" w:space="0"/>
+          <w:left w:val="none" w:color="000000" w:sz="4" w:space="0"/>
+          <w:bottom w:val="none" w:color="000000" w:sz="4" w:space="0"/>
+          <w:right w:val="none" w:color="000000" w:sz="4" w:space="0"/>
+        </w:tcBorders>
+      </w:tcPr>
+    </w:tblStylePr>
+    <w:tblStylePr w:type="lastRow">
+      <w:rPr>
+        <w:b/>
+        <w:color w:val="404040"/>
+      </w:rPr>
+      <w:pPr>
+        <w:pBdr/>
+        <w:spacing/>
+        <w:ind/>
+      </w:pPr>
+      <w:tblPr>
+        <w:tblBorders/>
+      </w:tblPr>
+      <w:tcPr>
+        <w:shd w:val="clear" w:color="ffffff"/>
+        <w:tcBorders>
+          <w:top w:val="none" w:color="000000" w:sz="4" w:space="0"/>
+          <w:left w:val="none" w:color="000000" w:sz="4" w:space="0"/>
+          <w:bottom w:val="none" w:color="000000" w:sz="4" w:space="0"/>
+          <w:right w:val="none" w:color="000000" w:sz="4" w:space="0"/>
+        </w:tcBorders>
+      </w:tcPr>
+    </w:tblStylePr>
     <w:tblStylePr w:type="nwCell">
       <w:pPr>
         <w:pBdr/>
@@ -10256,9 +10631,9 @@
       </w:tcPr>
     </w:tblStylePr>
   </w:style>
-  <w:style w:type="table" w:styleId="38">
+  <w:style w:type="table" w:styleId="757">
     <w:name w:val="Grid Table 3 - Accent 5"/>
-    <w:basedOn w:val="665"/>
+    <w:basedOn w:val="917"/>
     <w:uiPriority w:val="99"/>
     <w:pPr>
       <w:pBdr/>
@@ -10357,29 +10732,6 @@
         <w:tblBorders/>
       </w:tblPr>
       <w:tcPr>
-        <w:shd w:color="ffffff"/>
-        <w:tcBorders>
-          <w:top w:val="none" w:color="000000" w:sz="4" w:space="0"/>
-          <w:left w:val="none" w:color="000000" w:sz="4" w:space="0"/>
-          <w:bottom w:val="none" w:color="000000" w:sz="4" w:space="0"/>
-          <w:right w:val="none" w:color="000000" w:sz="4" w:space="0"/>
-        </w:tcBorders>
-      </w:tcPr>
-    </w:tblStylePr>
-    <w:tblStylePr w:type="firstRow">
-      <w:rPr>
-        <w:b/>
-        <w:color w:val="404040"/>
-      </w:rPr>
-      <w:pPr>
-        <w:pBdr/>
-        <w:spacing/>
-        <w:ind/>
-      </w:pPr>
-      <w:tblPr>
-        <w:tblBorders/>
-      </w:tblPr>
-      <w:tcPr>
         <w:shd w:val="clear" w:color="ffffff"/>
         <w:tcBorders>
           <w:top w:val="none" w:color="000000" w:sz="4" w:space="0"/>
@@ -10389,30 +10741,7 @@
         </w:tcBorders>
       </w:tcPr>
     </w:tblStylePr>
-    <w:tblStylePr w:type="lastCol">
-      <w:rPr>
-        <w:i/>
-        <w:color w:val="404040"/>
-      </w:rPr>
-      <w:pPr>
-        <w:pBdr/>
-        <w:spacing/>
-        <w:ind/>
-      </w:pPr>
-      <w:tblPr>
-        <w:tblBorders/>
-      </w:tblPr>
-      <w:tcPr>
-        <w:shd w:color="ffffff"/>
-        <w:tcBorders>
-          <w:top w:val="none" w:color="000000" w:sz="4" w:space="0"/>
-          <w:left w:val="none" w:color="000000" w:sz="4" w:space="0"/>
-          <w:bottom w:val="none" w:color="000000" w:sz="4" w:space="0"/>
-          <w:right w:val="none" w:color="000000" w:sz="4" w:space="0"/>
-        </w:tcBorders>
-      </w:tcPr>
-    </w:tblStylePr>
-    <w:tblStylePr w:type="lastRow">
+    <w:tblStylePr w:type="firstRow">
       <w:rPr>
         <w:b/>
         <w:color w:val="404040"/>
@@ -10435,6 +10764,52 @@
         </w:tcBorders>
       </w:tcPr>
     </w:tblStylePr>
+    <w:tblStylePr w:type="lastCol">
+      <w:rPr>
+        <w:i/>
+        <w:color w:val="404040"/>
+      </w:rPr>
+      <w:pPr>
+        <w:pBdr/>
+        <w:spacing/>
+        <w:ind/>
+      </w:pPr>
+      <w:tblPr>
+        <w:tblBorders/>
+      </w:tblPr>
+      <w:tcPr>
+        <w:shd w:val="clear" w:color="ffffff"/>
+        <w:tcBorders>
+          <w:top w:val="none" w:color="000000" w:sz="4" w:space="0"/>
+          <w:left w:val="none" w:color="000000" w:sz="4" w:space="0"/>
+          <w:bottom w:val="none" w:color="000000" w:sz="4" w:space="0"/>
+          <w:right w:val="none" w:color="000000" w:sz="4" w:space="0"/>
+        </w:tcBorders>
+      </w:tcPr>
+    </w:tblStylePr>
+    <w:tblStylePr w:type="lastRow">
+      <w:rPr>
+        <w:b/>
+        <w:color w:val="404040"/>
+      </w:rPr>
+      <w:pPr>
+        <w:pBdr/>
+        <w:spacing/>
+        <w:ind/>
+      </w:pPr>
+      <w:tblPr>
+        <w:tblBorders/>
+      </w:tblPr>
+      <w:tcPr>
+        <w:shd w:val="clear" w:color="ffffff"/>
+        <w:tcBorders>
+          <w:top w:val="none" w:color="000000" w:sz="4" w:space="0"/>
+          <w:left w:val="none" w:color="000000" w:sz="4" w:space="0"/>
+          <w:bottom w:val="none" w:color="000000" w:sz="4" w:space="0"/>
+          <w:right w:val="none" w:color="000000" w:sz="4" w:space="0"/>
+        </w:tcBorders>
+      </w:tcPr>
+    </w:tblStylePr>
     <w:tblStylePr w:type="nwCell">
       <w:pPr>
         <w:pBdr/>
@@ -10501,9 +10876,9 @@
       </w:tcPr>
     </w:tblStylePr>
   </w:style>
-  <w:style w:type="table" w:styleId="39">
+  <w:style w:type="table" w:styleId="758">
     <w:name w:val="Grid Table 3 - Accent 6"/>
-    <w:basedOn w:val="665"/>
+    <w:basedOn w:val="917"/>
     <w:uiPriority w:val="99"/>
     <w:pPr>
       <w:pBdr/>
@@ -10602,29 +10977,6 @@
         <w:tblBorders/>
       </w:tblPr>
       <w:tcPr>
-        <w:shd w:color="ffffff"/>
-        <w:tcBorders>
-          <w:top w:val="none" w:color="000000" w:sz="4" w:space="0"/>
-          <w:left w:val="none" w:color="000000" w:sz="4" w:space="0"/>
-          <w:bottom w:val="none" w:color="000000" w:sz="4" w:space="0"/>
-          <w:right w:val="none" w:color="000000" w:sz="4" w:space="0"/>
-        </w:tcBorders>
-      </w:tcPr>
-    </w:tblStylePr>
-    <w:tblStylePr w:type="firstRow">
-      <w:rPr>
-        <w:b/>
-        <w:color w:val="404040"/>
-      </w:rPr>
-      <w:pPr>
-        <w:pBdr/>
-        <w:spacing/>
-        <w:ind/>
-      </w:pPr>
-      <w:tblPr>
-        <w:tblBorders/>
-      </w:tblPr>
-      <w:tcPr>
         <w:shd w:val="clear" w:color="ffffff"/>
         <w:tcBorders>
           <w:top w:val="none" w:color="000000" w:sz="4" w:space="0"/>
@@ -10634,30 +10986,7 @@
         </w:tcBorders>
       </w:tcPr>
     </w:tblStylePr>
-    <w:tblStylePr w:type="lastCol">
-      <w:rPr>
-        <w:i/>
-        <w:color w:val="404040"/>
-      </w:rPr>
-      <w:pPr>
-        <w:pBdr/>
-        <w:spacing/>
-        <w:ind/>
-      </w:pPr>
-      <w:tblPr>
-        <w:tblBorders/>
-      </w:tblPr>
-      <w:tcPr>
-        <w:shd w:color="ffffff"/>
-        <w:tcBorders>
-          <w:top w:val="none" w:color="000000" w:sz="4" w:space="0"/>
-          <w:left w:val="none" w:color="000000" w:sz="4" w:space="0"/>
-          <w:bottom w:val="none" w:color="000000" w:sz="4" w:space="0"/>
-          <w:right w:val="none" w:color="000000" w:sz="4" w:space="0"/>
-        </w:tcBorders>
-      </w:tcPr>
-    </w:tblStylePr>
-    <w:tblStylePr w:type="lastRow">
+    <w:tblStylePr w:type="firstRow">
       <w:rPr>
         <w:b/>
         <w:color w:val="404040"/>
@@ -10680,6 +11009,52 @@
         </w:tcBorders>
       </w:tcPr>
     </w:tblStylePr>
+    <w:tblStylePr w:type="lastCol">
+      <w:rPr>
+        <w:i/>
+        <w:color w:val="404040"/>
+      </w:rPr>
+      <w:pPr>
+        <w:pBdr/>
+        <w:spacing/>
+        <w:ind/>
+      </w:pPr>
+      <w:tblPr>
+        <w:tblBorders/>
+      </w:tblPr>
+      <w:tcPr>
+        <w:shd w:val="clear" w:color="ffffff"/>
+        <w:tcBorders>
+          <w:top w:val="none" w:color="000000" w:sz="4" w:space="0"/>
+          <w:left w:val="none" w:color="000000" w:sz="4" w:space="0"/>
+          <w:bottom w:val="none" w:color="000000" w:sz="4" w:space="0"/>
+          <w:right w:val="none" w:color="000000" w:sz="4" w:space="0"/>
+        </w:tcBorders>
+      </w:tcPr>
+    </w:tblStylePr>
+    <w:tblStylePr w:type="lastRow">
+      <w:rPr>
+        <w:b/>
+        <w:color w:val="404040"/>
+      </w:rPr>
+      <w:pPr>
+        <w:pBdr/>
+        <w:spacing/>
+        <w:ind/>
+      </w:pPr>
+      <w:tblPr>
+        <w:tblBorders/>
+      </w:tblPr>
+      <w:tcPr>
+        <w:shd w:val="clear" w:color="ffffff"/>
+        <w:tcBorders>
+          <w:top w:val="none" w:color="000000" w:sz="4" w:space="0"/>
+          <w:left w:val="none" w:color="000000" w:sz="4" w:space="0"/>
+          <w:bottom w:val="none" w:color="000000" w:sz="4" w:space="0"/>
+          <w:right w:val="none" w:color="000000" w:sz="4" w:space="0"/>
+        </w:tcBorders>
+      </w:tcPr>
+    </w:tblStylePr>
     <w:tblStylePr w:type="nwCell">
       <w:pPr>
         <w:pBdr/>
@@ -10746,9 +11121,9 @@
       </w:tcPr>
     </w:tblStylePr>
   </w:style>
-  <w:style w:type="table" w:styleId="40">
+  <w:style w:type="table" w:styleId="759">
     <w:name w:val="Grid Table 4"/>
-    <w:basedOn w:val="665"/>
+    <w:basedOn w:val="917"/>
     <w:uiPriority w:val="59"/>
     <w:pPr>
       <w:pBdr/>
@@ -10979,9 +11354,9 @@
       </w:tcPr>
     </w:tblStylePr>
   </w:style>
-  <w:style w:type="table" w:styleId="41">
+  <w:style w:type="table" w:styleId="760">
     <w:name w:val="Grid Table 4 - Accent 1"/>
-    <w:basedOn w:val="665"/>
+    <w:basedOn w:val="917"/>
     <w:uiPriority w:val="59"/>
     <w:pPr>
       <w:pBdr/>
@@ -11212,9 +11587,9 @@
       </w:tcPr>
     </w:tblStylePr>
   </w:style>
-  <w:style w:type="table" w:styleId="42">
+  <w:style w:type="table" w:styleId="761">
     <w:name w:val="Grid Table 4 - Accent 2"/>
-    <w:basedOn w:val="665"/>
+    <w:basedOn w:val="917"/>
     <w:uiPriority w:val="59"/>
     <w:pPr>
       <w:pBdr/>
@@ -11445,9 +11820,9 @@
       </w:tcPr>
     </w:tblStylePr>
   </w:style>
-  <w:style w:type="table" w:styleId="43">
+  <w:style w:type="table" w:styleId="762">
     <w:name w:val="Grid Table 4 - Accent 3"/>
-    <w:basedOn w:val="665"/>
+    <w:basedOn w:val="917"/>
     <w:uiPriority w:val="59"/>
     <w:pPr>
       <w:pBdr/>
@@ -11678,9 +12053,9 @@
       </w:tcPr>
     </w:tblStylePr>
   </w:style>
-  <w:style w:type="table" w:styleId="44">
+  <w:style w:type="table" w:styleId="763">
     <w:name w:val="Grid Table 4 - Accent 4"/>
-    <w:basedOn w:val="665"/>
+    <w:basedOn w:val="917"/>
     <w:uiPriority w:val="59"/>
     <w:pPr>
       <w:pBdr/>
@@ -11911,9 +12286,9 @@
       </w:tcPr>
     </w:tblStylePr>
   </w:style>
-  <w:style w:type="table" w:styleId="45">
+  <w:style w:type="table" w:styleId="764">
     <w:name w:val="Grid Table 4 - Accent 5"/>
-    <w:basedOn w:val="665"/>
+    <w:basedOn w:val="917"/>
     <w:uiPriority w:val="59"/>
     <w:pPr>
       <w:pBdr/>
@@ -12144,9 +12519,9 @@
       </w:tcPr>
     </w:tblStylePr>
   </w:style>
-  <w:style w:type="table" w:styleId="46">
+  <w:style w:type="table" w:styleId="765">
     <w:name w:val="Grid Table 4 - Accent 6"/>
-    <w:basedOn w:val="665"/>
+    <w:basedOn w:val="917"/>
     <w:uiPriority w:val="59"/>
     <w:pPr>
       <w:pBdr/>
@@ -12377,9 +12752,9 @@
       </w:tcPr>
     </w:tblStylePr>
   </w:style>
-  <w:style w:type="table" w:styleId="47">
+  <w:style w:type="table" w:styleId="766">
     <w:name w:val="Grid Table 5 Dark"/>
-    <w:basedOn w:val="665"/>
+    <w:basedOn w:val="917"/>
     <w:uiPriority w:val="99"/>
     <w:pPr>
       <w:pBdr/>
@@ -12605,9 +12980,9 @@
       </w:tcPr>
     </w:tblStylePr>
   </w:style>
-  <w:style w:type="table" w:styleId="48">
+  <w:style w:type="table" w:styleId="767">
     <w:name w:val="Grid Table 5 Dark- Accent 1"/>
-    <w:basedOn w:val="665"/>
+    <w:basedOn w:val="917"/>
     <w:uiPriority w:val="99"/>
     <w:pPr>
       <w:pBdr/>
@@ -12833,9 +13208,9 @@
       </w:tcPr>
     </w:tblStylePr>
   </w:style>
-  <w:style w:type="table" w:styleId="49">
+  <w:style w:type="table" w:styleId="768">
     <w:name w:val="Grid Table 5 Dark - Accent 2"/>
-    <w:basedOn w:val="665"/>
+    <w:basedOn w:val="917"/>
     <w:uiPriority w:val="99"/>
     <w:pPr>
       <w:pBdr/>
@@ -13061,9 +13436,9 @@
       </w:tcPr>
     </w:tblStylePr>
   </w:style>
-  <w:style w:type="table" w:styleId="50">
+  <w:style w:type="table" w:styleId="769">
     <w:name w:val="Grid Table 5 Dark - Accent 3"/>
-    <w:basedOn w:val="665"/>
+    <w:basedOn w:val="917"/>
     <w:uiPriority w:val="99"/>
     <w:pPr>
       <w:pBdr/>
@@ -13289,9 +13664,9 @@
       </w:tcPr>
     </w:tblStylePr>
   </w:style>
-  <w:style w:type="table" w:styleId="51">
+  <w:style w:type="table" w:styleId="770">
     <w:name w:val="Grid Table 5 Dark- Accent 4"/>
-    <w:basedOn w:val="665"/>
+    <w:basedOn w:val="917"/>
     <w:uiPriority w:val="99"/>
     <w:pPr>
       <w:pBdr/>
@@ -13517,9 +13892,9 @@
       </w:tcPr>
     </w:tblStylePr>
   </w:style>
-  <w:style w:type="table" w:styleId="52">
+  <w:style w:type="table" w:styleId="771">
     <w:name w:val="Grid Table 5 Dark - Accent 5"/>
-    <w:basedOn w:val="665"/>
+    <w:basedOn w:val="917"/>
     <w:uiPriority w:val="99"/>
     <w:pPr>
       <w:pBdr/>
@@ -13745,9 +14120,9 @@
       </w:tcPr>
     </w:tblStylePr>
   </w:style>
-  <w:style w:type="table" w:styleId="53">
+  <w:style w:type="table" w:styleId="772">
     <w:name w:val="Grid Table 5 Dark - Accent 6"/>
-    <w:basedOn w:val="665"/>
+    <w:basedOn w:val="917"/>
     <w:uiPriority w:val="99"/>
     <w:pPr>
       <w:pBdr/>
@@ -13973,9 +14348,9 @@
       </w:tcPr>
     </w:tblStylePr>
   </w:style>
-  <w:style w:type="table" w:styleId="54">
+  <w:style w:type="table" w:styleId="773">
     <w:name w:val="Grid Table 6 Colorful"/>
-    <w:basedOn w:val="665"/>
+    <w:basedOn w:val="917"/>
     <w:uiPriority w:val="99"/>
     <w:pPr>
       <w:pBdr/>
@@ -14203,9 +14578,9 @@
       </w:tcPr>
     </w:tblStylePr>
   </w:style>
-  <w:style w:type="table" w:styleId="55">
+  <w:style w:type="table" w:styleId="774">
     <w:name w:val="Grid Table 6 Colorful - Accent 1"/>
-    <w:basedOn w:val="665"/>
+    <w:basedOn w:val="917"/>
     <w:uiPriority w:val="99"/>
     <w:pPr>
       <w:pBdr/>
@@ -14433,9 +14808,9 @@
       </w:tcPr>
     </w:tblStylePr>
   </w:style>
-  <w:style w:type="table" w:styleId="56">
+  <w:style w:type="table" w:styleId="775">
     <w:name w:val="Grid Table 6 Colorful - Accent 2"/>
-    <w:basedOn w:val="665"/>
+    <w:basedOn w:val="917"/>
     <w:uiPriority w:val="99"/>
     <w:pPr>
       <w:pBdr/>
@@ -14663,9 +15038,9 @@
       </w:tcPr>
     </w:tblStylePr>
   </w:style>
-  <w:style w:type="table" w:styleId="57">
+  <w:style w:type="table" w:styleId="776">
     <w:name w:val="Grid Table 6 Colorful - Accent 3"/>
-    <w:basedOn w:val="665"/>
+    <w:basedOn w:val="917"/>
     <w:uiPriority w:val="99"/>
     <w:pPr>
       <w:pBdr/>
@@ -14893,9 +15268,9 @@
       </w:tcPr>
     </w:tblStylePr>
   </w:style>
-  <w:style w:type="table" w:styleId="58">
+  <w:style w:type="table" w:styleId="777">
     <w:name w:val="Grid Table 6 Colorful - Accent 4"/>
-    <w:basedOn w:val="665"/>
+    <w:basedOn w:val="917"/>
     <w:uiPriority w:val="99"/>
     <w:pPr>
       <w:pBdr/>
@@ -15123,9 +15498,9 @@
       </w:tcPr>
     </w:tblStylePr>
   </w:style>
-  <w:style w:type="table" w:styleId="59">
+  <w:style w:type="table" w:styleId="778">
     <w:name w:val="Grid Table 6 Colorful - Accent 5"/>
-    <w:basedOn w:val="665"/>
+    <w:basedOn w:val="917"/>
     <w:uiPriority w:val="99"/>
     <w:pPr>
       <w:pBdr/>
@@ -15353,9 +15728,9 @@
       </w:tcPr>
     </w:tblStylePr>
   </w:style>
-  <w:style w:type="table" w:styleId="60">
+  <w:style w:type="table" w:styleId="779">
     <w:name w:val="Grid Table 6 Colorful - Accent 6"/>
-    <w:basedOn w:val="665"/>
+    <w:basedOn w:val="917"/>
     <w:uiPriority w:val="99"/>
     <w:pPr>
       <w:pBdr/>
@@ -15583,9 +15958,9 @@
       </w:tcPr>
     </w:tblStylePr>
   </w:style>
-  <w:style w:type="table" w:styleId="61">
+  <w:style w:type="table" w:styleId="780">
     <w:name w:val="Grid Table 7 Colorful"/>
-    <w:basedOn w:val="665"/>
+    <w:basedOn w:val="917"/>
     <w:uiPriority w:val="99"/>
     <w:pPr>
       <w:pBdr/>
@@ -15687,11 +16062,11 @@
         <w:tblBorders/>
       </w:tblPr>
       <w:tcPr>
-        <w:shd w:color="ffffff"/>
+        <w:shd w:val="clear" w:color="ffffff"/>
         <w:tcBorders>
-          <w:top w:val="none"/>
-          <w:left w:val="none"/>
-          <w:bottom w:val="none"/>
+          <w:top w:val="none" w:color="000000" w:sz="4" w:space="0"/>
+          <w:left w:val="none" w:color="000000" w:sz="4" w:space="0"/>
+          <w:bottom w:val="none" w:color="000000" w:sz="4" w:space="0"/>
           <w:right w:val="single" w:color="000000" w:themeColor="text1" w:themeTint="80" w:sz="4" w:space="0"/>
         </w:tcBorders>
       </w:tcPr>
@@ -15714,10 +16089,10 @@
       <w:tcPr>
         <w:shd w:val="clear" w:color="ffffff" w:themeColor="light1" w:fill="ffffff" w:themeFill="light1"/>
         <w:tcBorders>
-          <w:top w:val="none"/>
-          <w:left w:val="none"/>
+          <w:top w:val="none" w:color="000000" w:sz="4" w:space="0"/>
+          <w:left w:val="none" w:color="000000" w:sz="4" w:space="0"/>
           <w:bottom w:val="single" w:color="000000" w:themeColor="text1" w:themeTint="80" w:sz="4" w:space="0"/>
-          <w:right w:val="none"/>
+          <w:right w:val="none" w:color="000000" w:sz="4" w:space="0"/>
         </w:tcBorders>
       </w:tcPr>
     </w:tblStylePr>
@@ -15737,12 +16112,12 @@
         <w:tblBorders/>
       </w:tblPr>
       <w:tcPr>
-        <w:shd w:color="ffffff"/>
+        <w:shd w:val="clear" w:color="ffffff"/>
         <w:tcBorders>
-          <w:top w:val="none"/>
+          <w:top w:val="none" w:color="000000" w:sz="4" w:space="0"/>
           <w:left w:val="single" w:color="000000" w:themeColor="text1" w:themeTint="80" w:sz="4" w:space="0"/>
-          <w:bottom w:val="none"/>
-          <w:right w:val="none"/>
+          <w:bottom w:val="none" w:color="000000" w:sz="4" w:space="0"/>
+          <w:right w:val="none" w:color="000000" w:sz="4" w:space="0"/>
         </w:tcBorders>
       </w:tcPr>
     </w:tblStylePr>
@@ -15765,9 +16140,9 @@
         <w:shd w:val="clear" w:color="ffffff" w:themeColor="light1" w:fill="ffffff" w:themeFill="light1"/>
         <w:tcBorders>
           <w:top w:val="single" w:color="000000" w:themeColor="text1" w:themeTint="80" w:sz="4" w:space="0"/>
-          <w:left w:val="none"/>
-          <w:bottom w:val="none"/>
-          <w:right w:val="none"/>
+          <w:left w:val="none" w:color="000000" w:sz="4" w:space="0"/>
+          <w:bottom w:val="none" w:color="000000" w:sz="4" w:space="0"/>
+          <w:right w:val="none" w:color="000000" w:sz="4" w:space="0"/>
         </w:tcBorders>
       </w:tcPr>
     </w:tblStylePr>
@@ -15837,9 +16212,9 @@
       </w:tcPr>
     </w:tblStylePr>
   </w:style>
-  <w:style w:type="table" w:styleId="62">
+  <w:style w:type="table" w:styleId="781">
     <w:name w:val="Grid Table 7 Colorful - Accent 1"/>
-    <w:basedOn w:val="665"/>
+    <w:basedOn w:val="917"/>
     <w:uiPriority w:val="99"/>
     <w:pPr>
       <w:pBdr/>
@@ -15941,11 +16316,11 @@
         <w:tblBorders/>
       </w:tblPr>
       <w:tcPr>
-        <w:shd w:color="ffffff"/>
+        <w:shd w:val="clear" w:color="ffffff"/>
         <w:tcBorders>
-          <w:top w:val="none"/>
-          <w:left w:val="none"/>
-          <w:bottom w:val="none"/>
+          <w:top w:val="none" w:color="000000" w:sz="4" w:space="0"/>
+          <w:left w:val="none" w:color="000000" w:sz="4" w:space="0"/>
+          <w:bottom w:val="none" w:color="000000" w:sz="4" w:space="0"/>
           <w:right w:val="single" w:color="000000" w:themeColor="accent1" w:themeTint="80" w:sz="4" w:space="0"/>
         </w:tcBorders>
       </w:tcPr>
@@ -15968,10 +16343,10 @@
       <w:tcPr>
         <w:shd w:val="clear" w:color="ffffff" w:themeColor="light1" w:fill="ffffff" w:themeFill="light1"/>
         <w:tcBorders>
-          <w:top w:val="none"/>
-          <w:left w:val="none"/>
+          <w:top w:val="none" w:color="000000" w:sz="4" w:space="0"/>
+          <w:left w:val="none" w:color="000000" w:sz="4" w:space="0"/>
           <w:bottom w:val="single" w:color="000000" w:themeColor="accent1" w:themeTint="80" w:sz="4" w:space="0"/>
-          <w:right w:val="none"/>
+          <w:right w:val="none" w:color="000000" w:sz="4" w:space="0"/>
         </w:tcBorders>
       </w:tcPr>
     </w:tblStylePr>
@@ -15991,12 +16366,12 @@
         <w:tblBorders/>
       </w:tblPr>
       <w:tcPr>
-        <w:shd w:color="ffffff"/>
+        <w:shd w:val="clear" w:color="ffffff"/>
         <w:tcBorders>
-          <w:top w:val="none"/>
+          <w:top w:val="none" w:color="000000" w:sz="4" w:space="0"/>
           <w:left w:val="single" w:color="000000" w:themeColor="accent1" w:themeTint="80" w:sz="4" w:space="0"/>
-          <w:bottom w:val="none"/>
-          <w:right w:val="none"/>
+          <w:bottom w:val="none" w:color="000000" w:sz="4" w:space="0"/>
+          <w:right w:val="none" w:color="000000" w:sz="4" w:space="0"/>
         </w:tcBorders>
       </w:tcPr>
     </w:tblStylePr>
@@ -16019,9 +16394,9 @@
         <w:shd w:val="clear" w:color="ffffff" w:themeColor="light1" w:fill="ffffff" w:themeFill="light1"/>
         <w:tcBorders>
           <w:top w:val="single" w:color="000000" w:themeColor="accent1" w:themeTint="80" w:sz="4" w:space="0"/>
-          <w:left w:val="none"/>
-          <w:bottom w:val="none"/>
-          <w:right w:val="none"/>
+          <w:left w:val="none" w:color="000000" w:sz="4" w:space="0"/>
+          <w:bottom w:val="none" w:color="000000" w:sz="4" w:space="0"/>
+          <w:right w:val="none" w:color="000000" w:sz="4" w:space="0"/>
         </w:tcBorders>
       </w:tcPr>
     </w:tblStylePr>
@@ -16091,9 +16466,9 @@
       </w:tcPr>
     </w:tblStylePr>
   </w:style>
-  <w:style w:type="table" w:styleId="63">
+  <w:style w:type="table" w:styleId="782">
     <w:name w:val="Grid Table 7 Colorful - Accent 2"/>
-    <w:basedOn w:val="665"/>
+    <w:basedOn w:val="917"/>
     <w:uiPriority w:val="99"/>
     <w:pPr>
       <w:pBdr/>
@@ -16195,11 +16570,11 @@
         <w:tblBorders/>
       </w:tblPr>
       <w:tcPr>
-        <w:shd w:color="ffffff"/>
+        <w:shd w:val="clear" w:color="ffffff"/>
         <w:tcBorders>
-          <w:top w:val="none"/>
-          <w:left w:val="none"/>
-          <w:bottom w:val="none"/>
+          <w:top w:val="none" w:color="000000" w:sz="4" w:space="0"/>
+          <w:left w:val="none" w:color="000000" w:sz="4" w:space="0"/>
+          <w:bottom w:val="none" w:color="000000" w:sz="4" w:space="0"/>
           <w:right w:val="single" w:color="000000" w:themeColor="accent2" w:themeTint="97" w:sz="4" w:space="0"/>
         </w:tcBorders>
       </w:tcPr>
@@ -16222,10 +16597,10 @@
       <w:tcPr>
         <w:shd w:val="clear" w:color="ffffff" w:themeColor="light1" w:fill="ffffff" w:themeFill="light1"/>
         <w:tcBorders>
-          <w:top w:val="none"/>
-          <w:left w:val="none"/>
+          <w:top w:val="none" w:color="000000" w:sz="4" w:space="0"/>
+          <w:left w:val="none" w:color="000000" w:sz="4" w:space="0"/>
           <w:bottom w:val="single" w:color="000000" w:themeColor="accent2" w:themeTint="97" w:sz="4" w:space="0"/>
-          <w:right w:val="none"/>
+          <w:right w:val="none" w:color="000000" w:sz="4" w:space="0"/>
         </w:tcBorders>
       </w:tcPr>
     </w:tblStylePr>
@@ -16245,12 +16620,12 @@
         <w:tblBorders/>
       </w:tblPr>
       <w:tcPr>
-        <w:shd w:color="ffffff"/>
+        <w:shd w:val="clear" w:color="ffffff"/>
         <w:tcBorders>
-          <w:top w:val="none"/>
+          <w:top w:val="none" w:color="000000" w:sz="4" w:space="0"/>
           <w:left w:val="single" w:color="000000" w:themeColor="accent2" w:themeTint="97" w:sz="4" w:space="0"/>
-          <w:bottom w:val="none"/>
-          <w:right w:val="none"/>
+          <w:bottom w:val="none" w:color="000000" w:sz="4" w:space="0"/>
+          <w:right w:val="none" w:color="000000" w:sz="4" w:space="0"/>
         </w:tcBorders>
       </w:tcPr>
     </w:tblStylePr>
@@ -16273,9 +16648,9 @@
         <w:shd w:val="clear" w:color="ffffff" w:themeColor="light1" w:fill="ffffff" w:themeFill="light1"/>
         <w:tcBorders>
           <w:top w:val="single" w:color="000000" w:themeColor="accent2" w:themeTint="97" w:sz="4" w:space="0"/>
-          <w:left w:val="none"/>
-          <w:bottom w:val="none"/>
-          <w:right w:val="none"/>
+          <w:left w:val="none" w:color="000000" w:sz="4" w:space="0"/>
+          <w:bottom w:val="none" w:color="000000" w:sz="4" w:space="0"/>
+          <w:right w:val="none" w:color="000000" w:sz="4" w:space="0"/>
         </w:tcBorders>
       </w:tcPr>
     </w:tblStylePr>
@@ -16345,9 +16720,9 @@
       </w:tcPr>
     </w:tblStylePr>
   </w:style>
-  <w:style w:type="table" w:styleId="64">
+  <w:style w:type="table" w:styleId="783">
     <w:name w:val="Grid Table 7 Colorful - Accent 3"/>
-    <w:basedOn w:val="665"/>
+    <w:basedOn w:val="917"/>
     <w:uiPriority w:val="99"/>
     <w:pPr>
       <w:pBdr/>
@@ -16449,11 +16824,11 @@
         <w:tblBorders/>
       </w:tblPr>
       <w:tcPr>
-        <w:shd w:color="ffffff"/>
+        <w:shd w:val="clear" w:color="ffffff"/>
         <w:tcBorders>
-          <w:top w:val="none"/>
-          <w:left w:val="none"/>
-          <w:bottom w:val="none"/>
+          <w:top w:val="none" w:color="000000" w:sz="4" w:space="0"/>
+          <w:left w:val="none" w:color="000000" w:sz="4" w:space="0"/>
+          <w:bottom w:val="none" w:color="000000" w:sz="4" w:space="0"/>
           <w:right w:val="single" w:color="000000" w:themeColor="accent3" w:themeTint="FE" w:sz="4" w:space="0"/>
         </w:tcBorders>
       </w:tcPr>
@@ -16476,10 +16851,10 @@
       <w:tcPr>
         <w:shd w:val="clear" w:color="ffffff" w:themeColor="light1" w:fill="ffffff" w:themeFill="light1"/>
         <w:tcBorders>
-          <w:top w:val="none"/>
-          <w:left w:val="none"/>
+          <w:top w:val="none" w:color="000000" w:sz="4" w:space="0"/>
+          <w:left w:val="none" w:color="000000" w:sz="4" w:space="0"/>
           <w:bottom w:val="single" w:color="000000" w:themeColor="accent3" w:themeTint="FE" w:sz="4" w:space="0"/>
-          <w:right w:val="none"/>
+          <w:right w:val="none" w:color="000000" w:sz="4" w:space="0"/>
         </w:tcBorders>
       </w:tcPr>
     </w:tblStylePr>
@@ -16499,12 +16874,12 @@
         <w:tblBorders/>
       </w:tblPr>
       <w:tcPr>
-        <w:shd w:color="ffffff"/>
+        <w:shd w:val="clear" w:color="ffffff"/>
         <w:tcBorders>
-          <w:top w:val="none"/>
+          <w:top w:val="none" w:color="000000" w:sz="4" w:space="0"/>
           <w:left w:val="single" w:color="000000" w:themeColor="accent3" w:themeTint="FE" w:sz="4" w:space="0"/>
-          <w:bottom w:val="none"/>
-          <w:right w:val="none"/>
+          <w:bottom w:val="none" w:color="000000" w:sz="4" w:space="0"/>
+          <w:right w:val="none" w:color="000000" w:sz="4" w:space="0"/>
         </w:tcBorders>
       </w:tcPr>
     </w:tblStylePr>
@@ -16527,9 +16902,9 @@
         <w:shd w:val="clear" w:color="ffffff" w:themeColor="light1" w:fill="ffffff" w:themeFill="light1"/>
         <w:tcBorders>
           <w:top w:val="single" w:color="000000" w:themeColor="accent3" w:themeTint="FE" w:sz="4" w:space="0"/>
-          <w:left w:val="none"/>
-          <w:bottom w:val="none"/>
-          <w:right w:val="none"/>
+          <w:left w:val="none" w:color="000000" w:sz="4" w:space="0"/>
+          <w:bottom w:val="none" w:color="000000" w:sz="4" w:space="0"/>
+          <w:right w:val="none" w:color="000000" w:sz="4" w:space="0"/>
         </w:tcBorders>
       </w:tcPr>
     </w:tblStylePr>
@@ -16599,9 +16974,9 @@
       </w:tcPr>
     </w:tblStylePr>
   </w:style>
-  <w:style w:type="table" w:styleId="65">
+  <w:style w:type="table" w:styleId="784">
     <w:name w:val="Grid Table 7 Colorful - Accent 4"/>
-    <w:basedOn w:val="665"/>
+    <w:basedOn w:val="917"/>
     <w:uiPriority w:val="99"/>
     <w:pPr>
       <w:pBdr/>
@@ -16703,11 +17078,11 @@
         <w:tblBorders/>
       </w:tblPr>
       <w:tcPr>
-        <w:shd w:color="ffffff"/>
+        <w:shd w:val="clear" w:color="ffffff"/>
         <w:tcBorders>
-          <w:top w:val="none"/>
-          <w:left w:val="none"/>
-          <w:bottom w:val="none"/>
+          <w:top w:val="none" w:color="000000" w:sz="4" w:space="0"/>
+          <w:left w:val="none" w:color="000000" w:sz="4" w:space="0"/>
+          <w:bottom w:val="none" w:color="000000" w:sz="4" w:space="0"/>
           <w:right w:val="single" w:color="000000" w:themeColor="accent4" w:themeTint="9A" w:sz="4" w:space="0"/>
         </w:tcBorders>
       </w:tcPr>
@@ -16730,10 +17105,10 @@
       <w:tcPr>
         <w:shd w:val="clear" w:color="ffffff" w:themeColor="light1" w:fill="ffffff" w:themeFill="light1"/>
         <w:tcBorders>
-          <w:top w:val="none"/>
-          <w:left w:val="none"/>
+          <w:top w:val="none" w:color="000000" w:sz="4" w:space="0"/>
+          <w:left w:val="none" w:color="000000" w:sz="4" w:space="0"/>
           <w:bottom w:val="single" w:color="000000" w:themeColor="accent4" w:themeTint="9A" w:sz="4" w:space="0"/>
-          <w:right w:val="none"/>
+          <w:right w:val="none" w:color="000000" w:sz="4" w:space="0"/>
         </w:tcBorders>
       </w:tcPr>
     </w:tblStylePr>
@@ -16753,12 +17128,12 @@
         <w:tblBorders/>
       </w:tblPr>
       <w:tcPr>
-        <w:shd w:color="ffffff"/>
+        <w:shd w:val="clear" w:color="ffffff"/>
         <w:tcBorders>
-          <w:top w:val="none"/>
+          <w:top w:val="none" w:color="000000" w:sz="4" w:space="0"/>
           <w:left w:val="single" w:color="000000" w:themeColor="accent4" w:themeTint="9A" w:sz="4" w:space="0"/>
-          <w:bottom w:val="none"/>
-          <w:right w:val="none"/>
+          <w:bottom w:val="none" w:color="000000" w:sz="4" w:space="0"/>
+          <w:right w:val="none" w:color="000000" w:sz="4" w:space="0"/>
         </w:tcBorders>
       </w:tcPr>
     </w:tblStylePr>
@@ -16781,9 +17156,9 @@
         <w:shd w:val="clear" w:color="ffffff" w:themeColor="light1" w:fill="ffffff" w:themeFill="light1"/>
         <w:tcBorders>
           <w:top w:val="single" w:color="000000" w:themeColor="accent4" w:themeTint="9A" w:sz="4" w:space="0"/>
-          <w:left w:val="none"/>
-          <w:bottom w:val="none"/>
-          <w:right w:val="none"/>
+          <w:left w:val="none" w:color="000000" w:sz="4" w:space="0"/>
+          <w:bottom w:val="none" w:color="000000" w:sz="4" w:space="0"/>
+          <w:right w:val="none" w:color="000000" w:sz="4" w:space="0"/>
         </w:tcBorders>
       </w:tcPr>
     </w:tblStylePr>
@@ -16853,9 +17228,9 @@
       </w:tcPr>
     </w:tblStylePr>
   </w:style>
-  <w:style w:type="table" w:styleId="66">
+  <w:style w:type="table" w:styleId="785">
     <w:name w:val="Grid Table 7 Colorful - Accent 5"/>
-    <w:basedOn w:val="665"/>
+    <w:basedOn w:val="917"/>
     <w:uiPriority w:val="99"/>
     <w:pPr>
       <w:pBdr/>
@@ -16957,11 +17332,11 @@
         <w:tblBorders/>
       </w:tblPr>
       <w:tcPr>
-        <w:shd w:color="ffffff"/>
+        <w:shd w:val="clear" w:color="ffffff"/>
         <w:tcBorders>
-          <w:top w:val="none"/>
-          <w:left w:val="none"/>
-          <w:bottom w:val="none"/>
+          <w:top w:val="none" w:color="000000" w:sz="4" w:space="0"/>
+          <w:left w:val="none" w:color="000000" w:sz="4" w:space="0"/>
+          <w:bottom w:val="none" w:color="000000" w:sz="4" w:space="0"/>
           <w:right w:val="single" w:color="000000" w:themeColor="accent5" w:themeTint="90" w:sz="4" w:space="0"/>
         </w:tcBorders>
       </w:tcPr>
@@ -16984,10 +17359,10 @@
       <w:tcPr>
         <w:shd w:val="clear" w:color="ffffff" w:themeColor="light1" w:fill="ffffff" w:themeFill="light1"/>
         <w:tcBorders>
-          <w:top w:val="none"/>
-          <w:left w:val="none"/>
+          <w:top w:val="none" w:color="000000" w:sz="4" w:space="0"/>
+          <w:left w:val="none" w:color="000000" w:sz="4" w:space="0"/>
           <w:bottom w:val="single" w:color="000000" w:themeColor="accent5" w:themeTint="90" w:sz="4" w:space="0"/>
-          <w:right w:val="none"/>
+          <w:right w:val="none" w:color="000000" w:sz="4" w:space="0"/>
         </w:tcBorders>
       </w:tcPr>
     </w:tblStylePr>
@@ -17007,12 +17382,12 @@
         <w:tblBorders/>
       </w:tblPr>
       <w:tcPr>
-        <w:shd w:color="ffffff"/>
+        <w:shd w:val="clear" w:color="ffffff"/>
         <w:tcBorders>
-          <w:top w:val="none"/>
+          <w:top w:val="none" w:color="000000" w:sz="4" w:space="0"/>
           <w:left w:val="single" w:color="000000" w:themeColor="accent5" w:themeTint="90" w:sz="4" w:space="0"/>
-          <w:bottom w:val="none"/>
-          <w:right w:val="none"/>
+          <w:bottom w:val="none" w:color="000000" w:sz="4" w:space="0"/>
+          <w:right w:val="none" w:color="000000" w:sz="4" w:space="0"/>
         </w:tcBorders>
       </w:tcPr>
     </w:tblStylePr>
@@ -17035,9 +17410,9 @@
         <w:shd w:val="clear" w:color="ffffff" w:themeColor="light1" w:fill="ffffff" w:themeFill="light1"/>
         <w:tcBorders>
           <w:top w:val="single" w:color="000000" w:themeColor="accent5" w:themeTint="90" w:sz="4" w:space="0"/>
-          <w:left w:val="none"/>
-          <w:bottom w:val="none"/>
-          <w:right w:val="none"/>
+          <w:left w:val="none" w:color="000000" w:sz="4" w:space="0"/>
+          <w:bottom w:val="none" w:color="000000" w:sz="4" w:space="0"/>
+          <w:right w:val="none" w:color="000000" w:sz="4" w:space="0"/>
         </w:tcBorders>
       </w:tcPr>
     </w:tblStylePr>
@@ -17107,9 +17482,9 @@
       </w:tcPr>
     </w:tblStylePr>
   </w:style>
-  <w:style w:type="table" w:styleId="67">
+  <w:style w:type="table" w:styleId="786">
     <w:name w:val="Grid Table 7 Colorful - Accent 6"/>
-    <w:basedOn w:val="665"/>
+    <w:basedOn w:val="917"/>
     <w:uiPriority w:val="99"/>
     <w:pPr>
       <w:pBdr/>
@@ -17211,11 +17586,11 @@
         <w:tblBorders/>
       </w:tblPr>
       <w:tcPr>
-        <w:shd w:color="ffffff"/>
+        <w:shd w:val="clear" w:color="ffffff"/>
         <w:tcBorders>
-          <w:top w:val="none"/>
-          <w:left w:val="none"/>
-          <w:bottom w:val="none"/>
+          <w:top w:val="none" w:color="000000" w:sz="4" w:space="0"/>
+          <w:left w:val="none" w:color="000000" w:sz="4" w:space="0"/>
+          <w:bottom w:val="none" w:color="000000" w:sz="4" w:space="0"/>
           <w:right w:val="single" w:color="000000" w:themeColor="accent6" w:themeTint="90" w:sz="4" w:space="0"/>
         </w:tcBorders>
       </w:tcPr>
@@ -17238,10 +17613,10 @@
       <w:tcPr>
         <w:shd w:val="clear" w:color="ffffff" w:themeColor="light1" w:fill="ffffff" w:themeFill="light1"/>
         <w:tcBorders>
-          <w:top w:val="none"/>
-          <w:left w:val="none"/>
+          <w:top w:val="none" w:color="000000" w:sz="4" w:space="0"/>
+          <w:left w:val="none" w:color="000000" w:sz="4" w:space="0"/>
           <w:bottom w:val="single" w:color="000000" w:themeColor="accent6" w:themeTint="90" w:sz="4" w:space="0"/>
-          <w:right w:val="none"/>
+          <w:right w:val="none" w:color="000000" w:sz="4" w:space="0"/>
         </w:tcBorders>
       </w:tcPr>
     </w:tblStylePr>
@@ -17261,12 +17636,12 @@
         <w:tblBorders/>
       </w:tblPr>
       <w:tcPr>
-        <w:shd w:color="ffffff"/>
+        <w:shd w:val="clear" w:color="ffffff"/>
         <w:tcBorders>
-          <w:top w:val="none"/>
+          <w:top w:val="none" w:color="000000" w:sz="4" w:space="0"/>
           <w:left w:val="single" w:color="000000" w:themeColor="accent6" w:themeTint="90" w:sz="4" w:space="0"/>
-          <w:bottom w:val="none"/>
-          <w:right w:val="none"/>
+          <w:bottom w:val="none" w:color="000000" w:sz="4" w:space="0"/>
+          <w:right w:val="none" w:color="000000" w:sz="4" w:space="0"/>
         </w:tcBorders>
       </w:tcPr>
     </w:tblStylePr>
@@ -17289,9 +17664,9 @@
         <w:shd w:val="clear" w:color="ffffff" w:themeColor="light1" w:fill="ffffff" w:themeFill="light1"/>
         <w:tcBorders>
           <w:top w:val="single" w:color="000000" w:themeColor="accent6" w:themeTint="90" w:sz="4" w:space="0"/>
-          <w:left w:val="none"/>
-          <w:bottom w:val="none"/>
-          <w:right w:val="none"/>
+          <w:left w:val="none" w:color="000000" w:sz="4" w:space="0"/>
+          <w:bottom w:val="none" w:color="000000" w:sz="4" w:space="0"/>
+          <w:right w:val="none" w:color="000000" w:sz="4" w:space="0"/>
         </w:tcBorders>
       </w:tcPr>
     </w:tblStylePr>
@@ -17361,9 +17736,9 @@
       </w:tcPr>
     </w:tblStylePr>
   </w:style>
-  <w:style w:type="table" w:styleId="68">
+  <w:style w:type="table" w:styleId="787">
     <w:name w:val="List Table 1 Light"/>
-    <w:basedOn w:val="665"/>
+    <w:basedOn w:val="917"/>
     <w:uiPriority w:val="99"/>
     <w:pPr>
       <w:pBdr/>
@@ -17577,9 +17952,9 @@
       </w:tcPr>
     </w:tblStylePr>
   </w:style>
-  <w:style w:type="table" w:styleId="69">
+  <w:style w:type="table" w:styleId="788">
     <w:name w:val="List Table 1 Light - Accent 1"/>
-    <w:basedOn w:val="665"/>
+    <w:basedOn w:val="917"/>
     <w:uiPriority w:val="99"/>
     <w:pPr>
       <w:pBdr/>
@@ -17793,9 +18168,9 @@
       </w:tcPr>
     </w:tblStylePr>
   </w:style>
-  <w:style w:type="table" w:styleId="70">
+  <w:style w:type="table" w:styleId="789">
     <w:name w:val="List Table 1 Light - Accent 2"/>
-    <w:basedOn w:val="665"/>
+    <w:basedOn w:val="917"/>
     <w:uiPriority w:val="99"/>
     <w:pPr>
       <w:pBdr/>
@@ -18009,9 +18384,9 @@
       </w:tcPr>
     </w:tblStylePr>
   </w:style>
-  <w:style w:type="table" w:styleId="71">
+  <w:style w:type="table" w:styleId="790">
     <w:name w:val="List Table 1 Light - Accent 3"/>
-    <w:basedOn w:val="665"/>
+    <w:basedOn w:val="917"/>
     <w:uiPriority w:val="99"/>
     <w:pPr>
       <w:pBdr/>
@@ -18225,9 +18600,9 @@
       </w:tcPr>
     </w:tblStylePr>
   </w:style>
-  <w:style w:type="table" w:styleId="72">
+  <w:style w:type="table" w:styleId="791">
     <w:name w:val="List Table 1 Light - Accent 4"/>
-    <w:basedOn w:val="665"/>
+    <w:basedOn w:val="917"/>
     <w:uiPriority w:val="99"/>
     <w:pPr>
       <w:pBdr/>
@@ -18441,9 +18816,9 @@
       </w:tcPr>
     </w:tblStylePr>
   </w:style>
-  <w:style w:type="table" w:styleId="73">
+  <w:style w:type="table" w:styleId="792">
     <w:name w:val="List Table 1 Light - Accent 5"/>
-    <w:basedOn w:val="665"/>
+    <w:basedOn w:val="917"/>
     <w:uiPriority w:val="99"/>
     <w:pPr>
       <w:pBdr/>
@@ -18657,9 +19032,9 @@
       </w:tcPr>
     </w:tblStylePr>
   </w:style>
-  <w:style w:type="table" w:styleId="74">
+  <w:style w:type="table" w:styleId="793">
     <w:name w:val="List Table 1 Light - Accent 6"/>
-    <w:basedOn w:val="665"/>
+    <w:basedOn w:val="917"/>
     <w:uiPriority w:val="99"/>
     <w:pPr>
       <w:pBdr/>
@@ -18873,9 +19248,9 @@
       </w:tcPr>
     </w:tblStylePr>
   </w:style>
-  <w:style w:type="table" w:styleId="75">
+  <w:style w:type="table" w:styleId="794">
     <w:name w:val="List Table 2"/>
-    <w:basedOn w:val="665"/>
+    <w:basedOn w:val="917"/>
     <w:uiPriority w:val="99"/>
     <w:pPr>
       <w:pBdr/>
@@ -19111,9 +19486,9 @@
       </w:tcPr>
     </w:tblStylePr>
   </w:style>
-  <w:style w:type="table" w:styleId="76">
+  <w:style w:type="table" w:styleId="795">
     <w:name w:val="List Table 2 - Accent 1"/>
-    <w:basedOn w:val="665"/>
+    <w:basedOn w:val="917"/>
     <w:uiPriority w:val="99"/>
     <w:pPr>
       <w:pBdr/>
@@ -19349,9 +19724,9 @@
       </w:tcPr>
     </w:tblStylePr>
   </w:style>
-  <w:style w:type="table" w:styleId="77">
+  <w:style w:type="table" w:styleId="796">
     <w:name w:val="List Table 2 - Accent 2"/>
-    <w:basedOn w:val="665"/>
+    <w:basedOn w:val="917"/>
     <w:uiPriority w:val="99"/>
     <w:pPr>
       <w:pBdr/>
@@ -19587,9 +19962,9 @@
       </w:tcPr>
     </w:tblStylePr>
   </w:style>
-  <w:style w:type="table" w:styleId="78">
+  <w:style w:type="table" w:styleId="797">
     <w:name w:val="List Table 2 - Accent 3"/>
-    <w:basedOn w:val="665"/>
+    <w:basedOn w:val="917"/>
     <w:uiPriority w:val="99"/>
     <w:pPr>
       <w:pBdr/>
@@ -19825,9 +20200,9 @@
       </w:tcPr>
     </w:tblStylePr>
   </w:style>
-  <w:style w:type="table" w:styleId="79">
+  <w:style w:type="table" w:styleId="798">
     <w:name w:val="List Table 2 - Accent 4"/>
-    <w:basedOn w:val="665"/>
+    <w:basedOn w:val="917"/>
     <w:uiPriority w:val="99"/>
     <w:pPr>
       <w:pBdr/>
@@ -20063,9 +20438,9 @@
       </w:tcPr>
     </w:tblStylePr>
   </w:style>
-  <w:style w:type="table" w:styleId="80">
+  <w:style w:type="table" w:styleId="799">
     <w:name w:val="List Table 2 - Accent 5"/>
-    <w:basedOn w:val="665"/>
+    <w:basedOn w:val="917"/>
     <w:uiPriority w:val="99"/>
     <w:pPr>
       <w:pBdr/>
@@ -20301,9 +20676,9 @@
       </w:tcPr>
     </w:tblStylePr>
   </w:style>
-  <w:style w:type="table" w:styleId="81">
+  <w:style w:type="table" w:styleId="800">
     <w:name w:val="List Table 2 - Accent 6"/>
-    <w:basedOn w:val="665"/>
+    <w:basedOn w:val="917"/>
     <w:uiPriority w:val="99"/>
     <w:pPr>
       <w:pBdr/>
@@ -20539,9 +20914,9 @@
       </w:tcPr>
     </w:tblStylePr>
   </w:style>
-  <w:style w:type="table" w:styleId="82">
+  <w:style w:type="table" w:styleId="801">
     <w:name w:val="List Table 3"/>
-    <w:basedOn w:val="665"/>
+    <w:basedOn w:val="917"/>
     <w:uiPriority w:val="99"/>
     <w:pPr>
       <w:pBdr/>
@@ -20767,9 +21142,9 @@
       </w:tcPr>
     </w:tblStylePr>
   </w:style>
-  <w:style w:type="table" w:styleId="83">
+  <w:style w:type="table" w:styleId="802">
     <w:name w:val="List Table 3 - Accent 1"/>
-    <w:basedOn w:val="665"/>
+    <w:basedOn w:val="917"/>
     <w:uiPriority w:val="99"/>
     <w:pPr>
       <w:pBdr/>
@@ -20995,9 +21370,9 @@
       </w:tcPr>
     </w:tblStylePr>
   </w:style>
-  <w:style w:type="table" w:styleId="84">
+  <w:style w:type="table" w:styleId="803">
     <w:name w:val="List Table 3 - Accent 2"/>
-    <w:basedOn w:val="665"/>
+    <w:basedOn w:val="917"/>
     <w:uiPriority w:val="99"/>
     <w:pPr>
       <w:pBdr/>
@@ -21223,9 +21598,9 @@
       </w:tcPr>
     </w:tblStylePr>
   </w:style>
-  <w:style w:type="table" w:styleId="85">
+  <w:style w:type="table" w:styleId="804">
     <w:name w:val="List Table 3 - Accent 3"/>
-    <w:basedOn w:val="665"/>
+    <w:basedOn w:val="917"/>
     <w:uiPriority w:val="99"/>
     <w:pPr>
       <w:pBdr/>
@@ -21451,9 +21826,9 @@
       </w:tcPr>
     </w:tblStylePr>
   </w:style>
-  <w:style w:type="table" w:styleId="86">
+  <w:style w:type="table" w:styleId="805">
     <w:name w:val="List Table 3 - Accent 4"/>
-    <w:basedOn w:val="665"/>
+    <w:basedOn w:val="917"/>
     <w:uiPriority w:val="99"/>
     <w:pPr>
       <w:pBdr/>
@@ -21679,9 +22054,9 @@
       </w:tcPr>
     </w:tblStylePr>
   </w:style>
-  <w:style w:type="table" w:styleId="87">
+  <w:style w:type="table" w:styleId="806">
     <w:name w:val="List Table 3 - Accent 5"/>
-    <w:basedOn w:val="665"/>
+    <w:basedOn w:val="917"/>
     <w:uiPriority w:val="99"/>
     <w:pPr>
       <w:pBdr/>
@@ -21907,9 +22282,9 @@
       </w:tcPr>
     </w:tblStylePr>
   </w:style>
-  <w:style w:type="table" w:styleId="88">
+  <w:style w:type="table" w:styleId="807">
     <w:name w:val="List Table 3 - Accent 6"/>
-    <w:basedOn w:val="665"/>
+    <w:basedOn w:val="917"/>
     <w:uiPriority w:val="99"/>
     <w:pPr>
       <w:pBdr/>
@@ -22135,9 +22510,9 @@
       </w:tcPr>
     </w:tblStylePr>
   </w:style>
-  <w:style w:type="table" w:styleId="89">
+  <w:style w:type="table" w:styleId="808">
     <w:name w:val="List Table 4"/>
-    <w:basedOn w:val="665"/>
+    <w:basedOn w:val="917"/>
     <w:uiPriority w:val="99"/>
     <w:pPr>
       <w:pBdr/>
@@ -22360,9 +22735,9 @@
       </w:tcPr>
     </w:tblStylePr>
   </w:style>
-  <w:style w:type="table" w:styleId="90">
+  <w:style w:type="table" w:styleId="809">
     <w:name w:val="List Table 4 - Accent 1"/>
-    <w:basedOn w:val="665"/>
+    <w:basedOn w:val="917"/>
     <w:uiPriority w:val="99"/>
     <w:pPr>
       <w:pBdr/>
@@ -22585,9 +22960,9 @@
       </w:tcPr>
     </w:tblStylePr>
   </w:style>
-  <w:style w:type="table" w:styleId="91">
+  <w:style w:type="table" w:styleId="810">
     <w:name w:val="List Table 4 - Accent 2"/>
-    <w:basedOn w:val="665"/>
+    <w:basedOn w:val="917"/>
     <w:uiPriority w:val="99"/>
     <w:pPr>
       <w:pBdr/>
@@ -22810,9 +23185,9 @@
       </w:tcPr>
     </w:tblStylePr>
   </w:style>
-  <w:style w:type="table" w:styleId="92">
+  <w:style w:type="table" w:styleId="811">
     <w:name w:val="List Table 4 - Accent 3"/>
-    <w:basedOn w:val="665"/>
+    <w:basedOn w:val="917"/>
     <w:uiPriority w:val="99"/>
     <w:pPr>
       <w:pBdr/>
@@ -23035,9 +23410,9 @@
       </w:tcPr>
     </w:tblStylePr>
   </w:style>
-  <w:style w:type="table" w:styleId="93">
+  <w:style w:type="table" w:styleId="812">
     <w:name w:val="List Table 4 - Accent 4"/>
-    <w:basedOn w:val="665"/>
+    <w:basedOn w:val="917"/>
     <w:uiPriority w:val="99"/>
     <w:pPr>
       <w:pBdr/>
@@ -23260,9 +23635,9 @@
       </w:tcPr>
     </w:tblStylePr>
   </w:style>
-  <w:style w:type="table" w:styleId="94">
+  <w:style w:type="table" w:styleId="813">
     <w:name w:val="List Table 4 - Accent 5"/>
-    <w:basedOn w:val="665"/>
+    <w:basedOn w:val="917"/>
     <w:uiPriority w:val="99"/>
     <w:pPr>
       <w:pBdr/>
@@ -23485,9 +23860,9 @@
       </w:tcPr>
     </w:tblStylePr>
   </w:style>
-  <w:style w:type="table" w:styleId="95">
+  <w:style w:type="table" w:styleId="814">
     <w:name w:val="List Table 4 - Accent 6"/>
-    <w:basedOn w:val="665"/>
+    <w:basedOn w:val="917"/>
     <w:uiPriority w:val="99"/>
     <w:pPr>
       <w:pBdr/>
@@ -23710,9 +24085,9 @@
       </w:tcPr>
     </w:tblStylePr>
   </w:style>
-  <w:style w:type="table" w:styleId="96">
+  <w:style w:type="table" w:styleId="815">
     <w:name w:val="List Table 5 Dark"/>
-    <w:basedOn w:val="665"/>
+    <w:basedOn w:val="917"/>
     <w:uiPriority w:val="99"/>
     <w:pPr>
       <w:pBdr/>
@@ -23952,9 +24327,9 @@
       </w:tcPr>
     </w:tblStylePr>
   </w:style>
-  <w:style w:type="table" w:styleId="97">
+  <w:style w:type="table" w:styleId="816">
     <w:name w:val="List Table 5 Dark - Accent 1"/>
-    <w:basedOn w:val="665"/>
+    <w:basedOn w:val="917"/>
     <w:uiPriority w:val="99"/>
     <w:pPr>
       <w:pBdr/>
@@ -24194,9 +24569,9 @@
       </w:tcPr>
     </w:tblStylePr>
   </w:style>
-  <w:style w:type="table" w:styleId="98">
+  <w:style w:type="table" w:styleId="817">
     <w:name w:val="List Table 5 Dark - Accent 2"/>
-    <w:basedOn w:val="665"/>
+    <w:basedOn w:val="917"/>
     <w:uiPriority w:val="99"/>
     <w:pPr>
       <w:pBdr/>
@@ -24436,9 +24811,9 @@
       </w:tcPr>
     </w:tblStylePr>
   </w:style>
-  <w:style w:type="table" w:styleId="99">
+  <w:style w:type="table" w:styleId="818">
     <w:name w:val="List Table 5 Dark - Accent 3"/>
-    <w:basedOn w:val="665"/>
+    <w:basedOn w:val="917"/>
     <w:uiPriority w:val="99"/>
     <w:pPr>
       <w:pBdr/>
@@ -24678,9 +25053,9 @@
       </w:tcPr>
     </w:tblStylePr>
   </w:style>
-  <w:style w:type="table" w:styleId="100">
+  <w:style w:type="table" w:styleId="819">
     <w:name w:val="List Table 5 Dark - Accent 4"/>
-    <w:basedOn w:val="665"/>
+    <w:basedOn w:val="917"/>
     <w:uiPriority w:val="99"/>
     <w:pPr>
       <w:pBdr/>
@@ -24920,9 +25295,9 @@
       </w:tcPr>
     </w:tblStylePr>
   </w:style>
-  <w:style w:type="table" w:styleId="101">
+  <w:style w:type="table" w:styleId="820">
     <w:name w:val="List Table 5 Dark - Accent 5"/>
-    <w:basedOn w:val="665"/>
+    <w:basedOn w:val="917"/>
     <w:uiPriority w:val="99"/>
     <w:pPr>
       <w:pBdr/>
@@ -25162,9 +25537,9 @@
       </w:tcPr>
     </w:tblStylePr>
   </w:style>
-  <w:style w:type="table" w:styleId="102">
+  <w:style w:type="table" w:styleId="821">
     <w:name w:val="List Table 5 Dark - Accent 6"/>
-    <w:basedOn w:val="665"/>
+    <w:basedOn w:val="917"/>
     <w:uiPriority w:val="99"/>
     <w:pPr>
       <w:pBdr/>
@@ -25404,9 +25779,9 @@
       </w:tcPr>
     </w:tblStylePr>
   </w:style>
-  <w:style w:type="table" w:styleId="103">
+  <w:style w:type="table" w:styleId="822">
     <w:name w:val="List Table 6 Colorful"/>
-    <w:basedOn w:val="665"/>
+    <w:basedOn w:val="917"/>
     <w:uiPriority w:val="99"/>
     <w:pPr>
       <w:pBdr/>
@@ -25627,9 +26002,9 @@
       </w:tcPr>
     </w:tblStylePr>
   </w:style>
-  <w:style w:type="table" w:styleId="104">
+  <w:style w:type="table" w:styleId="823">
     <w:name w:val="List Table 6 Colorful - Accent 1"/>
-    <w:basedOn w:val="665"/>
+    <w:basedOn w:val="917"/>
     <w:uiPriority w:val="99"/>
     <w:pPr>
       <w:pBdr/>
@@ -25850,9 +26225,9 @@
       </w:tcPr>
     </w:tblStylePr>
   </w:style>
-  <w:style w:type="table" w:styleId="105">
+  <w:style w:type="table" w:styleId="824">
     <w:name w:val="List Table 6 Colorful - Accent 2"/>
-    <w:basedOn w:val="665"/>
+    <w:basedOn w:val="917"/>
     <w:uiPriority w:val="99"/>
     <w:pPr>
       <w:pBdr/>
@@ -26073,9 +26448,9 @@
       </w:tcPr>
     </w:tblStylePr>
   </w:style>
-  <w:style w:type="table" w:styleId="106">
+  <w:style w:type="table" w:styleId="825">
     <w:name w:val="List Table 6 Colorful - Accent 3"/>
-    <w:basedOn w:val="665"/>
+    <w:basedOn w:val="917"/>
     <w:uiPriority w:val="99"/>
     <w:pPr>
       <w:pBdr/>
@@ -26296,9 +26671,9 @@
       </w:tcPr>
     </w:tblStylePr>
   </w:style>
-  <w:style w:type="table" w:styleId="107">
+  <w:style w:type="table" w:styleId="826">
     <w:name w:val="List Table 6 Colorful - Accent 4"/>
-    <w:basedOn w:val="665"/>
+    <w:basedOn w:val="917"/>
     <w:uiPriority w:val="99"/>
     <w:pPr>
       <w:pBdr/>
@@ -26519,9 +26894,9 @@
       </w:tcPr>
     </w:tblStylePr>
   </w:style>
-  <w:style w:type="table" w:styleId="108">
+  <w:style w:type="table" w:styleId="827">
     <w:name w:val="List Table 6 Colorful - Accent 5"/>
-    <w:basedOn w:val="665"/>
+    <w:basedOn w:val="917"/>
     <w:uiPriority w:val="99"/>
     <w:pPr>
       <w:pBdr/>
@@ -26742,9 +27117,9 @@
       </w:tcPr>
     </w:tblStylePr>
   </w:style>
-  <w:style w:type="table" w:styleId="109">
+  <w:style w:type="table" w:styleId="828">
     <w:name w:val="List Table 6 Colorful - Accent 6"/>
-    <w:basedOn w:val="665"/>
+    <w:basedOn w:val="917"/>
     <w:uiPriority w:val="99"/>
     <w:pPr>
       <w:pBdr/>
@@ -26965,9 +27340,9 @@
       </w:tcPr>
     </w:tblStylePr>
   </w:style>
-  <w:style w:type="table" w:styleId="110">
+  <w:style w:type="table" w:styleId="829">
     <w:name w:val="List Table 7 Colorful"/>
-    <w:basedOn w:val="665"/>
+    <w:basedOn w:val="917"/>
     <w:uiPriority w:val="99"/>
     <w:pPr>
       <w:pBdr/>
@@ -27066,11 +27441,11 @@
         <w:tblBorders/>
       </w:tblPr>
       <w:tcPr>
-        <w:shd w:color="ffffff"/>
+        <w:shd w:val="clear" w:color="ffffff"/>
         <w:tcBorders>
-          <w:top w:val="none"/>
-          <w:left w:val="none"/>
-          <w:bottom w:val="none"/>
+          <w:top w:val="none" w:color="000000" w:sz="4" w:space="0"/>
+          <w:left w:val="none" w:color="000000" w:sz="4" w:space="0"/>
+          <w:bottom w:val="none" w:color="000000" w:sz="4" w:space="0"/>
           <w:right w:val="single" w:color="000000" w:themeColor="text1" w:themeTint="80" w:sz="4" w:space="0"/>
         </w:tcBorders>
       </w:tcPr>
@@ -27093,10 +27468,10 @@
       <w:tcPr>
         <w:shd w:val="clear" w:color="ffffff" w:themeColor="light1" w:fill="ffffff" w:themeFill="light1"/>
         <w:tcBorders>
-          <w:top w:val="none"/>
-          <w:left w:val="none"/>
+          <w:top w:val="none" w:color="000000" w:sz="4" w:space="0"/>
+          <w:left w:val="none" w:color="000000" w:sz="4" w:space="0"/>
           <w:bottom w:val="single" w:color="000000" w:themeColor="text1" w:themeTint="80" w:sz="4" w:space="0"/>
-          <w:right w:val="none"/>
+          <w:right w:val="none" w:color="000000" w:sz="4" w:space="0"/>
         </w:tcBorders>
       </w:tcPr>
     </w:tblStylePr>
@@ -27116,12 +27491,12 @@
         <w:tblBorders/>
       </w:tblPr>
       <w:tcPr>
-        <w:shd w:color="ffffff"/>
+        <w:shd w:val="clear" w:color="ffffff"/>
         <w:tcBorders>
-          <w:top w:val="none"/>
+          <w:top w:val="none" w:color="000000" w:sz="4" w:space="0"/>
           <w:left w:val="single" w:color="000000" w:themeColor="text1" w:themeTint="80" w:sz="4" w:space="0"/>
-          <w:bottom w:val="none"/>
-          <w:right w:val="none"/>
+          <w:bottom w:val="none" w:color="000000" w:sz="4" w:space="0"/>
+          <w:right w:val="none" w:color="000000" w:sz="4" w:space="0"/>
         </w:tcBorders>
       </w:tcPr>
     </w:tblStylePr>
@@ -27144,9 +27519,9 @@
         <w:shd w:val="clear" w:color="ffffff" w:themeColor="light1" w:fill="ffffff" w:themeFill="light1"/>
         <w:tcBorders>
           <w:top w:val="single" w:color="000000" w:themeColor="text1" w:themeTint="80" w:sz="4" w:space="0"/>
-          <w:left w:val="none"/>
-          <w:bottom w:val="none"/>
-          <w:right w:val="none"/>
+          <w:left w:val="none" w:color="000000" w:sz="4" w:space="0"/>
+          <w:bottom w:val="none" w:color="000000" w:sz="4" w:space="0"/>
+          <w:right w:val="none" w:color="000000" w:sz="4" w:space="0"/>
         </w:tcBorders>
       </w:tcPr>
     </w:tblStylePr>
@@ -27221,9 +27596,9 @@
       </w:tcPr>
     </w:tblStylePr>
   </w:style>
-  <w:style w:type="table" w:styleId="111">
+  <w:style w:type="table" w:styleId="830">
     <w:name w:val="List Table 7 Colorful - Accent 1"/>
-    <w:basedOn w:val="665"/>
+    <w:basedOn w:val="917"/>
     <w:uiPriority w:val="99"/>
     <w:pPr>
       <w:pBdr/>
@@ -27322,11 +27697,11 @@
         <w:tblBorders/>
       </w:tblPr>
       <w:tcPr>
-        <w:shd w:color="ffffff"/>
+        <w:shd w:val="clear" w:color="ffffff"/>
         <w:tcBorders>
-          <w:top w:val="none"/>
-          <w:left w:val="none"/>
-          <w:bottom w:val="none"/>
+          <w:top w:val="none" w:color="000000" w:sz="4" w:space="0"/>
+          <w:left w:val="none" w:color="000000" w:sz="4" w:space="0"/>
+          <w:bottom w:val="none" w:color="000000" w:sz="4" w:space="0"/>
           <w:right w:val="single" w:color="000000" w:themeColor="accent1" w:sz="4" w:space="0"/>
         </w:tcBorders>
       </w:tcPr>
@@ -27349,10 +27724,10 @@
       <w:tcPr>
         <w:shd w:val="clear" w:color="ffffff" w:themeColor="light1" w:fill="ffffff" w:themeFill="light1"/>
         <w:tcBorders>
-          <w:top w:val="none"/>
-          <w:left w:val="none"/>
+          <w:top w:val="none" w:color="000000" w:sz="4" w:space="0"/>
+          <w:left w:val="none" w:color="000000" w:sz="4" w:space="0"/>
           <w:bottom w:val="single" w:color="000000" w:themeColor="accent1" w:sz="4" w:space="0"/>
-          <w:right w:val="none"/>
+          <w:right w:val="none" w:color="000000" w:sz="4" w:space="0"/>
         </w:tcBorders>
       </w:tcPr>
     </w:tblStylePr>
@@ -27372,12 +27747,12 @@
         <w:tblBorders/>
       </w:tblPr>
       <w:tcPr>
-        <w:shd w:color="ffffff"/>
+        <w:shd w:val="clear" w:color="ffffff"/>
         <w:tcBorders>
-          <w:top w:val="none"/>
+          <w:top w:val="none" w:color="000000" w:sz="4" w:space="0"/>
           <w:left w:val="single" w:color="000000" w:themeColor="accent1" w:sz="4" w:space="0"/>
-          <w:bottom w:val="none"/>
-          <w:right w:val="none"/>
+          <w:bottom w:val="none" w:color="000000" w:sz="4" w:space="0"/>
+          <w:right w:val="none" w:color="000000" w:sz="4" w:space="0"/>
         </w:tcBorders>
       </w:tcPr>
     </w:tblStylePr>
@@ -27400,9 +27775,9 @@
         <w:shd w:val="clear" w:color="ffffff" w:themeColor="light1" w:fill="ffffff" w:themeFill="light1"/>
         <w:tcBorders>
           <w:top w:val="single" w:color="000000" w:themeColor="accent1" w:sz="4" w:space="0"/>
-          <w:left w:val="none"/>
-          <w:bottom w:val="none"/>
-          <w:right w:val="none"/>
+          <w:left w:val="none" w:color="000000" w:sz="4" w:space="0"/>
+          <w:bottom w:val="none" w:color="000000" w:sz="4" w:space="0"/>
+          <w:right w:val="none" w:color="000000" w:sz="4" w:space="0"/>
         </w:tcBorders>
       </w:tcPr>
     </w:tblStylePr>
@@ -27477,9 +27852,9 @@
       </w:tcPr>
     </w:tblStylePr>
   </w:style>
-  <w:style w:type="table" w:styleId="112">
+  <w:style w:type="table" w:styleId="831">
     <w:name w:val="List Table 7 Colorful - Accent 2"/>
-    <w:basedOn w:val="665"/>
+    <w:basedOn w:val="917"/>
     <w:uiPriority w:val="99"/>
     <w:pPr>
       <w:pBdr/>
@@ -27578,11 +27953,11 @@
         <w:tblBorders/>
       </w:tblPr>
       <w:tcPr>
-        <w:shd w:color="ffffff"/>
+        <w:shd w:val="clear" w:color="ffffff"/>
         <w:tcBorders>
-          <w:top w:val="none"/>
-          <w:left w:val="none"/>
-          <w:bottom w:val="none"/>
+          <w:top w:val="none" w:color="000000" w:sz="4" w:space="0"/>
+          <w:left w:val="none" w:color="000000" w:sz="4" w:space="0"/>
+          <w:bottom w:val="none" w:color="000000" w:sz="4" w:space="0"/>
           <w:right w:val="single" w:color="000000" w:themeColor="accent2" w:themeTint="97" w:sz="4" w:space="0"/>
         </w:tcBorders>
       </w:tcPr>
@@ -27605,10 +27980,10 @@
       <w:tcPr>
         <w:shd w:val="clear" w:color="ffffff" w:themeColor="light1" w:fill="ffffff" w:themeFill="light1"/>
         <w:tcBorders>
-          <w:top w:val="none"/>
-          <w:left w:val="none"/>
+          <w:top w:val="none" w:color="000000" w:sz="4" w:space="0"/>
+          <w:left w:val="none" w:color="000000" w:sz="4" w:space="0"/>
           <w:bottom w:val="single" w:color="000000" w:themeColor="accent2" w:themeTint="97" w:sz="4" w:space="0"/>
-          <w:right w:val="none"/>
+          <w:right w:val="none" w:color="000000" w:sz="4" w:space="0"/>
         </w:tcBorders>
       </w:tcPr>
     </w:tblStylePr>
@@ -27628,12 +28003,12 @@
         <w:tblBorders/>
       </w:tblPr>
       <w:tcPr>
-        <w:shd w:color="ffffff"/>
+        <w:shd w:val="clear" w:color="ffffff"/>
         <w:tcBorders>
-          <w:top w:val="none"/>
+          <w:top w:val="none" w:color="000000" w:sz="4" w:space="0"/>
           <w:left w:val="single" w:color="000000" w:themeColor="accent2" w:themeTint="97" w:sz="4" w:space="0"/>
-          <w:bottom w:val="none"/>
-          <w:right w:val="none"/>
+          <w:bottom w:val="none" w:color="000000" w:sz="4" w:space="0"/>
+          <w:right w:val="none" w:color="000000" w:sz="4" w:space="0"/>
         </w:tcBorders>
       </w:tcPr>
     </w:tblStylePr>
@@ -27656,9 +28031,9 @@
         <w:shd w:val="clear" w:color="ffffff" w:themeColor="light1" w:fill="ffffff" w:themeFill="light1"/>
         <w:tcBorders>
           <w:top w:val="single" w:color="000000" w:themeColor="accent2" w:themeTint="97" w:sz="4" w:space="0"/>
-          <w:left w:val="none"/>
-          <w:bottom w:val="none"/>
-          <w:right w:val="none"/>
+          <w:left w:val="none" w:color="000000" w:sz="4" w:space="0"/>
+          <w:bottom w:val="none" w:color="000000" w:sz="4" w:space="0"/>
+          <w:right w:val="none" w:color="000000" w:sz="4" w:space="0"/>
         </w:tcBorders>
       </w:tcPr>
     </w:tblStylePr>
@@ -27733,9 +28108,9 @@
       </w:tcPr>
     </w:tblStylePr>
   </w:style>
-  <w:style w:type="table" w:styleId="113">
+  <w:style w:type="table" w:styleId="832">
     <w:name w:val="List Table 7 Colorful - Accent 3"/>
-    <w:basedOn w:val="665"/>
+    <w:basedOn w:val="917"/>
     <w:uiPriority w:val="99"/>
     <w:pPr>
       <w:pBdr/>
@@ -27834,11 +28209,11 @@
         <w:tblBorders/>
       </w:tblPr>
       <w:tcPr>
-        <w:shd w:color="ffffff"/>
+        <w:shd w:val="clear" w:color="ffffff"/>
         <w:tcBorders>
-          <w:top w:val="none"/>
-          <w:left w:val="none"/>
-          <w:bottom w:val="none"/>
+          <w:top w:val="none" w:color="000000" w:sz="4" w:space="0"/>
+          <w:left w:val="none" w:color="000000" w:sz="4" w:space="0"/>
+          <w:bottom w:val="none" w:color="000000" w:sz="4" w:space="0"/>
           <w:right w:val="single" w:color="000000" w:themeColor="accent3" w:themeTint="98" w:sz="4" w:space="0"/>
         </w:tcBorders>
       </w:tcPr>
@@ -27861,10 +28236,10 @@
       <w:tcPr>
         <w:shd w:val="clear" w:color="ffffff" w:themeColor="light1" w:fill="ffffff" w:themeFill="light1"/>
         <w:tcBorders>
-          <w:top w:val="none"/>
-          <w:left w:val="none"/>
+          <w:top w:val="none" w:color="000000" w:sz="4" w:space="0"/>
+          <w:left w:val="none" w:color="000000" w:sz="4" w:space="0"/>
           <w:bottom w:val="single" w:color="000000" w:themeColor="accent3" w:themeTint="98" w:sz="4" w:space="0"/>
-          <w:right w:val="none"/>
+          <w:right w:val="none" w:color="000000" w:sz="4" w:space="0"/>
         </w:tcBorders>
       </w:tcPr>
     </w:tblStylePr>
@@ -27884,12 +28259,12 @@
         <w:tblBorders/>
       </w:tblPr>
       <w:tcPr>
-        <w:shd w:color="ffffff"/>
+        <w:shd w:val="clear" w:color="ffffff"/>
         <w:tcBorders>
-          <w:top w:val="none"/>
+          <w:top w:val="none" w:color="000000" w:sz="4" w:space="0"/>
           <w:left w:val="single" w:color="000000" w:themeColor="accent3" w:themeTint="98" w:sz="4" w:space="0"/>
-          <w:bottom w:val="none"/>
-          <w:right w:val="none"/>
+          <w:bottom w:val="none" w:color="000000" w:sz="4" w:space="0"/>
+          <w:right w:val="none" w:color="000000" w:sz="4" w:space="0"/>
         </w:tcBorders>
       </w:tcPr>
     </w:tblStylePr>
@@ -27912,9 +28287,9 @@
         <w:shd w:val="clear" w:color="ffffff" w:themeColor="light1" w:fill="ffffff" w:themeFill="light1"/>
         <w:tcBorders>
           <w:top w:val="single" w:color="000000" w:themeColor="accent3" w:themeTint="98" w:sz="4" w:space="0"/>
-          <w:left w:val="none"/>
-          <w:bottom w:val="none"/>
-          <w:right w:val="none"/>
+          <w:left w:val="none" w:color="000000" w:sz="4" w:space="0"/>
+          <w:bottom w:val="none" w:color="000000" w:sz="4" w:space="0"/>
+          <w:right w:val="none" w:color="000000" w:sz="4" w:space="0"/>
         </w:tcBorders>
       </w:tcPr>
     </w:tblStylePr>
@@ -27989,9 +28364,9 @@
       </w:tcPr>
     </w:tblStylePr>
   </w:style>
-  <w:style w:type="table" w:styleId="114">
+  <w:style w:type="table" w:styleId="833">
     <w:name w:val="List Table 7 Colorful - Accent 4"/>
-    <w:basedOn w:val="665"/>
+    <w:basedOn w:val="917"/>
     <w:uiPriority w:val="99"/>
     <w:pPr>
       <w:pBdr/>
@@ -28090,11 +28465,11 @@
         <w:tblBorders/>
       </w:tblPr>
       <w:tcPr>
-        <w:shd w:color="ffffff"/>
+        <w:shd w:val="clear" w:color="ffffff"/>
         <w:tcBorders>
-          <w:top w:val="none"/>
-          <w:left w:val="none"/>
-          <w:bottom w:val="none"/>
+          <w:top w:val="none" w:color="000000" w:sz="4" w:space="0"/>
+          <w:left w:val="none" w:color="000000" w:sz="4" w:space="0"/>
+          <w:bottom w:val="none" w:color="000000" w:sz="4" w:space="0"/>
           <w:right w:val="single" w:color="000000" w:themeColor="accent4" w:themeTint="9A" w:sz="4" w:space="0"/>
         </w:tcBorders>
       </w:tcPr>
@@ -28117,10 +28492,10 @@
       <w:tcPr>
         <w:shd w:val="clear" w:color="ffffff" w:themeColor="light1" w:fill="ffffff" w:themeFill="light1"/>
         <w:tcBorders>
-          <w:top w:val="none"/>
-          <w:left w:val="none"/>
+          <w:top w:val="none" w:color="000000" w:sz="4" w:space="0"/>
+          <w:left w:val="none" w:color="000000" w:sz="4" w:space="0"/>
           <w:bottom w:val="single" w:color="000000" w:themeColor="accent4" w:themeTint="9A" w:sz="4" w:space="0"/>
-          <w:right w:val="none"/>
+          <w:right w:val="none" w:color="000000" w:sz="4" w:space="0"/>
         </w:tcBorders>
       </w:tcPr>
     </w:tblStylePr>
@@ -28140,12 +28515,12 @@
         <w:tblBorders/>
       </w:tblPr>
       <w:tcPr>
-        <w:shd w:color="ffffff"/>
+        <w:shd w:val="clear" w:color="ffffff"/>
         <w:tcBorders>
-          <w:top w:val="none"/>
+          <w:top w:val="none" w:color="000000" w:sz="4" w:space="0"/>
           <w:left w:val="single" w:color="000000" w:themeColor="accent4" w:themeTint="9A" w:sz="4" w:space="0"/>
-          <w:bottom w:val="none"/>
-          <w:right w:val="none"/>
+          <w:bottom w:val="none" w:color="000000" w:sz="4" w:space="0"/>
+          <w:right w:val="none" w:color="000000" w:sz="4" w:space="0"/>
         </w:tcBorders>
       </w:tcPr>
     </w:tblStylePr>
@@ -28168,9 +28543,9 @@
         <w:shd w:val="clear" w:color="ffffff" w:themeColor="light1" w:fill="ffffff" w:themeFill="light1"/>
         <w:tcBorders>
           <w:top w:val="single" w:color="000000" w:themeColor="accent4" w:themeTint="9A" w:sz="4" w:space="0"/>
-          <w:left w:val="none"/>
-          <w:bottom w:val="none"/>
-          <w:right w:val="none"/>
+          <w:left w:val="none" w:color="000000" w:sz="4" w:space="0"/>
+          <w:bottom w:val="none" w:color="000000" w:sz="4" w:space="0"/>
+          <w:right w:val="none" w:color="000000" w:sz="4" w:space="0"/>
         </w:tcBorders>
       </w:tcPr>
     </w:tblStylePr>
@@ -28245,9 +28620,9 @@
       </w:tcPr>
     </w:tblStylePr>
   </w:style>
-  <w:style w:type="table" w:styleId="115">
+  <w:style w:type="table" w:styleId="834">
     <w:name w:val="List Table 7 Colorful - Accent 5"/>
-    <w:basedOn w:val="665"/>
+    <w:basedOn w:val="917"/>
     <w:uiPriority w:val="99"/>
     <w:pPr>
       <w:pBdr/>
@@ -28346,11 +28721,11 @@
         <w:tblBorders/>
       </w:tblPr>
       <w:tcPr>
-        <w:shd w:color="ffffff"/>
+        <w:shd w:val="clear" w:color="ffffff"/>
         <w:tcBorders>
-          <w:top w:val="none"/>
-          <w:left w:val="none"/>
-          <w:bottom w:val="none"/>
+          <w:top w:val="none" w:color="000000" w:sz="4" w:space="0"/>
+          <w:left w:val="none" w:color="000000" w:sz="4" w:space="0"/>
+          <w:bottom w:val="none" w:color="000000" w:sz="4" w:space="0"/>
           <w:right w:val="single" w:color="000000" w:themeColor="accent5" w:themeTint="9A" w:sz="4" w:space="0"/>
         </w:tcBorders>
       </w:tcPr>
@@ -28373,10 +28748,10 @@
       <w:tcPr>
         <w:shd w:val="clear" w:color="ffffff" w:themeColor="light1" w:fill="ffffff" w:themeFill="light1"/>
         <w:tcBorders>
-          <w:top w:val="none"/>
-          <w:left w:val="none"/>
+          <w:top w:val="none" w:color="000000" w:sz="4" w:space="0"/>
+          <w:left w:val="none" w:color="000000" w:sz="4" w:space="0"/>
           <w:bottom w:val="single" w:color="000000" w:themeColor="accent5" w:themeTint="9A" w:sz="4" w:space="0"/>
-          <w:right w:val="none"/>
+          <w:right w:val="none" w:color="000000" w:sz="4" w:space="0"/>
         </w:tcBorders>
       </w:tcPr>
     </w:tblStylePr>
@@ -28396,12 +28771,12 @@
         <w:tblBorders/>
       </w:tblPr>
       <w:tcPr>
-        <w:shd w:color="ffffff"/>
+        <w:shd w:val="clear" w:color="ffffff"/>
         <w:tcBorders>
-          <w:top w:val="none"/>
+          <w:top w:val="none" w:color="000000" w:sz="4" w:space="0"/>
           <w:left w:val="single" w:color="000000" w:themeColor="accent5" w:themeTint="9A" w:sz="4" w:space="0"/>
-          <w:bottom w:val="none"/>
-          <w:right w:val="none"/>
+          <w:bottom w:val="none" w:color="000000" w:sz="4" w:space="0"/>
+          <w:right w:val="none" w:color="000000" w:sz="4" w:space="0"/>
         </w:tcBorders>
       </w:tcPr>
     </w:tblStylePr>
@@ -28424,9 +28799,9 @@
         <w:shd w:val="clear" w:color="ffffff" w:themeColor="light1" w:fill="ffffff" w:themeFill="light1"/>
         <w:tcBorders>
           <w:top w:val="single" w:color="000000" w:themeColor="accent5" w:themeTint="9A" w:sz="4" w:space="0"/>
-          <w:left w:val="none"/>
-          <w:bottom w:val="none"/>
-          <w:right w:val="none"/>
+          <w:left w:val="none" w:color="000000" w:sz="4" w:space="0"/>
+          <w:bottom w:val="none" w:color="000000" w:sz="4" w:space="0"/>
+          <w:right w:val="none" w:color="000000" w:sz="4" w:space="0"/>
         </w:tcBorders>
       </w:tcPr>
     </w:tblStylePr>
@@ -28501,9 +28876,9 @@
       </w:tcPr>
     </w:tblStylePr>
   </w:style>
-  <w:style w:type="table" w:styleId="116">
+  <w:style w:type="table" w:styleId="835">
     <w:name w:val="List Table 7 Colorful - Accent 6"/>
-    <w:basedOn w:val="665"/>
+    <w:basedOn w:val="917"/>
     <w:uiPriority w:val="99"/>
     <w:pPr>
       <w:pBdr/>
@@ -28602,11 +28977,11 @@
         <w:tblBorders/>
       </w:tblPr>
       <w:tcPr>
-        <w:shd w:color="ffffff"/>
+        <w:shd w:val="clear" w:color="ffffff"/>
         <w:tcBorders>
-          <w:top w:val="none"/>
-          <w:left w:val="none"/>
-          <w:bottom w:val="none"/>
+          <w:top w:val="none" w:color="000000" w:sz="4" w:space="0"/>
+          <w:left w:val="none" w:color="000000" w:sz="4" w:space="0"/>
+          <w:bottom w:val="none" w:color="000000" w:sz="4" w:space="0"/>
           <w:right w:val="single" w:color="000000" w:themeColor="accent6" w:themeTint="98" w:sz="4" w:space="0"/>
         </w:tcBorders>
       </w:tcPr>
@@ -28629,10 +29004,10 @@
       <w:tcPr>
         <w:shd w:val="clear" w:color="ffffff" w:themeColor="light1" w:fill="ffffff" w:themeFill="light1"/>
         <w:tcBorders>
-          <w:top w:val="none"/>
-          <w:left w:val="none"/>
+          <w:top w:val="none" w:color="000000" w:sz="4" w:space="0"/>
+          <w:left w:val="none" w:color="000000" w:sz="4" w:space="0"/>
           <w:bottom w:val="single" w:color="000000" w:themeColor="accent6" w:themeTint="98" w:sz="4" w:space="0"/>
-          <w:right w:val="none"/>
+          <w:right w:val="none" w:color="000000" w:sz="4" w:space="0"/>
         </w:tcBorders>
       </w:tcPr>
     </w:tblStylePr>
@@ -28652,12 +29027,12 @@
         <w:tblBorders/>
       </w:tblPr>
       <w:tcPr>
-        <w:shd w:color="ffffff"/>
+        <w:shd w:val="clear" w:color="ffffff"/>
         <w:tcBorders>
-          <w:top w:val="none"/>
+          <w:top w:val="none" w:color="000000" w:sz="4" w:space="0"/>
           <w:left w:val="single" w:color="000000" w:themeColor="accent6" w:themeTint="98" w:sz="4" w:space="0"/>
-          <w:bottom w:val="none"/>
-          <w:right w:val="none"/>
+          <w:bottom w:val="none" w:color="000000" w:sz="4" w:space="0"/>
+          <w:right w:val="none" w:color="000000" w:sz="4" w:space="0"/>
         </w:tcBorders>
       </w:tcPr>
     </w:tblStylePr>
@@ -28680,9 +29055,9 @@
         <w:shd w:val="clear" w:color="ffffff" w:themeColor="light1" w:fill="ffffff" w:themeFill="light1"/>
         <w:tcBorders>
           <w:top w:val="single" w:color="000000" w:themeColor="accent6" w:themeTint="98" w:sz="4" w:space="0"/>
-          <w:left w:val="none"/>
-          <w:bottom w:val="none"/>
-          <w:right w:val="none"/>
+          <w:left w:val="none" w:color="000000" w:sz="4" w:space="0"/>
+          <w:bottom w:val="none" w:color="000000" w:sz="4" w:space="0"/>
+          <w:right w:val="none" w:color="000000" w:sz="4" w:space="0"/>
         </w:tcBorders>
       </w:tcPr>
     </w:tblStylePr>
@@ -28757,9 +29132,9 @@
       </w:tcPr>
     </w:tblStylePr>
   </w:style>
-  <w:style w:type="table" w:styleId="117">
+  <w:style w:type="table" w:styleId="836">
     <w:name w:val="Lined - Accent"/>
-    <w:basedOn w:val="665"/>
+    <w:basedOn w:val="917"/>
     <w:uiPriority w:val="99"/>
     <w:pPr>
       <w:pBdr/>
@@ -28994,9 +29369,9 @@
       </w:tcPr>
     </w:tblStylePr>
   </w:style>
-  <w:style w:type="table" w:styleId="118">
+  <w:style w:type="table" w:styleId="837">
     <w:name w:val="Lined - Accent 1"/>
-    <w:basedOn w:val="665"/>
+    <w:basedOn w:val="917"/>
     <w:uiPriority w:val="99"/>
     <w:pPr>
       <w:pBdr/>
@@ -29231,9 +29606,9 @@
       </w:tcPr>
     </w:tblStylePr>
   </w:style>
-  <w:style w:type="table" w:styleId="119">
+  <w:style w:type="table" w:styleId="838">
     <w:name w:val="Lined - Accent 2"/>
-    <w:basedOn w:val="665"/>
+    <w:basedOn w:val="917"/>
     <w:uiPriority w:val="99"/>
     <w:pPr>
       <w:pBdr/>
@@ -29468,9 +29843,9 @@
       </w:tcPr>
     </w:tblStylePr>
   </w:style>
-  <w:style w:type="table" w:styleId="120">
+  <w:style w:type="table" w:styleId="839">
     <w:name w:val="Lined - Accent 3"/>
-    <w:basedOn w:val="665"/>
+    <w:basedOn w:val="917"/>
     <w:uiPriority w:val="99"/>
     <w:pPr>
       <w:pBdr/>
@@ -29705,9 +30080,9 @@
       </w:tcPr>
     </w:tblStylePr>
   </w:style>
-  <w:style w:type="table" w:styleId="121">
+  <w:style w:type="table" w:styleId="840">
     <w:name w:val="Lined - Accent 4"/>
-    <w:basedOn w:val="665"/>
+    <w:basedOn w:val="917"/>
     <w:uiPriority w:val="99"/>
     <w:pPr>
       <w:pBdr/>
@@ -29942,9 +30317,9 @@
       </w:tcPr>
     </w:tblStylePr>
   </w:style>
-  <w:style w:type="table" w:styleId="122">
+  <w:style w:type="table" w:styleId="841">
     <w:name w:val="Lined - Accent 5"/>
-    <w:basedOn w:val="665"/>
+    <w:basedOn w:val="917"/>
     <w:uiPriority w:val="99"/>
     <w:pPr>
       <w:pBdr/>
@@ -30179,9 +30554,9 @@
       </w:tcPr>
     </w:tblStylePr>
   </w:style>
-  <w:style w:type="table" w:styleId="123">
+  <w:style w:type="table" w:styleId="842">
     <w:name w:val="Lined - Accent 6"/>
-    <w:basedOn w:val="665"/>
+    <w:basedOn w:val="917"/>
     <w:uiPriority w:val="99"/>
     <w:pPr>
       <w:pBdr/>
@@ -30416,9 +30791,9 @@
       </w:tcPr>
     </w:tblStylePr>
   </w:style>
-  <w:style w:type="table" w:styleId="124">
+  <w:style w:type="table" w:styleId="843">
     <w:name w:val="Bordered &amp; Lined - Accent"/>
-    <w:basedOn w:val="665"/>
+    <w:basedOn w:val="917"/>
     <w:uiPriority w:val="99"/>
     <w:pPr>
       <w:pBdr/>
@@ -30660,9 +31035,9 @@
       </w:tcPr>
     </w:tblStylePr>
   </w:style>
-  <w:style w:type="table" w:styleId="125">
+  <w:style w:type="table" w:styleId="844">
     <w:name w:val="Bordered &amp; Lined - Accent 1"/>
-    <w:basedOn w:val="665"/>
+    <w:basedOn w:val="917"/>
     <w:uiPriority w:val="99"/>
     <w:pPr>
       <w:pBdr/>
@@ -30904,9 +31279,9 @@
       </w:tcPr>
     </w:tblStylePr>
   </w:style>
-  <w:style w:type="table" w:styleId="126">
+  <w:style w:type="table" w:styleId="845">
     <w:name w:val="Bordered &amp; Lined - Accent 2"/>
-    <w:basedOn w:val="665"/>
+    <w:basedOn w:val="917"/>
     <w:uiPriority w:val="99"/>
     <w:pPr>
       <w:pBdr/>
@@ -31148,9 +31523,9 @@
       </w:tcPr>
     </w:tblStylePr>
   </w:style>
-  <w:style w:type="table" w:styleId="127">
+  <w:style w:type="table" w:styleId="846">
     <w:name w:val="Bordered &amp; Lined - Accent 3"/>
-    <w:basedOn w:val="665"/>
+    <w:basedOn w:val="917"/>
     <w:uiPriority w:val="99"/>
     <w:pPr>
       <w:pBdr/>
@@ -31392,9 +31767,9 @@
       </w:tcPr>
     </w:tblStylePr>
   </w:style>
-  <w:style w:type="table" w:styleId="128">
+  <w:style w:type="table" w:styleId="847">
     <w:name w:val="Bordered &amp; Lined - Accent 4"/>
-    <w:basedOn w:val="665"/>
+    <w:basedOn w:val="917"/>
     <w:uiPriority w:val="99"/>
     <w:pPr>
       <w:pBdr/>
@@ -31636,9 +32011,9 @@
       </w:tcPr>
     </w:tblStylePr>
   </w:style>
-  <w:style w:type="table" w:styleId="129">
+  <w:style w:type="table" w:styleId="848">
     <w:name w:val="Bordered &amp; Lined - Accent 5"/>
-    <w:basedOn w:val="665"/>
+    <w:basedOn w:val="917"/>
     <w:uiPriority w:val="99"/>
     <w:pPr>
       <w:pBdr/>
@@ -31880,9 +32255,9 @@
       </w:tcPr>
     </w:tblStylePr>
   </w:style>
-  <w:style w:type="table" w:styleId="130">
+  <w:style w:type="table" w:styleId="849">
     <w:name w:val="Bordered &amp; Lined - Accent 6"/>
-    <w:basedOn w:val="665"/>
+    <w:basedOn w:val="917"/>
     <w:uiPriority w:val="99"/>
     <w:pPr>
       <w:pBdr/>
@@ -32124,9 +32499,9 @@
       </w:tcPr>
     </w:tblStylePr>
   </w:style>
-  <w:style w:type="table" w:styleId="131">
+  <w:style w:type="table" w:styleId="850">
     <w:name w:val="Bordered"/>
-    <w:basedOn w:val="665"/>
+    <w:basedOn w:val="917"/>
     <w:uiPriority w:val="99"/>
     <w:pPr>
       <w:pBdr/>
@@ -32355,9 +32730,9 @@
       </w:tcPr>
     </w:tblStylePr>
   </w:style>
-  <w:style w:type="table" w:styleId="132">
+  <w:style w:type="table" w:styleId="851">
     <w:name w:val="Bordered - Accent 1"/>
-    <w:basedOn w:val="665"/>
+    <w:basedOn w:val="917"/>
     <w:uiPriority w:val="99"/>
     <w:pPr>
       <w:pBdr/>
@@ -32586,9 +32961,9 @@
       </w:tcPr>
     </w:tblStylePr>
   </w:style>
-  <w:style w:type="table" w:styleId="133">
+  <w:style w:type="table" w:styleId="852">
     <w:name w:val="Bordered - Accent 2"/>
-    <w:basedOn w:val="665"/>
+    <w:basedOn w:val="917"/>
     <w:uiPriority w:val="99"/>
     <w:pPr>
       <w:pBdr/>
@@ -32817,9 +33192,9 @@
       </w:tcPr>
     </w:tblStylePr>
   </w:style>
-  <w:style w:type="table" w:styleId="134">
+  <w:style w:type="table" w:styleId="853">
     <w:name w:val="Bordered - Accent 3"/>
-    <w:basedOn w:val="665"/>
+    <w:basedOn w:val="917"/>
     <w:uiPriority w:val="99"/>
     <w:pPr>
       <w:pBdr/>
@@ -33048,9 +33423,9 @@
       </w:tcPr>
     </w:tblStylePr>
   </w:style>
-  <w:style w:type="table" w:styleId="135">
+  <w:style w:type="table" w:styleId="854">
     <w:name w:val="Bordered - Accent 4"/>
-    <w:basedOn w:val="665"/>
+    <w:basedOn w:val="917"/>
     <w:uiPriority w:val="99"/>
     <w:pPr>
       <w:pBdr/>
@@ -33279,9 +33654,9 @@
       </w:tcPr>
     </w:tblStylePr>
   </w:style>
-  <w:style w:type="table" w:styleId="136">
+  <w:style w:type="table" w:styleId="855">
     <w:name w:val="Bordered - Accent 5"/>
-    <w:basedOn w:val="665"/>
+    <w:basedOn w:val="917"/>
     <w:uiPriority w:val="99"/>
     <w:pPr>
       <w:pBdr/>
@@ -33510,9 +33885,9 @@
       </w:tcPr>
     </w:tblStylePr>
   </w:style>
-  <w:style w:type="table" w:styleId="137">
+  <w:style w:type="table" w:styleId="856">
     <w:name w:val="Bordered - Accent 6"/>
-    <w:basedOn w:val="665"/>
+    <w:basedOn w:val="917"/>
     <w:uiPriority w:val="99"/>
     <w:pPr>
       <w:pBdr/>
@@ -33741,11 +34116,11 @@
       </w:tcPr>
     </w:tblStylePr>
   </w:style>
-  <w:style w:type="paragraph" w:styleId="139">
+  <w:style w:type="paragraph" w:styleId="857">
     <w:name w:val="Heading 1"/>
-    <w:basedOn w:val="664"/>
-    <w:next w:val="664"/>
-    <w:link w:val="150"/>
+    <w:basedOn w:val="916"/>
+    <w:next w:val="916"/>
+    <w:link w:val="867"/>
     <w:uiPriority w:val="9"/>
     <w:qFormat/>
     <w:pPr>
@@ -33763,11 +34138,11 @@
       <w:szCs w:val="40"/>
     </w:rPr>
   </w:style>
-  <w:style w:type="paragraph" w:styleId="140">
+  <w:style w:type="paragraph" w:styleId="858">
     <w:name w:val="Heading 2"/>
-    <w:basedOn w:val="664"/>
-    <w:next w:val="664"/>
-    <w:link w:val="151"/>
+    <w:basedOn w:val="916"/>
+    <w:next w:val="916"/>
+    <w:link w:val="868"/>
     <w:uiPriority w:val="9"/>
     <w:unhideWhenUsed/>
     <w:qFormat/>
@@ -33786,11 +34161,11 @@
       <w:szCs w:val="32"/>
     </w:rPr>
   </w:style>
-  <w:style w:type="paragraph" w:styleId="141">
+  <w:style w:type="paragraph" w:styleId="859">
     <w:name w:val="Heading 3"/>
-    <w:basedOn w:val="664"/>
-    <w:next w:val="664"/>
-    <w:link w:val="152"/>
+    <w:basedOn w:val="916"/>
+    <w:next w:val="916"/>
+    <w:link w:val="869"/>
     <w:uiPriority w:val="9"/>
     <w:unhideWhenUsed/>
     <w:qFormat/>
@@ -33809,11 +34184,11 @@
       <w:szCs w:val="28"/>
     </w:rPr>
   </w:style>
-  <w:style w:type="paragraph" w:styleId="142">
+  <w:style w:type="paragraph" w:styleId="860">
     <w:name w:val="Heading 4"/>
-    <w:basedOn w:val="664"/>
-    <w:next w:val="664"/>
-    <w:link w:val="153"/>
+    <w:basedOn w:val="916"/>
+    <w:next w:val="916"/>
+    <w:link w:val="870"/>
     <w:uiPriority w:val="9"/>
     <w:unhideWhenUsed/>
     <w:qFormat/>
@@ -33832,11 +34207,11 @@
       <w:color w:val="0f4761" w:themeColor="accent1" w:themeShade="BF"/>
     </w:rPr>
   </w:style>
-  <w:style w:type="paragraph" w:styleId="143">
+  <w:style w:type="paragraph" w:styleId="861">
     <w:name w:val="Heading 5"/>
-    <w:basedOn w:val="664"/>
-    <w:next w:val="664"/>
-    <w:link w:val="154"/>
+    <w:basedOn w:val="916"/>
+    <w:next w:val="916"/>
+    <w:link w:val="871"/>
     <w:uiPriority w:val="9"/>
     <w:unhideWhenUsed/>
     <w:qFormat/>
@@ -33853,11 +34228,11 @@
       <w:color w:val="0f4761" w:themeColor="accent1" w:themeShade="BF"/>
     </w:rPr>
   </w:style>
-  <w:style w:type="paragraph" w:styleId="144">
+  <w:style w:type="paragraph" w:styleId="862">
     <w:name w:val="Heading 6"/>
-    <w:basedOn w:val="664"/>
-    <w:next w:val="664"/>
-    <w:link w:val="155"/>
+    <w:basedOn w:val="916"/>
+    <w:next w:val="916"/>
+    <w:link w:val="872"/>
     <w:uiPriority w:val="9"/>
     <w:unhideWhenUsed/>
     <w:qFormat/>
@@ -33876,11 +34251,11 @@
       <w:color w:val="595959" w:themeColor="text1" w:themeTint="A6"/>
     </w:rPr>
   </w:style>
-  <w:style w:type="paragraph" w:styleId="145">
+  <w:style w:type="paragraph" w:styleId="863">
     <w:name w:val="Heading 7"/>
-    <w:basedOn w:val="664"/>
-    <w:next w:val="664"/>
-    <w:link w:val="156"/>
+    <w:basedOn w:val="916"/>
+    <w:next w:val="916"/>
+    <w:link w:val="873"/>
     <w:uiPriority w:val="9"/>
     <w:unhideWhenUsed/>
     <w:qFormat/>
@@ -33897,11 +34272,11 @@
       <w:color w:val="595959" w:themeColor="text1" w:themeTint="A6"/>
     </w:rPr>
   </w:style>
-  <w:style w:type="paragraph" w:styleId="146">
+  <w:style w:type="paragraph" w:styleId="864">
     <w:name w:val="Heading 8"/>
-    <w:basedOn w:val="664"/>
-    <w:next w:val="664"/>
-    <w:link w:val="157"/>
+    <w:basedOn w:val="916"/>
+    <w:next w:val="916"/>
+    <w:link w:val="874"/>
     <w:uiPriority w:val="9"/>
     <w:unhideWhenUsed/>
     <w:qFormat/>
@@ -33920,11 +34295,11 @@
       <w:color w:val="272727" w:themeColor="text1" w:themeTint="D8"/>
     </w:rPr>
   </w:style>
-  <w:style w:type="paragraph" w:styleId="147">
+  <w:style w:type="paragraph" w:styleId="865">
     <w:name w:val="Heading 9"/>
-    <w:basedOn w:val="664"/>
-    <w:next w:val="664"/>
-    <w:link w:val="158"/>
+    <w:basedOn w:val="916"/>
+    <w:next w:val="916"/>
+    <w:link w:val="875"/>
     <w:uiPriority w:val="9"/>
     <w:unhideWhenUsed/>
     <w:qFormat/>
@@ -33943,7 +34318,7 @@
       <w:color w:val="272727" w:themeColor="text1" w:themeTint="D8"/>
     </w:rPr>
   </w:style>
-  <w:style w:type="character" w:styleId="148" w:default="1">
+  <w:style w:type="character" w:styleId="866" w:default="1">
     <w:name w:val="Default Paragraph Font"/>
     <w:uiPriority w:val="1"/>
     <w:semiHidden/>
@@ -33954,10 +34329,10 @@
       <w:ind/>
     </w:pPr>
   </w:style>
-  <w:style w:type="character" w:styleId="150">
+  <w:style w:type="character" w:styleId="867">
     <w:name w:val="Heading 1 Char"/>
-    <w:basedOn w:val="148"/>
-    <w:link w:val="139"/>
+    <w:basedOn w:val="866"/>
+    <w:link w:val="857"/>
     <w:uiPriority w:val="9"/>
     <w:pPr>
       <w:pBdr/>
@@ -33971,10 +34346,10 @@
       <w:szCs w:val="40"/>
     </w:rPr>
   </w:style>
-  <w:style w:type="character" w:styleId="151">
+  <w:style w:type="character" w:styleId="868">
     <w:name w:val="Heading 2 Char"/>
-    <w:basedOn w:val="148"/>
-    <w:link w:val="140"/>
+    <w:basedOn w:val="866"/>
+    <w:link w:val="858"/>
     <w:uiPriority w:val="9"/>
     <w:pPr>
       <w:pBdr/>
@@ -33988,10 +34363,10 @@
       <w:szCs w:val="32"/>
     </w:rPr>
   </w:style>
-  <w:style w:type="character" w:styleId="152">
+  <w:style w:type="character" w:styleId="869">
     <w:name w:val="Heading 3 Char"/>
-    <w:basedOn w:val="148"/>
-    <w:link w:val="141"/>
+    <w:basedOn w:val="866"/>
+    <w:link w:val="859"/>
     <w:uiPriority w:val="9"/>
     <w:pPr>
       <w:pBdr/>
@@ -34005,10 +34380,10 @@
       <w:szCs w:val="28"/>
     </w:rPr>
   </w:style>
-  <w:style w:type="character" w:styleId="153">
+  <w:style w:type="character" w:styleId="870">
     <w:name w:val="Heading 4 Char"/>
-    <w:basedOn w:val="148"/>
-    <w:link w:val="142"/>
+    <w:basedOn w:val="866"/>
+    <w:link w:val="860"/>
     <w:uiPriority w:val="9"/>
     <w:pPr>
       <w:pBdr/>
@@ -34022,10 +34397,10 @@
       <w:color w:val="0f4761" w:themeColor="accent1" w:themeShade="BF"/>
     </w:rPr>
   </w:style>
-  <w:style w:type="character" w:styleId="154">
+  <w:style w:type="character" w:styleId="871">
     <w:name w:val="Heading 5 Char"/>
-    <w:basedOn w:val="148"/>
-    <w:link w:val="143"/>
+    <w:basedOn w:val="866"/>
+    <w:link w:val="861"/>
     <w:uiPriority w:val="9"/>
     <w:pPr>
       <w:pBdr/>
@@ -34037,10 +34412,10 @@
       <w:color w:val="0f4761" w:themeColor="accent1" w:themeShade="BF"/>
     </w:rPr>
   </w:style>
-  <w:style w:type="character" w:styleId="155">
+  <w:style w:type="character" w:styleId="872">
     <w:name w:val="Heading 6 Char"/>
-    <w:basedOn w:val="148"/>
-    <w:link w:val="144"/>
+    <w:basedOn w:val="866"/>
+    <w:link w:val="862"/>
     <w:uiPriority w:val="9"/>
     <w:pPr>
       <w:pBdr/>
@@ -34054,10 +34429,10 @@
       <w:color w:val="595959" w:themeColor="text1" w:themeTint="A6"/>
     </w:rPr>
   </w:style>
-  <w:style w:type="character" w:styleId="156">
+  <w:style w:type="character" w:styleId="873">
     <w:name w:val="Heading 7 Char"/>
-    <w:basedOn w:val="148"/>
-    <w:link w:val="145"/>
+    <w:basedOn w:val="866"/>
+    <w:link w:val="863"/>
     <w:uiPriority w:val="9"/>
     <w:pPr>
       <w:pBdr/>
@@ -34069,10 +34444,10 @@
       <w:color w:val="595959" w:themeColor="text1" w:themeTint="A6"/>
     </w:rPr>
   </w:style>
-  <w:style w:type="character" w:styleId="157">
+  <w:style w:type="character" w:styleId="874">
     <w:name w:val="Heading 8 Char"/>
-    <w:basedOn w:val="148"/>
-    <w:link w:val="146"/>
+    <w:basedOn w:val="866"/>
+    <w:link w:val="864"/>
     <w:uiPriority w:val="9"/>
     <w:pPr>
       <w:pBdr/>
@@ -34086,10 +34461,10 @@
       <w:color w:val="272727" w:themeColor="text1" w:themeTint="D8"/>
     </w:rPr>
   </w:style>
-  <w:style w:type="character" w:styleId="158">
+  <w:style w:type="character" w:styleId="875">
     <w:name w:val="Heading 9 Char"/>
-    <w:basedOn w:val="148"/>
-    <w:link w:val="147"/>
+    <w:basedOn w:val="866"/>
+    <w:link w:val="865"/>
     <w:uiPriority w:val="9"/>
     <w:pPr>
       <w:pBdr/>
@@ -34103,11 +34478,11 @@
       <w:color w:val="272727" w:themeColor="text1" w:themeTint="D8"/>
     </w:rPr>
   </w:style>
-  <w:style w:type="paragraph" w:styleId="159">
+  <w:style w:type="paragraph" w:styleId="876">
     <w:name w:val="Title"/>
-    <w:basedOn w:val="664"/>
-    <w:next w:val="664"/>
-    <w:link w:val="160"/>
+    <w:basedOn w:val="916"/>
+    <w:next w:val="916"/>
+    <w:link w:val="877"/>
     <w:uiPriority w:val="10"/>
     <w:qFormat/>
     <w:pPr>
@@ -34123,10 +34498,10 @@
       <w:szCs w:val="56"/>
     </w:rPr>
   </w:style>
-  <w:style w:type="character" w:styleId="160">
+  <w:style w:type="character" w:styleId="877">
     <w:name w:val="Title Char"/>
-    <w:basedOn w:val="148"/>
-    <w:link w:val="159"/>
+    <w:basedOn w:val="866"/>
+    <w:link w:val="876"/>
     <w:uiPriority w:val="10"/>
     <w:pPr>
       <w:pBdr/>
@@ -34140,11 +34515,11 @@
       <w:szCs w:val="56"/>
     </w:rPr>
   </w:style>
-  <w:style w:type="paragraph" w:styleId="161">
+  <w:style w:type="paragraph" w:styleId="878">
     <w:name w:val="Subtitle"/>
-    <w:basedOn w:val="664"/>
-    <w:next w:val="664"/>
-    <w:link w:val="162"/>
+    <w:basedOn w:val="916"/>
+    <w:next w:val="916"/>
+    <w:link w:val="879"/>
     <w:uiPriority w:val="11"/>
     <w:qFormat/>
     <w:pPr>
@@ -34162,10 +34537,10 @@
       <w:szCs w:val="28"/>
     </w:rPr>
   </w:style>
-  <w:style w:type="character" w:styleId="162">
+  <w:style w:type="character" w:styleId="879">
     <w:name w:val="Subtitle Char"/>
-    <w:basedOn w:val="148"/>
-    <w:link w:val="161"/>
+    <w:basedOn w:val="866"/>
+    <w:link w:val="878"/>
     <w:uiPriority w:val="11"/>
     <w:pPr>
       <w:pBdr/>
@@ -34179,11 +34554,11 @@
       <w:szCs w:val="28"/>
     </w:rPr>
   </w:style>
-  <w:style w:type="paragraph" w:styleId="163">
+  <w:style w:type="paragraph" w:styleId="880">
     <w:name w:val="Quote"/>
-    <w:basedOn w:val="664"/>
-    <w:next w:val="664"/>
-    <w:link w:val="164"/>
+    <w:basedOn w:val="916"/>
+    <w:next w:val="916"/>
+    <w:link w:val="881"/>
     <w:uiPriority w:val="29"/>
     <w:qFormat/>
     <w:pPr>
@@ -34198,10 +34573,10 @@
       <w:color w:val="404040" w:themeColor="text1" w:themeTint="BF"/>
     </w:rPr>
   </w:style>
-  <w:style w:type="character" w:styleId="164">
+  <w:style w:type="character" w:styleId="881">
     <w:name w:val="Quote Char"/>
-    <w:basedOn w:val="148"/>
-    <w:link w:val="163"/>
+    <w:basedOn w:val="866"/>
+    <w:link w:val="880"/>
     <w:uiPriority w:val="29"/>
     <w:pPr>
       <w:pBdr/>
@@ -34214,9 +34589,9 @@
       <w:color w:val="404040" w:themeColor="text1" w:themeTint="BF"/>
     </w:rPr>
   </w:style>
-  <w:style w:type="character" w:styleId="166">
+  <w:style w:type="character" w:styleId="882">
     <w:name w:val="Intense Emphasis"/>
-    <w:basedOn w:val="148"/>
+    <w:basedOn w:val="866"/>
     <w:uiPriority w:val="21"/>
     <w:qFormat/>
     <w:pPr>
@@ -34230,11 +34605,11 @@
       <w:color w:val="0f4761" w:themeColor="accent1" w:themeShade="BF"/>
     </w:rPr>
   </w:style>
-  <w:style w:type="paragraph" w:styleId="167">
+  <w:style w:type="paragraph" w:styleId="883">
     <w:name w:val="Intense Quote"/>
-    <w:basedOn w:val="664"/>
-    <w:next w:val="664"/>
-    <w:link w:val="168"/>
+    <w:basedOn w:val="916"/>
+    <w:next w:val="916"/>
+    <w:link w:val="884"/>
     <w:uiPriority w:val="30"/>
     <w:qFormat/>
     <w:pPr>
@@ -34252,10 +34627,10 @@
       <w:color w:val="0f4761" w:themeColor="accent1" w:themeShade="BF"/>
     </w:rPr>
   </w:style>
-  <w:style w:type="character" w:styleId="168">
+  <w:style w:type="character" w:styleId="884">
     <w:name w:val="Intense Quote Char"/>
-    <w:basedOn w:val="148"/>
-    <w:link w:val="167"/>
+    <w:basedOn w:val="866"/>
+    <w:link w:val="883"/>
     <w:uiPriority w:val="30"/>
     <w:pPr>
       <w:pBdr/>
@@ -34268,9 +34643,9 @@
       <w:color w:val="0f4761" w:themeColor="accent1" w:themeShade="BF"/>
     </w:rPr>
   </w:style>
-  <w:style w:type="character" w:styleId="169">
+  <w:style w:type="character" w:styleId="885">
     <w:name w:val="Intense Reference"/>
-    <w:basedOn w:val="148"/>
+    <w:basedOn w:val="866"/>
     <w:uiPriority w:val="32"/>
     <w:qFormat/>
     <w:pPr>
@@ -34286,9 +34661,9 @@
       <w:spacing w:val="5"/>
     </w:rPr>
   </w:style>
-  <w:style w:type="character" w:styleId="171">
+  <w:style w:type="character" w:styleId="886">
     <w:name w:val="Subtle Emphasis"/>
-    <w:basedOn w:val="148"/>
+    <w:basedOn w:val="866"/>
     <w:uiPriority w:val="19"/>
     <w:qFormat/>
     <w:pPr>
@@ -34302,9 +34677,9 @@
       <w:color w:val="404040" w:themeColor="text1" w:themeTint="BF"/>
     </w:rPr>
   </w:style>
-  <w:style w:type="character" w:styleId="172">
+  <w:style w:type="character" w:styleId="887">
     <w:name w:val="Emphasis"/>
-    <w:basedOn w:val="148"/>
+    <w:basedOn w:val="866"/>
     <w:uiPriority w:val="20"/>
     <w:qFormat/>
     <w:pPr>
@@ -34317,9 +34692,9 @@
       <w:iCs/>
     </w:rPr>
   </w:style>
-  <w:style w:type="character" w:styleId="173">
+  <w:style w:type="character" w:styleId="888">
     <w:name w:val="Strong"/>
-    <w:basedOn w:val="148"/>
+    <w:basedOn w:val="866"/>
     <w:uiPriority w:val="22"/>
     <w:qFormat/>
     <w:pPr>
@@ -34332,9 +34707,9 @@
       <w:bCs/>
     </w:rPr>
   </w:style>
-  <w:style w:type="character" w:styleId="174">
+  <w:style w:type="character" w:styleId="889">
     <w:name w:val="Subtle Reference"/>
-    <w:basedOn w:val="148"/>
+    <w:basedOn w:val="866"/>
     <w:uiPriority w:val="31"/>
     <w:qFormat/>
     <w:pPr>
@@ -34347,9 +34722,9 @@
       <w:color w:val="5a5a5a" w:themeColor="text1" w:themeTint="A5"/>
     </w:rPr>
   </w:style>
-  <w:style w:type="character" w:styleId="175">
+  <w:style w:type="character" w:styleId="890">
     <w:name w:val="Book Title"/>
-    <w:basedOn w:val="148"/>
+    <w:basedOn w:val="866"/>
     <w:uiPriority w:val="33"/>
     <w:qFormat/>
     <w:pPr>
@@ -34365,10 +34740,10 @@
       <w:spacing w:val="5"/>
     </w:rPr>
   </w:style>
-  <w:style w:type="paragraph" w:styleId="176">
+  <w:style w:type="paragraph" w:styleId="891">
     <w:name w:val="Header"/>
-    <w:basedOn w:val="664"/>
-    <w:link w:val="177"/>
+    <w:basedOn w:val="916"/>
+    <w:link w:val="892"/>
     <w:uiPriority w:val="99"/>
     <w:unhideWhenUsed/>
     <w:pPr>
@@ -34381,10 +34756,10 @@
       <w:ind/>
     </w:pPr>
   </w:style>
-  <w:style w:type="character" w:styleId="177">
+  <w:style w:type="character" w:styleId="892">
     <w:name w:val="Header Char"/>
-    <w:basedOn w:val="148"/>
-    <w:link w:val="176"/>
+    <w:basedOn w:val="866"/>
+    <w:link w:val="891"/>
     <w:uiPriority w:val="99"/>
     <w:pPr>
       <w:pBdr/>
@@ -34392,10 +34767,10 @@
       <w:ind/>
     </w:pPr>
   </w:style>
-  <w:style w:type="paragraph" w:styleId="178">
+  <w:style w:type="paragraph" w:styleId="893">
     <w:name w:val="Footer"/>
-    <w:basedOn w:val="664"/>
-    <w:link w:val="179"/>
+    <w:basedOn w:val="916"/>
+    <w:link w:val="894"/>
     <w:uiPriority w:val="99"/>
     <w:unhideWhenUsed/>
     <w:pPr>
@@ -34408,10 +34783,10 @@
       <w:ind/>
     </w:pPr>
   </w:style>
-  <w:style w:type="character" w:styleId="179">
+  <w:style w:type="character" w:styleId="894">
     <w:name w:val="Footer Char"/>
-    <w:basedOn w:val="148"/>
-    <w:link w:val="178"/>
+    <w:basedOn w:val="866"/>
+    <w:link w:val="893"/>
     <w:uiPriority w:val="99"/>
     <w:pPr>
       <w:pBdr/>
@@ -34419,10 +34794,10 @@
       <w:ind/>
     </w:pPr>
   </w:style>
-  <w:style w:type="paragraph" w:styleId="180">
+  <w:style w:type="paragraph" w:styleId="895">
     <w:name w:val="Caption"/>
-    <w:basedOn w:val="664"/>
-    <w:next w:val="664"/>
+    <w:basedOn w:val="916"/>
+    <w:next w:val="916"/>
     <w:uiPriority w:val="35"/>
     <w:unhideWhenUsed/>
     <w:qFormat/>
@@ -34439,10 +34814,10 @@
       <w:szCs w:val="18"/>
     </w:rPr>
   </w:style>
-  <w:style w:type="paragraph" w:styleId="181">
+  <w:style w:type="paragraph" w:styleId="896">
     <w:name w:val="footnote text"/>
-    <w:basedOn w:val="664"/>
-    <w:link w:val="182"/>
+    <w:basedOn w:val="916"/>
+    <w:link w:val="897"/>
     <w:uiPriority w:val="99"/>
     <w:semiHidden/>
     <w:unhideWhenUsed/>
@@ -34456,10 +34831,10 @@
       <w:szCs w:val="20"/>
     </w:rPr>
   </w:style>
-  <w:style w:type="character" w:styleId="182">
+  <w:style w:type="character" w:styleId="897">
     <w:name w:val="Footnote Text Char"/>
-    <w:basedOn w:val="148"/>
-    <w:link w:val="181"/>
+    <w:basedOn w:val="866"/>
+    <w:link w:val="896"/>
     <w:uiPriority w:val="99"/>
     <w:semiHidden/>
     <w:pPr>
@@ -34472,9 +34847,9 @@
       <w:szCs w:val="20"/>
     </w:rPr>
   </w:style>
-  <w:style w:type="character" w:styleId="183">
+  <w:style w:type="character" w:styleId="898">
     <w:name w:val="footnote reference"/>
-    <w:basedOn w:val="148"/>
+    <w:basedOn w:val="866"/>
     <w:uiPriority w:val="99"/>
     <w:semiHidden/>
     <w:unhideWhenUsed/>
@@ -34487,10 +34862,10 @@
       <w:vertAlign w:val="superscript"/>
     </w:rPr>
   </w:style>
-  <w:style w:type="paragraph" w:styleId="184">
+  <w:style w:type="paragraph" w:styleId="899">
     <w:name w:val="endnote text"/>
-    <w:basedOn w:val="664"/>
-    <w:link w:val="185"/>
+    <w:basedOn w:val="916"/>
+    <w:link w:val="900"/>
     <w:uiPriority w:val="99"/>
     <w:semiHidden/>
     <w:unhideWhenUsed/>
@@ -34504,10 +34879,10 @@
       <w:szCs w:val="20"/>
     </w:rPr>
   </w:style>
-  <w:style w:type="character" w:styleId="185">
+  <w:style w:type="character" w:styleId="900">
     <w:name w:val="Endnote Text Char"/>
-    <w:basedOn w:val="148"/>
-    <w:link w:val="184"/>
+    <w:basedOn w:val="866"/>
+    <w:link w:val="899"/>
     <w:uiPriority w:val="99"/>
     <w:semiHidden/>
     <w:pPr>
@@ -34520,9 +34895,9 @@
       <w:szCs w:val="20"/>
     </w:rPr>
   </w:style>
-  <w:style w:type="character" w:styleId="186">
+  <w:style w:type="character" w:styleId="901">
     <w:name w:val="endnote reference"/>
-    <w:basedOn w:val="148"/>
+    <w:basedOn w:val="866"/>
     <w:uiPriority w:val="99"/>
     <w:semiHidden/>
     <w:unhideWhenUsed/>
@@ -34535,9 +34910,9 @@
       <w:vertAlign w:val="superscript"/>
     </w:rPr>
   </w:style>
-  <w:style w:type="character" w:styleId="187">
+  <w:style w:type="character" w:styleId="902">
     <w:name w:val="Hyperlink"/>
-    <w:basedOn w:val="148"/>
+    <w:basedOn w:val="866"/>
     <w:uiPriority w:val="99"/>
     <w:unhideWhenUsed/>
     <w:pPr>
@@ -34550,9 +34925,9 @@
       <w:u w:val="single"/>
     </w:rPr>
   </w:style>
-  <w:style w:type="character" w:styleId="188">
+  <w:style w:type="character" w:styleId="903">
     <w:name w:val="FollowedHyperlink"/>
-    <w:basedOn w:val="148"/>
+    <w:basedOn w:val="866"/>
     <w:uiPriority w:val="99"/>
     <w:semiHidden/>
     <w:unhideWhenUsed/>
@@ -34566,10 +34941,10 @@
       <w:u w:val="single"/>
     </w:rPr>
   </w:style>
-  <w:style w:type="paragraph" w:styleId="189">
+  <w:style w:type="paragraph" w:styleId="904">
     <w:name w:val="toc 1"/>
-    <w:basedOn w:val="664"/>
-    <w:next w:val="664"/>
+    <w:basedOn w:val="916"/>
+    <w:next w:val="916"/>
     <w:uiPriority w:val="39"/>
     <w:unhideWhenUsed/>
     <w:pPr>
@@ -34578,10 +34953,10 @@
       <w:ind/>
     </w:pPr>
   </w:style>
-  <w:style w:type="paragraph" w:styleId="190">
+  <w:style w:type="paragraph" w:styleId="905">
     <w:name w:val="toc 2"/>
-    <w:basedOn w:val="664"/>
-    <w:next w:val="664"/>
+    <w:basedOn w:val="916"/>
+    <w:next w:val="916"/>
     <w:uiPriority w:val="39"/>
     <w:unhideWhenUsed/>
     <w:pPr>
@@ -34590,10 +34965,10 @@
       <w:ind w:left="220"/>
     </w:pPr>
   </w:style>
-  <w:style w:type="paragraph" w:styleId="191">
+  <w:style w:type="paragraph" w:styleId="906">
     <w:name w:val="toc 3"/>
-    <w:basedOn w:val="664"/>
-    <w:next w:val="664"/>
+    <w:basedOn w:val="916"/>
+    <w:next w:val="916"/>
     <w:uiPriority w:val="39"/>
     <w:unhideWhenUsed/>
     <w:pPr>
@@ -34602,10 +34977,10 @@
       <w:ind w:left="440"/>
     </w:pPr>
   </w:style>
-  <w:style w:type="paragraph" w:styleId="192">
+  <w:style w:type="paragraph" w:styleId="907">
     <w:name w:val="toc 4"/>
-    <w:basedOn w:val="664"/>
-    <w:next w:val="664"/>
+    <w:basedOn w:val="916"/>
+    <w:next w:val="916"/>
     <w:uiPriority w:val="39"/>
     <w:unhideWhenUsed/>
     <w:pPr>
@@ -34614,10 +34989,10 @@
       <w:ind w:left="660"/>
     </w:pPr>
   </w:style>
-  <w:style w:type="paragraph" w:styleId="193">
+  <w:style w:type="paragraph" w:styleId="908">
     <w:name w:val="toc 5"/>
-    <w:basedOn w:val="664"/>
-    <w:next w:val="664"/>
+    <w:basedOn w:val="916"/>
+    <w:next w:val="916"/>
     <w:uiPriority w:val="39"/>
     <w:unhideWhenUsed/>
     <w:pPr>
@@ -34626,10 +35001,10 @@
       <w:ind w:left="880"/>
     </w:pPr>
   </w:style>
-  <w:style w:type="paragraph" w:styleId="194">
+  <w:style w:type="paragraph" w:styleId="909">
     <w:name w:val="toc 6"/>
-    <w:basedOn w:val="664"/>
-    <w:next w:val="664"/>
+    <w:basedOn w:val="916"/>
+    <w:next w:val="916"/>
     <w:uiPriority w:val="39"/>
     <w:unhideWhenUsed/>
     <w:pPr>
@@ -34638,10 +35013,10 @@
       <w:ind w:left="1100"/>
     </w:pPr>
   </w:style>
-  <w:style w:type="paragraph" w:styleId="195">
+  <w:style w:type="paragraph" w:styleId="910">
     <w:name w:val="toc 7"/>
-    <w:basedOn w:val="664"/>
-    <w:next w:val="664"/>
+    <w:basedOn w:val="916"/>
+    <w:next w:val="916"/>
     <w:uiPriority w:val="39"/>
     <w:unhideWhenUsed/>
     <w:pPr>
@@ -34650,10 +35025,10 @@
       <w:ind w:left="1320"/>
     </w:pPr>
   </w:style>
-  <w:style w:type="paragraph" w:styleId="196">
+  <w:style w:type="paragraph" w:styleId="911">
     <w:name w:val="toc 8"/>
-    <w:basedOn w:val="664"/>
-    <w:next w:val="664"/>
+    <w:basedOn w:val="916"/>
+    <w:next w:val="916"/>
     <w:uiPriority w:val="39"/>
     <w:unhideWhenUsed/>
     <w:pPr>
@@ -34662,10 +35037,10 @@
       <w:ind w:left="1540"/>
     </w:pPr>
   </w:style>
-  <w:style w:type="paragraph" w:styleId="197">
+  <w:style w:type="paragraph" w:styleId="912">
     <w:name w:val="toc 9"/>
-    <w:basedOn w:val="664"/>
-    <w:next w:val="664"/>
+    <w:basedOn w:val="916"/>
+    <w:next w:val="916"/>
     <w:uiPriority w:val="39"/>
     <w:unhideWhenUsed/>
     <w:pPr>
@@ -34674,9 +35049,9 @@
       <w:ind w:left="1760"/>
     </w:pPr>
   </w:style>
-  <w:style w:type="character" w:styleId="198">
+  <w:style w:type="character" w:styleId="913">
     <w:name w:val="Placeholder Text"/>
-    <w:basedOn w:val="148"/>
+    <w:basedOn w:val="866"/>
     <w:uiPriority w:val="99"/>
     <w:semiHidden/>
     <w:pPr>
@@ -34688,7 +35063,7 @@
       <w:color w:val="666666"/>
     </w:rPr>
   </w:style>
-  <w:style w:type="paragraph" w:styleId="208">
+  <w:style w:type="paragraph" w:styleId="914">
     <w:name w:val="TOC Heading"/>
     <w:uiPriority w:val="39"/>
     <w:unhideWhenUsed/>
@@ -34698,10 +35073,10 @@
       <w:ind/>
     </w:pPr>
   </w:style>
-  <w:style w:type="paragraph" w:styleId="209">
+  <w:style w:type="paragraph" w:styleId="915">
     <w:name w:val="table of figures"/>
-    <w:basedOn w:val="664"/>
-    <w:next w:val="664"/>
+    <w:basedOn w:val="916"/>
+    <w:next w:val="916"/>
     <w:uiPriority w:val="99"/>
     <w:unhideWhenUsed/>
     <w:pPr>
@@ -34710,7 +35085,7 @@
       <w:ind/>
     </w:pPr>
   </w:style>
-  <w:style w:type="paragraph" w:styleId="664" w:default="1">
+  <w:style w:type="paragraph" w:styleId="916" w:default="1">
     <w:name w:val="Normal"/>
     <w:qFormat/>
     <w:pPr>
@@ -34725,7 +35100,7 @@
       <w:szCs w:val="24"/>
     </w:rPr>
   </w:style>
-  <w:style w:type="table" w:styleId="665" w:default="1">
+  <w:style w:type="table" w:styleId="917" w:default="1">
     <w:name w:val="Normal Table"/>
     <w:uiPriority w:val="99"/>
     <w:semiHidden/>
@@ -34918,7 +35293,7 @@
       </w:tcPr>
     </w:tblStylePr>
   </w:style>
-  <w:style w:type="numbering" w:styleId="666" w:default="1">
+  <w:style w:type="numbering" w:styleId="918" w:default="1">
     <w:name w:val="No List"/>
     <w:uiPriority w:val="99"/>
     <w:semiHidden/>
@@ -34929,9 +35304,9 @@
       <w:ind/>
     </w:pPr>
   </w:style>
-  <w:style w:type="paragraph" w:styleId="667">
+  <w:style w:type="paragraph" w:styleId="919">
     <w:name w:val="No Spacing"/>
-    <w:basedOn w:val="664"/>
+    <w:basedOn w:val="916"/>
     <w:uiPriority w:val="1"/>
     <w:qFormat/>
     <w:pPr>
@@ -34940,9 +35315,9 @@
       <w:ind/>
     </w:pPr>
   </w:style>
-  <w:style w:type="paragraph" w:styleId="668">
+  <w:style w:type="paragraph" w:styleId="920">
     <w:name w:val="List Paragraph"/>
-    <w:basedOn w:val="664"/>
+    <w:basedOn w:val="916"/>
     <w:uiPriority w:val="34"/>
     <w:qFormat/>
     <w:pPr>
@@ -34952,9 +35327,9 @@
       <w:contextualSpacing w:val="true"/>
     </w:pPr>
   </w:style>
-  <w:style w:type="character" w:styleId="1_1" w:customStyle="1">
+  <w:style w:type="character" w:styleId="921" w:customStyle="1">
     <w:name w:val="fontstyle01"/>
-    <w:basedOn w:val="664"/>
+    <w:basedOn w:val="916"/>
     <w:pPr>
       <w:pBdr/>
       <w:spacing/>
@@ -34967,9 +35342,9 @@
       <w:szCs w:val="36"/>
     </w:rPr>
   </w:style>
-  <w:style w:type="character" w:styleId="1_34" w:customStyle="1">
+  <w:style w:type="character" w:styleId="922" w:customStyle="1">
     <w:name w:val="fontstyle02"/>
-    <w:basedOn w:val="664"/>
+    <w:basedOn w:val="916"/>
     <w:pPr>
       <w:pBdr/>
       <w:spacing/>
